--- a/session-ma/1 Основы функционального программирования (Гордеев Андрей Борисович)/Практические/Соколов Д.А Ик-731 - Практическая к теме 8.docx
+++ b/session-ma/1 Основы функционального программирования (Гордеев Андрей Борисович)/Практические/Соколов Д.А Ик-731 - Практическая к теме 8.docx
@@ -833,7 +833,33 @@
                 <w:szCs w:val="16"/>
                 <w:lang w:eastAsia="ru-RU"/>
               </w:rPr>
-              <w:t>(подпись)                                       (фамилия, инициалы)</w:t>
+              <w:t>(</w:t>
+            </w:r>
+            <w:proofErr w:type="gramStart"/>
+            <w:r>
+              <w:rPr>
+                <w:rFonts w:ascii="Times New Roman" w:hAnsi="Times New Roman"/>
+                <w:i/>
+                <w:iCs/>
+                <w:color w:val="auto"/>
+                <w:sz w:val="16"/>
+                <w:szCs w:val="16"/>
+                <w:lang w:eastAsia="ru-RU"/>
+              </w:rPr>
+              <w:t xml:space="preserve">подпись)   </w:t>
+            </w:r>
+            <w:proofErr w:type="gramEnd"/>
+            <w:r>
+              <w:rPr>
+                <w:rFonts w:ascii="Times New Roman" w:hAnsi="Times New Roman"/>
+                <w:i/>
+                <w:iCs/>
+                <w:color w:val="auto"/>
+                <w:sz w:val="16"/>
+                <w:szCs w:val="16"/>
+                <w:lang w:eastAsia="ru-RU"/>
+              </w:rPr>
+              <w:t xml:space="preserve">                                    (фамилия, инициалы)</w:t>
             </w:r>
           </w:p>
         </w:tc>
@@ -1414,7 +1440,33 @@
                 <w:szCs w:val="16"/>
                 <w:lang w:eastAsia="ru-RU"/>
               </w:rPr>
-              <w:t>(подпись)                                      (фамилия, инициалы)</w:t>
+              <w:t>(</w:t>
+            </w:r>
+            <w:proofErr w:type="gramStart"/>
+            <w:r>
+              <w:rPr>
+                <w:rFonts w:ascii="Times New Roman" w:hAnsi="Times New Roman"/>
+                <w:i/>
+                <w:iCs/>
+                <w:color w:val="auto"/>
+                <w:sz w:val="16"/>
+                <w:szCs w:val="16"/>
+                <w:lang w:eastAsia="ru-RU"/>
+              </w:rPr>
+              <w:t xml:space="preserve">подпись)   </w:t>
+            </w:r>
+            <w:proofErr w:type="gramEnd"/>
+            <w:r>
+              <w:rPr>
+                <w:rFonts w:ascii="Times New Roman" w:hAnsi="Times New Roman"/>
+                <w:i/>
+                <w:iCs/>
+                <w:color w:val="auto"/>
+                <w:sz w:val="16"/>
+                <w:szCs w:val="16"/>
+                <w:lang w:eastAsia="ru-RU"/>
+              </w:rPr>
+              <w:t xml:space="preserve">                                   (фамилия, инициалы)</w:t>
             </w:r>
           </w:p>
         </w:tc>
@@ -1552,47 +1604,7 @@
           <w:sz w:val="28"/>
           <w:szCs w:val="28"/>
         </w:rPr>
-        <w:t xml:space="preserve">1. Составить программу, которая выводит на экран все алфавитно-цифровые последовательности, содержащиеся в файле. Алфавитно-цифровой называется непрерывная последовательность цифр и букв латинского алфавита. Пример: если файл содержит символы </w:t>
-      </w:r>
-      <w:proofErr w:type="spellStart"/>
-      <w:r>
-        <w:rPr>
-          <w:b/>
-          <w:bCs/>
-          <w:sz w:val="28"/>
-          <w:szCs w:val="28"/>
-        </w:rPr>
-        <w:t>asdf</w:t>
-      </w:r>
-      <w:proofErr w:type="spellEnd"/>
-      <w:r>
-        <w:rPr>
-          <w:b/>
-          <w:bCs/>
-          <w:sz w:val="28"/>
-          <w:szCs w:val="28"/>
-        </w:rPr>
-        <w:t xml:space="preserve">-+^&amp;@qwert1y!@# то результатом работы программы должно быть: </w:t>
-      </w:r>
-      <w:proofErr w:type="spellStart"/>
-      <w:r>
-        <w:rPr>
-          <w:b/>
-          <w:bCs/>
-          <w:sz w:val="28"/>
-          <w:szCs w:val="28"/>
-        </w:rPr>
-        <w:t>asdf</w:t>
-      </w:r>
-      <w:proofErr w:type="spellEnd"/>
-      <w:r>
-        <w:rPr>
-          <w:b/>
-          <w:bCs/>
-          <w:sz w:val="28"/>
-          <w:szCs w:val="28"/>
-        </w:rPr>
-        <w:t xml:space="preserve"> qwert1y</w:t>
+        <w:t>1. Составить программу, которая должна считывать с командной строки имена двух файлов и выводить на экран те строки этих файлов, которые отличаются друг от друга.</w:t>
       </w:r>
     </w:p>
     <w:p>
@@ -1605,40 +1617,68 @@
           <w:szCs w:val="28"/>
         </w:rPr>
       </w:pPr>
+    </w:p>
+    <w:p>
+      <w:pPr>
+        <w:spacing w:line="360" w:lineRule="auto"/>
+        <w:ind w:firstLine="425"/>
+        <w:jc w:val="both"/>
+        <w:rPr>
+          <w:b/>
+          <w:bCs/>
+          <w:sz w:val="28"/>
+          <w:szCs w:val="28"/>
+        </w:rPr>
+      </w:pPr>
       <w:r>
         <w:rPr>
-          <w:sz w:val="28"/>
-          <w:szCs w:val="28"/>
-        </w:rPr>
-        <w:t xml:space="preserve">Перед выполнением данного задания я создал файл </w:t>
+          <w:b/>
+          <w:bCs/>
+          <w:sz w:val="28"/>
+          <w:szCs w:val="28"/>
+        </w:rPr>
+        <w:t>2. Составить программу, принимающую имя файла и выводящая его строки, перед каждой из которых записывается ее номер.</w:t>
       </w:r>
-      <w:proofErr w:type="spellStart"/>
+    </w:p>
+    <w:p>
+      <w:pPr>
+        <w:spacing w:line="360" w:lineRule="auto"/>
+        <w:ind w:firstLine="425"/>
+        <w:jc w:val="both"/>
+        <w:rPr>
+          <w:sz w:val="28"/>
+          <w:szCs w:val="28"/>
+          <w:lang w:val="en-US"/>
+        </w:rPr>
+      </w:pPr>
+      <w:bookmarkStart w:id="2" w:name="_GoBack"/>
+      <w:bookmarkEnd w:id="2"/>
+    </w:p>
+    <w:p>
+      <w:pPr>
+        <w:spacing w:line="360" w:lineRule="auto"/>
+        <w:ind w:firstLine="425"/>
+        <w:jc w:val="both"/>
+        <w:rPr>
+          <w:b/>
+          <w:bCs/>
+          <w:sz w:val="28"/>
+          <w:szCs w:val="28"/>
+        </w:rPr>
+      </w:pPr>
       <w:r>
         <w:rPr>
-          <w:sz w:val="28"/>
-          <w:szCs w:val="28"/>
-          <w:lang w:val="en-US"/>
-        </w:rPr>
-        <w:t>pr</w:t>
-      </w:r>
-      <w:proofErr w:type="spellEnd"/>
-      <w:r>
-        <w:rPr>
-          <w:sz w:val="28"/>
-          <w:szCs w:val="28"/>
-        </w:rPr>
-        <w:t>2-1.</w:t>
+          <w:b/>
+          <w:bCs/>
+          <w:sz w:val="28"/>
+          <w:szCs w:val="28"/>
+        </w:rPr>
+        <w:t>3. Составить программу, которая считывает из файла матрицу и выводит на</w:t>
       </w:r>
       <w:r>
         <w:rPr>
-          <w:sz w:val="28"/>
-          <w:szCs w:val="28"/>
-          <w:lang w:val="en-US"/>
-        </w:rPr>
-        <w:t>txt</w:t>
-      </w:r>
-      <w:r>
-        <w:rPr>
+          <w:b/>
+          <w:bCs/>
           <w:sz w:val="28"/>
           <w:szCs w:val="28"/>
         </w:rPr>
@@ -1646,191 +1686,13 @@
       </w:r>
       <w:r>
         <w:rPr>
-          <w:sz w:val="28"/>
-          <w:szCs w:val="28"/>
-        </w:rPr>
-        <w:t xml:space="preserve">в той-же директории, где лежит файл </w:t>
+          <w:b/>
+          <w:bCs/>
+          <w:sz w:val="28"/>
+          <w:szCs w:val="28"/>
+        </w:rPr>
+        <w:t>экран суммы столбцов этой матрицы.</w:t>
       </w:r>
-      <w:proofErr w:type="spellStart"/>
-      <w:r>
-        <w:rPr>
-          <w:sz w:val="28"/>
-          <w:szCs w:val="28"/>
-          <w:lang w:val="en-US"/>
-        </w:rPr>
-        <w:t>pr</w:t>
-      </w:r>
-      <w:proofErr w:type="spellEnd"/>
-      <w:r>
-        <w:rPr>
-          <w:sz w:val="28"/>
-          <w:szCs w:val="28"/>
-        </w:rPr>
-        <w:t>2-1.</w:t>
-      </w:r>
-      <w:proofErr w:type="spellStart"/>
-      <w:r>
-        <w:rPr>
-          <w:sz w:val="28"/>
-          <w:szCs w:val="28"/>
-          <w:lang w:val="en-US"/>
-        </w:rPr>
-        <w:t>hs</w:t>
-      </w:r>
-      <w:proofErr w:type="spellEnd"/>
-      <w:r>
-        <w:rPr>
-          <w:sz w:val="28"/>
-          <w:szCs w:val="28"/>
-        </w:rPr>
-        <w:t xml:space="preserve">. </w:t>
-      </w:r>
-      <w:r>
-        <w:rPr>
-          <w:sz w:val="28"/>
-          <w:szCs w:val="28"/>
-        </w:rPr>
-        <w:t>Файл имеет следующее содержание</w:t>
-      </w:r>
-      <w:r>
-        <w:rPr>
-          <w:sz w:val="28"/>
-          <w:szCs w:val="28"/>
-        </w:rPr>
-        <w:t xml:space="preserve"> </w:t>
-      </w:r>
-      <w:r>
-        <w:rPr>
-          <w:sz w:val="28"/>
-          <w:szCs w:val="28"/>
-        </w:rPr>
-        <w:t>(</w:t>
-      </w:r>
-      <w:r>
-        <w:rPr>
-          <w:sz w:val="28"/>
-          <w:szCs w:val="28"/>
-        </w:rPr>
-        <w:t>рис.1</w:t>
-      </w:r>
-      <w:r>
-        <w:rPr>
-          <w:sz w:val="28"/>
-          <w:szCs w:val="28"/>
-        </w:rPr>
-        <w:t>)</w:t>
-      </w:r>
-      <w:r>
-        <w:rPr>
-          <w:sz w:val="28"/>
-          <w:szCs w:val="28"/>
-        </w:rPr>
-        <w:t>:</w:t>
-      </w:r>
-    </w:p>
-    <w:p>
-      <w:pPr>
-        <w:spacing w:line="360" w:lineRule="auto"/>
-        <w:jc w:val="center"/>
-        <w:rPr>
-          <w:sz w:val="28"/>
-          <w:szCs w:val="28"/>
-        </w:rPr>
-      </w:pPr>
-      <w:r>
-        <w:rPr>
-          <w:noProof/>
-          <w:sz w:val="28"/>
-          <w:szCs w:val="28"/>
-        </w:rPr>
-        <w:drawing>
-          <wp:inline distT="0" distB="0" distL="0" distR="0" wp14:anchorId="5F41A940" wp14:editId="1B652AF7">
-            <wp:extent cx="4224241" cy="1960376"/>
-            <wp:effectExtent l="0" t="0" r="5080" b="1905"/>
-            <wp:docPr id="1" name="Рисунок 1"/>
-            <wp:cNvGraphicFramePr>
-              <a:graphicFrameLocks xmlns:a="http://schemas.openxmlformats.org/drawingml/2006/main" noChangeAspect="1"/>
-            </wp:cNvGraphicFramePr>
-            <a:graphic xmlns:a="http://schemas.openxmlformats.org/drawingml/2006/main">
-              <a:graphicData uri="http://schemas.openxmlformats.org/drawingml/2006/picture">
-                <pic:pic xmlns:pic="http://schemas.openxmlformats.org/drawingml/2006/picture">
-                  <pic:nvPicPr>
-                    <pic:cNvPr id="1" name=""/>
-                    <pic:cNvPicPr/>
-                  </pic:nvPicPr>
-                  <pic:blipFill>
-                    <a:blip r:embed="rId6"/>
-                    <a:stretch>
-                      <a:fillRect/>
-                    </a:stretch>
-                  </pic:blipFill>
-                  <pic:spPr>
-                    <a:xfrm>
-                      <a:off x="0" y="0"/>
-                      <a:ext cx="4260423" cy="1977167"/>
-                    </a:xfrm>
-                    <a:prstGeom prst="rect">
-                      <a:avLst/>
-                    </a:prstGeom>
-                  </pic:spPr>
-                </pic:pic>
-              </a:graphicData>
-            </a:graphic>
-          </wp:inline>
-        </w:drawing>
-      </w:r>
-    </w:p>
-    <w:p>
-      <w:pPr>
-        <w:spacing w:line="360" w:lineRule="auto"/>
-        <w:ind w:firstLine="425"/>
-        <w:jc w:val="center"/>
-        <w:rPr>
-          <w:sz w:val="28"/>
-          <w:szCs w:val="28"/>
-        </w:rPr>
-      </w:pPr>
-      <w:r>
-        <w:rPr>
-          <w:sz w:val="28"/>
-          <w:szCs w:val="28"/>
-        </w:rPr>
-        <w:t xml:space="preserve">Рис.1 – Файл </w:t>
-      </w:r>
-      <w:r>
-        <w:rPr>
-          <w:sz w:val="28"/>
-          <w:szCs w:val="28"/>
-          <w:lang w:val="en-US"/>
-        </w:rPr>
-        <w:t>pr</w:t>
-      </w:r>
-      <w:r>
-        <w:rPr>
-          <w:sz w:val="28"/>
-          <w:szCs w:val="28"/>
-        </w:rPr>
-        <w:t>2-1.</w:t>
-      </w:r>
-      <w:r>
-        <w:rPr>
-          <w:sz w:val="28"/>
-          <w:szCs w:val="28"/>
-          <w:lang w:val="en-US"/>
-        </w:rPr>
-        <w:t>txt</w:t>
-      </w:r>
-    </w:p>
-    <w:p>
-      <w:pPr>
-        <w:spacing w:line="360" w:lineRule="auto"/>
-        <w:ind w:firstLine="425"/>
-        <w:jc w:val="center"/>
-        <w:rPr>
-          <w:sz w:val="28"/>
-          <w:szCs w:val="28"/>
-        </w:rPr>
-      </w:pPr>
     </w:p>
     <w:p>
       <w:pPr>
@@ -1842,20 +1704,6 @@
           <w:szCs w:val="28"/>
         </w:rPr>
       </w:pPr>
-      <w:r>
-        <w:rPr>
-          <w:sz w:val="28"/>
-          <w:szCs w:val="28"/>
-        </w:rPr>
-        <w:t xml:space="preserve">Затем я написал программу, которая </w:t>
-      </w:r>
-      <w:r>
-        <w:rPr>
-          <w:sz w:val="28"/>
-          <w:szCs w:val="28"/>
-        </w:rPr>
-        <w:t xml:space="preserve">с помощью двух функций выполняет поставленные требования. </w:t>
-      </w:r>
     </w:p>
     <w:p>
       <w:pPr>
@@ -1863,101 +1711,20 @@
         <w:ind w:firstLine="425"/>
         <w:jc w:val="both"/>
         <w:rPr>
+          <w:b/>
+          <w:bCs/>
           <w:sz w:val="28"/>
           <w:szCs w:val="28"/>
         </w:rPr>
       </w:pPr>
       <w:r>
         <w:rPr>
-          <w:sz w:val="28"/>
-          <w:szCs w:val="28"/>
-        </w:rPr>
-        <w:t>Функция которая возвращает только цифры и буквы латинского алфавита (в двух регистрах) (рис.2)</w:t>
-      </w:r>
-    </w:p>
-    <w:p>
-      <w:pPr>
-        <w:spacing w:line="360" w:lineRule="auto"/>
-        <w:jc w:val="center"/>
-        <w:rPr>
-          <w:sz w:val="28"/>
-          <w:szCs w:val="28"/>
-        </w:rPr>
-      </w:pPr>
-      <w:r>
-        <w:rPr>
-          <w:noProof/>
-          <w:sz w:val="28"/>
-          <w:szCs w:val="28"/>
-        </w:rPr>
-        <w:drawing>
-          <wp:inline distT="0" distB="0" distL="0" distR="0" wp14:anchorId="22FBD6AC" wp14:editId="3267400E">
-            <wp:extent cx="4201111" cy="1571844"/>
-            <wp:effectExtent l="0" t="0" r="9525" b="9525"/>
-            <wp:docPr id="20" name="Рисунок 20"/>
-            <wp:cNvGraphicFramePr>
-              <a:graphicFrameLocks xmlns:a="http://schemas.openxmlformats.org/drawingml/2006/main" noChangeAspect="1"/>
-            </wp:cNvGraphicFramePr>
-            <a:graphic xmlns:a="http://schemas.openxmlformats.org/drawingml/2006/main">
-              <a:graphicData uri="http://schemas.openxmlformats.org/drawingml/2006/picture">
-                <pic:pic xmlns:pic="http://schemas.openxmlformats.org/drawingml/2006/picture">
-                  <pic:nvPicPr>
-                    <pic:cNvPr id="1" name=""/>
-                    <pic:cNvPicPr/>
-                  </pic:nvPicPr>
-                  <pic:blipFill>
-                    <a:blip r:embed="rId7"/>
-                    <a:stretch>
-                      <a:fillRect/>
-                    </a:stretch>
-                  </pic:blipFill>
-                  <pic:spPr>
-                    <a:xfrm>
-                      <a:off x="0" y="0"/>
-                      <a:ext cx="4201111" cy="1571844"/>
-                    </a:xfrm>
-                    <a:prstGeom prst="rect">
-                      <a:avLst/>
-                    </a:prstGeom>
-                  </pic:spPr>
-                </pic:pic>
-              </a:graphicData>
-            </a:graphic>
-          </wp:inline>
-        </w:drawing>
-      </w:r>
-    </w:p>
-    <w:p>
-      <w:pPr>
-        <w:spacing w:line="360" w:lineRule="auto"/>
-        <w:jc w:val="center"/>
-        <w:rPr>
-          <w:sz w:val="28"/>
-          <w:szCs w:val="28"/>
-        </w:rPr>
-      </w:pPr>
-      <w:r>
-        <w:rPr>
-          <w:sz w:val="28"/>
-          <w:szCs w:val="28"/>
-        </w:rPr>
-        <w:t>Рис.2 – Функция «</w:t>
-      </w:r>
-      <w:proofErr w:type="spellStart"/>
-      <w:r>
-        <w:rPr>
-          <w:sz w:val="28"/>
-          <w:szCs w:val="28"/>
-        </w:rPr>
-        <w:t>isLatinAndNum</w:t>
-      </w:r>
-      <w:proofErr w:type="spellEnd"/>
-      <w:r>
-        <w:rPr>
-          <w:sz w:val="28"/>
-          <w:szCs w:val="28"/>
-        </w:rPr>
-        <w:t>»</w:t>
+          <w:b/>
+          <w:bCs/>
+          <w:sz w:val="28"/>
+          <w:szCs w:val="28"/>
+        </w:rPr>
+        <w:t>4. Составить программу, которая считывает из файла матрицу и выводит на экран сумму диагональных элементов этой матрицы.</w:t>
       </w:r>
     </w:p>
     <w:p>
@@ -1970,106 +1737,6 @@
           <w:szCs w:val="28"/>
         </w:rPr>
       </w:pPr>
-      <w:r>
-        <w:rPr>
-          <w:sz w:val="28"/>
-          <w:szCs w:val="28"/>
-        </w:rPr>
-        <w:br w:type="page"/>
-      </w:r>
-      <w:r>
-        <w:rPr>
-          <w:sz w:val="28"/>
-          <w:szCs w:val="28"/>
-        </w:rPr>
-        <w:lastRenderedPageBreak/>
-        <w:t>Функция которая выводит только прошедшие проверку символы (рис.3)</w:t>
-      </w:r>
-    </w:p>
-    <w:p>
-      <w:pPr>
-        <w:spacing w:line="360" w:lineRule="auto"/>
-        <w:jc w:val="center"/>
-        <w:rPr>
-          <w:sz w:val="28"/>
-          <w:szCs w:val="28"/>
-        </w:rPr>
-      </w:pPr>
-      <w:r>
-        <w:rPr>
-          <w:noProof/>
-          <w:sz w:val="28"/>
-          <w:szCs w:val="28"/>
-        </w:rPr>
-        <w:drawing>
-          <wp:inline distT="0" distB="0" distL="0" distR="0" wp14:anchorId="70405AE5" wp14:editId="6FEBF588">
-            <wp:extent cx="4372585" cy="1571844"/>
-            <wp:effectExtent l="0" t="0" r="9525" b="9525"/>
-            <wp:docPr id="21" name="Рисунок 21"/>
-            <wp:cNvGraphicFramePr>
-              <a:graphicFrameLocks xmlns:a="http://schemas.openxmlformats.org/drawingml/2006/main" noChangeAspect="1"/>
-            </wp:cNvGraphicFramePr>
-            <a:graphic xmlns:a="http://schemas.openxmlformats.org/drawingml/2006/main">
-              <a:graphicData uri="http://schemas.openxmlformats.org/drawingml/2006/picture">
-                <pic:pic xmlns:pic="http://schemas.openxmlformats.org/drawingml/2006/picture">
-                  <pic:nvPicPr>
-                    <pic:cNvPr id="1" name=""/>
-                    <pic:cNvPicPr/>
-                  </pic:nvPicPr>
-                  <pic:blipFill>
-                    <a:blip r:embed="rId8"/>
-                    <a:stretch>
-                      <a:fillRect/>
-                    </a:stretch>
-                  </pic:blipFill>
-                  <pic:spPr>
-                    <a:xfrm>
-                      <a:off x="0" y="0"/>
-                      <a:ext cx="4372585" cy="1571844"/>
-                    </a:xfrm>
-                    <a:prstGeom prst="rect">
-                      <a:avLst/>
-                    </a:prstGeom>
-                  </pic:spPr>
-                </pic:pic>
-              </a:graphicData>
-            </a:graphic>
-          </wp:inline>
-        </w:drawing>
-      </w:r>
-    </w:p>
-    <w:p>
-      <w:pPr>
-        <w:spacing w:line="360" w:lineRule="auto"/>
-        <w:jc w:val="center"/>
-        <w:rPr>
-          <w:sz w:val="28"/>
-          <w:szCs w:val="28"/>
-        </w:rPr>
-      </w:pPr>
-      <w:r>
-        <w:rPr>
-          <w:sz w:val="28"/>
-          <w:szCs w:val="28"/>
-        </w:rPr>
-        <w:t>Рис.3 – Функция «</w:t>
-      </w:r>
-      <w:proofErr w:type="spellStart"/>
-      <w:r>
-        <w:rPr>
-          <w:sz w:val="28"/>
-          <w:szCs w:val="28"/>
-        </w:rPr>
-        <w:t>printTokens</w:t>
-      </w:r>
-      <w:proofErr w:type="spellEnd"/>
-      <w:r>
-        <w:rPr>
-          <w:sz w:val="28"/>
-          <w:szCs w:val="28"/>
-        </w:rPr>
-        <w:t>»</w:t>
-      </w:r>
     </w:p>
     <w:p>
       <w:pPr>
@@ -2077,10 +1744,21 @@
         <w:ind w:firstLine="425"/>
         <w:jc w:val="both"/>
         <w:rPr>
-          <w:sz w:val="28"/>
-          <w:szCs w:val="28"/>
-        </w:rPr>
-      </w:pPr>
+          <w:b/>
+          <w:bCs/>
+          <w:sz w:val="28"/>
+          <w:szCs w:val="28"/>
+        </w:rPr>
+      </w:pPr>
+      <w:r>
+        <w:rPr>
+          <w:b/>
+          <w:bCs/>
+          <w:sz w:val="28"/>
+          <w:szCs w:val="28"/>
+        </w:rPr>
+        <w:t>5. Составить программу, которая считывает две матрицы из файлов и записывает в третий файл матрицу, являющуюся их суммой.</w:t>
+      </w:r>
     </w:p>
     <w:p>
       <w:pPr>
@@ -2092,113 +1770,6 @@
           <w:szCs w:val="28"/>
         </w:rPr>
       </w:pPr>
-      <w:r>
-        <w:rPr>
-          <w:sz w:val="28"/>
-          <w:szCs w:val="28"/>
-        </w:rPr>
-        <w:t>Полный листинг программы</w:t>
-      </w:r>
-      <w:r>
-        <w:rPr>
-          <w:sz w:val="28"/>
-          <w:szCs w:val="28"/>
-        </w:rPr>
-        <w:t xml:space="preserve"> (</w:t>
-      </w:r>
-      <w:r>
-        <w:rPr>
-          <w:sz w:val="28"/>
-          <w:szCs w:val="28"/>
-        </w:rPr>
-        <w:t>рис.4</w:t>
-      </w:r>
-      <w:r>
-        <w:rPr>
-          <w:sz w:val="28"/>
-          <w:szCs w:val="28"/>
-        </w:rPr>
-        <w:t>):</w:t>
-      </w:r>
-    </w:p>
-    <w:p>
-      <w:pPr>
-        <w:spacing w:line="360" w:lineRule="auto"/>
-        <w:jc w:val="center"/>
-        <w:rPr>
-          <w:sz w:val="28"/>
-          <w:szCs w:val="28"/>
-        </w:rPr>
-      </w:pPr>
-      <w:r>
-        <w:rPr>
-          <w:noProof/>
-          <w:sz w:val="28"/>
-          <w:szCs w:val="28"/>
-        </w:rPr>
-        <w:drawing>
-          <wp:inline distT="0" distB="0" distL="0" distR="0" wp14:anchorId="3183965C" wp14:editId="61C2F84A">
-            <wp:extent cx="5940425" cy="4645025"/>
-            <wp:effectExtent l="0" t="0" r="3175" b="3175"/>
-            <wp:docPr id="22" name="Рисунок 22"/>
-            <wp:cNvGraphicFramePr>
-              <a:graphicFrameLocks xmlns:a="http://schemas.openxmlformats.org/drawingml/2006/main" noChangeAspect="1"/>
-            </wp:cNvGraphicFramePr>
-            <a:graphic xmlns:a="http://schemas.openxmlformats.org/drawingml/2006/main">
-              <a:graphicData uri="http://schemas.openxmlformats.org/drawingml/2006/picture">
-                <pic:pic xmlns:pic="http://schemas.openxmlformats.org/drawingml/2006/picture">
-                  <pic:nvPicPr>
-                    <pic:cNvPr id="1" name=""/>
-                    <pic:cNvPicPr/>
-                  </pic:nvPicPr>
-                  <pic:blipFill>
-                    <a:blip r:embed="rId9"/>
-                    <a:stretch>
-                      <a:fillRect/>
-                    </a:stretch>
-                  </pic:blipFill>
-                  <pic:spPr>
-                    <a:xfrm>
-                      <a:off x="0" y="0"/>
-                      <a:ext cx="5940425" cy="4645025"/>
-                    </a:xfrm>
-                    <a:prstGeom prst="rect">
-                      <a:avLst/>
-                    </a:prstGeom>
-                  </pic:spPr>
-                </pic:pic>
-              </a:graphicData>
-            </a:graphic>
-          </wp:inline>
-        </w:drawing>
-      </w:r>
-    </w:p>
-    <w:p>
-      <w:pPr>
-        <w:spacing w:line="360" w:lineRule="auto"/>
-        <w:jc w:val="center"/>
-        <w:rPr>
-          <w:sz w:val="28"/>
-          <w:szCs w:val="28"/>
-        </w:rPr>
-      </w:pPr>
-      <w:r>
-        <w:rPr>
-          <w:sz w:val="28"/>
-          <w:szCs w:val="28"/>
-        </w:rPr>
-        <w:t>Рис. 4 – Листинг программы</w:t>
-      </w:r>
-    </w:p>
-    <w:p>
-      <w:pPr>
-        <w:spacing w:line="360" w:lineRule="auto"/>
-        <w:jc w:val="center"/>
-        <w:rPr>
-          <w:sz w:val="28"/>
-          <w:szCs w:val="28"/>
-        </w:rPr>
-      </w:pPr>
     </w:p>
     <w:p>
       <w:pPr>
@@ -2212,1481 +1783,12 @@
       </w:pPr>
       <w:r>
         <w:rPr>
-          <w:sz w:val="28"/>
-          <w:szCs w:val="28"/>
-        </w:rPr>
-        <w:t xml:space="preserve">Результат работы программы приведен на рисунке 5. </w:t>
-      </w:r>
-    </w:p>
-    <w:p>
-      <w:pPr>
-        <w:spacing w:line="360" w:lineRule="auto"/>
-        <w:jc w:val="center"/>
-        <w:rPr>
-          <w:sz w:val="28"/>
-          <w:szCs w:val="28"/>
-        </w:rPr>
-      </w:pPr>
-      <w:r>
-        <w:rPr>
-          <w:noProof/>
-          <w:sz w:val="28"/>
-          <w:szCs w:val="28"/>
-        </w:rPr>
-        <w:lastRenderedPageBreak/>
-        <w:drawing>
-          <wp:inline distT="0" distB="0" distL="0" distR="0" wp14:anchorId="2ED302B6" wp14:editId="2CAF9C49">
-            <wp:extent cx="5701004" cy="3805685"/>
-            <wp:effectExtent l="0" t="0" r="0" b="4445"/>
-            <wp:docPr id="23" name="Рисунок 23"/>
-            <wp:cNvGraphicFramePr>
-              <a:graphicFrameLocks xmlns:a="http://schemas.openxmlformats.org/drawingml/2006/main" noChangeAspect="1"/>
-            </wp:cNvGraphicFramePr>
-            <a:graphic xmlns:a="http://schemas.openxmlformats.org/drawingml/2006/main">
-              <a:graphicData uri="http://schemas.openxmlformats.org/drawingml/2006/picture">
-                <pic:pic xmlns:pic="http://schemas.openxmlformats.org/drawingml/2006/picture">
-                  <pic:nvPicPr>
-                    <pic:cNvPr id="1" name=""/>
-                    <pic:cNvPicPr/>
-                  </pic:nvPicPr>
-                  <pic:blipFill rotWithShape="1">
-                    <a:blip r:embed="rId10"/>
-                    <a:srcRect b="7715"/>
-                    <a:stretch/>
-                  </pic:blipFill>
-                  <pic:spPr bwMode="auto">
-                    <a:xfrm>
-                      <a:off x="0" y="0"/>
-                      <a:ext cx="5721349" cy="3819266"/>
-                    </a:xfrm>
-                    <a:prstGeom prst="rect">
-                      <a:avLst/>
-                    </a:prstGeom>
-                    <a:ln>
-                      <a:noFill/>
-                    </a:ln>
-                    <a:extLst>
-                      <a:ext uri="{53640926-AAD7-44D8-BBD7-CCE9431645EC}">
-                        <a14:shadowObscured xmlns:a14="http://schemas.microsoft.com/office/drawing/2010/main"/>
-                      </a:ext>
-                    </a:extLst>
-                  </pic:spPr>
-                </pic:pic>
-              </a:graphicData>
-            </a:graphic>
-          </wp:inline>
-        </w:drawing>
-      </w:r>
-    </w:p>
-    <w:p>
-      <w:pPr>
-        <w:spacing w:line="360" w:lineRule="auto"/>
-        <w:jc w:val="center"/>
-        <w:rPr>
-          <w:sz w:val="28"/>
-          <w:szCs w:val="28"/>
-        </w:rPr>
-      </w:pPr>
-      <w:r>
-        <w:rPr>
-          <w:sz w:val="28"/>
-          <w:szCs w:val="28"/>
-        </w:rPr>
-        <w:t>Рис. 5 – Листинг программы</w:t>
-      </w:r>
-    </w:p>
-    <w:p>
-      <w:pPr>
-        <w:spacing w:line="360" w:lineRule="auto"/>
-        <w:jc w:val="both"/>
-        <w:rPr>
-          <w:sz w:val="28"/>
-          <w:szCs w:val="28"/>
-        </w:rPr>
-      </w:pPr>
-    </w:p>
-    <w:p>
-      <w:pPr>
-        <w:spacing w:line="360" w:lineRule="auto"/>
-        <w:ind w:firstLine="425"/>
-        <w:jc w:val="both"/>
-        <w:rPr>
-          <w:sz w:val="28"/>
-          <w:szCs w:val="28"/>
-        </w:rPr>
-      </w:pPr>
-      <w:r>
-        <w:rPr>
-          <w:sz w:val="28"/>
-          <w:szCs w:val="28"/>
-        </w:rPr>
-        <w:t>Алгоритм работы</w:t>
-      </w:r>
-      <w:r>
-        <w:rPr>
-          <w:sz w:val="28"/>
-          <w:szCs w:val="28"/>
-        </w:rPr>
-        <w:t xml:space="preserve">: </w:t>
-      </w:r>
-    </w:p>
-    <w:p>
-      <w:pPr>
-        <w:pStyle w:val="a7"/>
-        <w:numPr>
-          <w:ilvl w:val="0"/>
-          <w:numId w:val="3"/>
-        </w:numPr>
-        <w:spacing w:line="360" w:lineRule="auto"/>
-        <w:jc w:val="both"/>
-        <w:rPr>
-          <w:sz w:val="28"/>
-          <w:szCs w:val="28"/>
-        </w:rPr>
-      </w:pPr>
-      <w:r>
-        <w:rPr>
-          <w:sz w:val="28"/>
-          <w:szCs w:val="28"/>
-        </w:rPr>
-        <w:t xml:space="preserve">В главной функции создается переменная </w:t>
-      </w:r>
-      <w:r>
-        <w:rPr>
-          <w:sz w:val="28"/>
-          <w:szCs w:val="28"/>
-          <w:lang w:val="en-US"/>
-        </w:rPr>
-        <w:t>filename</w:t>
-      </w:r>
-      <w:r>
-        <w:rPr>
-          <w:sz w:val="28"/>
-          <w:szCs w:val="28"/>
-        </w:rPr>
-        <w:t xml:space="preserve"> </w:t>
-      </w:r>
-      <w:r>
-        <w:rPr>
-          <w:sz w:val="28"/>
-          <w:szCs w:val="28"/>
-        </w:rPr>
-        <w:t>–</w:t>
-      </w:r>
-      <w:r>
-        <w:rPr>
-          <w:sz w:val="28"/>
-          <w:szCs w:val="28"/>
-        </w:rPr>
-        <w:t xml:space="preserve"> </w:t>
-      </w:r>
-      <w:r>
-        <w:rPr>
-          <w:sz w:val="28"/>
-          <w:szCs w:val="28"/>
-        </w:rPr>
-        <w:t>хранит путь к файлу</w:t>
-      </w:r>
-    </w:p>
-    <w:p>
-      <w:pPr>
-        <w:pStyle w:val="a7"/>
-        <w:numPr>
-          <w:ilvl w:val="0"/>
-          <w:numId w:val="3"/>
-        </w:numPr>
-        <w:spacing w:line="360" w:lineRule="auto"/>
-        <w:jc w:val="both"/>
-        <w:rPr>
-          <w:sz w:val="28"/>
-          <w:szCs w:val="28"/>
-        </w:rPr>
-      </w:pPr>
-      <w:r>
-        <w:rPr>
-          <w:sz w:val="28"/>
-          <w:szCs w:val="28"/>
-        </w:rPr>
-        <w:t xml:space="preserve">В переменную </w:t>
-      </w:r>
-      <w:r>
-        <w:rPr>
-          <w:sz w:val="28"/>
-          <w:szCs w:val="28"/>
-          <w:lang w:val="en-US"/>
-        </w:rPr>
-        <w:t>content</w:t>
-      </w:r>
-      <w:r>
-        <w:rPr>
-          <w:sz w:val="28"/>
-          <w:szCs w:val="28"/>
-        </w:rPr>
-        <w:t xml:space="preserve"> </w:t>
-      </w:r>
-      <w:r>
-        <w:rPr>
-          <w:sz w:val="28"/>
-          <w:szCs w:val="28"/>
-        </w:rPr>
-        <w:t>помещается содержимое файла</w:t>
-      </w:r>
-    </w:p>
-    <w:p>
-      <w:pPr>
-        <w:pStyle w:val="a7"/>
-        <w:numPr>
-          <w:ilvl w:val="0"/>
-          <w:numId w:val="3"/>
-        </w:numPr>
-        <w:spacing w:line="360" w:lineRule="auto"/>
-        <w:jc w:val="both"/>
-        <w:rPr>
-          <w:sz w:val="28"/>
-          <w:szCs w:val="28"/>
-        </w:rPr>
-      </w:pPr>
-      <w:r>
-        <w:rPr>
-          <w:sz w:val="28"/>
-          <w:szCs w:val="28"/>
-        </w:rPr>
-        <w:t xml:space="preserve">В переменную </w:t>
-      </w:r>
-      <w:r>
-        <w:rPr>
-          <w:sz w:val="28"/>
-          <w:szCs w:val="28"/>
-          <w:lang w:val="en-US"/>
-        </w:rPr>
-        <w:t>cleaned</w:t>
-      </w:r>
-      <w:r>
-        <w:rPr>
-          <w:sz w:val="28"/>
-          <w:szCs w:val="28"/>
-        </w:rPr>
-        <w:t xml:space="preserve"> </w:t>
-      </w:r>
-      <w:r>
-        <w:rPr>
-          <w:sz w:val="28"/>
-          <w:szCs w:val="28"/>
-        </w:rPr>
-        <w:t>помещается новая очищенная строка с пробелами</w:t>
-      </w:r>
-    </w:p>
-    <w:p>
-      <w:pPr>
-        <w:pStyle w:val="a7"/>
-        <w:numPr>
-          <w:ilvl w:val="0"/>
-          <w:numId w:val="3"/>
-        </w:numPr>
-        <w:spacing w:line="360" w:lineRule="auto"/>
-        <w:jc w:val="both"/>
-        <w:rPr>
-          <w:sz w:val="28"/>
-          <w:szCs w:val="28"/>
-        </w:rPr>
-      </w:pPr>
-      <w:r>
-        <w:rPr>
-          <w:sz w:val="28"/>
-          <w:szCs w:val="28"/>
-        </w:rPr>
-        <w:t xml:space="preserve">В переменную </w:t>
-      </w:r>
-      <w:r>
-        <w:rPr>
-          <w:sz w:val="28"/>
-          <w:szCs w:val="28"/>
-          <w:lang w:val="en-US"/>
-        </w:rPr>
-        <w:t>tokens</w:t>
-      </w:r>
-      <w:r>
-        <w:rPr>
-          <w:sz w:val="28"/>
-          <w:szCs w:val="28"/>
-        </w:rPr>
-        <w:t xml:space="preserve"> </w:t>
-      </w:r>
-      <w:r>
-        <w:rPr>
-          <w:sz w:val="28"/>
-          <w:szCs w:val="28"/>
-        </w:rPr>
-        <w:t>помещается</w:t>
-      </w:r>
-      <w:r>
-        <w:rPr>
-          <w:sz w:val="28"/>
-          <w:szCs w:val="28"/>
-        </w:rPr>
-        <w:t xml:space="preserve"> массив строк (</w:t>
-      </w:r>
-      <w:r>
-        <w:rPr>
-          <w:sz w:val="28"/>
-          <w:szCs w:val="28"/>
-          <w:lang w:val="en-US"/>
-        </w:rPr>
-        <w:t>words</w:t>
-      </w:r>
-      <w:r>
-        <w:rPr>
-          <w:sz w:val="28"/>
-          <w:szCs w:val="28"/>
-        </w:rPr>
-        <w:t xml:space="preserve"> </w:t>
-      </w:r>
-      <w:r>
-        <w:rPr>
-          <w:sz w:val="28"/>
-          <w:szCs w:val="28"/>
-        </w:rPr>
-        <w:t>преобразует строку с пробелами в массив строк)</w:t>
-      </w:r>
-    </w:p>
-    <w:p>
-      <w:pPr>
-        <w:pStyle w:val="a7"/>
-        <w:numPr>
-          <w:ilvl w:val="0"/>
-          <w:numId w:val="3"/>
-        </w:numPr>
-        <w:spacing w:line="360" w:lineRule="auto"/>
-        <w:jc w:val="both"/>
-        <w:rPr>
-          <w:sz w:val="28"/>
-          <w:szCs w:val="28"/>
-        </w:rPr>
-      </w:pPr>
-      <w:r>
-        <w:rPr>
-          <w:sz w:val="28"/>
-          <w:szCs w:val="28"/>
-        </w:rPr>
-        <w:t xml:space="preserve">Вызывается функция </w:t>
-      </w:r>
-      <w:proofErr w:type="spellStart"/>
-      <w:r>
-        <w:rPr>
-          <w:sz w:val="28"/>
-          <w:szCs w:val="28"/>
-          <w:lang w:val="en-US"/>
-        </w:rPr>
-        <w:t>printTokens</w:t>
-      </w:r>
-      <w:proofErr w:type="spellEnd"/>
-      <w:r>
-        <w:rPr>
-          <w:sz w:val="28"/>
-          <w:szCs w:val="28"/>
-        </w:rPr>
-        <w:t xml:space="preserve"> </w:t>
-      </w:r>
-      <w:r>
-        <w:rPr>
-          <w:sz w:val="28"/>
-          <w:szCs w:val="28"/>
-        </w:rPr>
-        <w:t xml:space="preserve">с аргументом </w:t>
-      </w:r>
-      <w:r>
-        <w:rPr>
-          <w:sz w:val="28"/>
-          <w:szCs w:val="28"/>
-          <w:lang w:val="en-US"/>
-        </w:rPr>
-        <w:t>tokens</w:t>
-      </w:r>
-      <w:r>
-        <w:rPr>
-          <w:sz w:val="28"/>
-          <w:szCs w:val="28"/>
-        </w:rPr>
-        <w:t xml:space="preserve"> </w:t>
-      </w:r>
-      <w:r>
-        <w:rPr>
-          <w:sz w:val="28"/>
-          <w:szCs w:val="28"/>
-        </w:rPr>
-        <w:t>и выводит оставшиеся символы через пробел.</w:t>
-      </w:r>
-    </w:p>
-    <w:p>
-      <w:pPr>
-        <w:spacing w:line="360" w:lineRule="auto"/>
-        <w:ind w:firstLine="425"/>
-        <w:jc w:val="both"/>
-        <w:rPr>
-          <w:sz w:val="28"/>
-          <w:szCs w:val="28"/>
-        </w:rPr>
-      </w:pPr>
-      <w:r>
-        <w:rPr>
-          <w:sz w:val="28"/>
-          <w:szCs w:val="28"/>
-        </w:rPr>
-        <w:t>Результат работы программы приведен на рисунке 6.</w:t>
-      </w:r>
-      <w:r>
-        <w:rPr>
-          <w:sz w:val="28"/>
-          <w:szCs w:val="28"/>
-        </w:rPr>
-        <w:t xml:space="preserve"> </w:t>
-      </w:r>
-    </w:p>
-    <w:p>
-      <w:pPr>
-        <w:spacing w:line="360" w:lineRule="auto"/>
-        <w:jc w:val="center"/>
-        <w:rPr>
-          <w:sz w:val="28"/>
-          <w:szCs w:val="28"/>
-        </w:rPr>
-      </w:pPr>
-      <w:r>
-        <w:rPr>
-          <w:noProof/>
-          <w:sz w:val="28"/>
-          <w:szCs w:val="28"/>
-        </w:rPr>
-        <w:drawing>
-          <wp:inline distT="0" distB="0" distL="0" distR="0" wp14:anchorId="109BA80B" wp14:editId="3E8A5CD4">
-            <wp:extent cx="2934109" cy="971686"/>
-            <wp:effectExtent l="0" t="0" r="0" b="0"/>
-            <wp:docPr id="24" name="Рисунок 24"/>
-            <wp:cNvGraphicFramePr>
-              <a:graphicFrameLocks xmlns:a="http://schemas.openxmlformats.org/drawingml/2006/main" noChangeAspect="1"/>
-            </wp:cNvGraphicFramePr>
-            <a:graphic xmlns:a="http://schemas.openxmlformats.org/drawingml/2006/main">
-              <a:graphicData uri="http://schemas.openxmlformats.org/drawingml/2006/picture">
-                <pic:pic xmlns:pic="http://schemas.openxmlformats.org/drawingml/2006/picture">
-                  <pic:nvPicPr>
-                    <pic:cNvPr id="1" name=""/>
-                    <pic:cNvPicPr/>
-                  </pic:nvPicPr>
-                  <pic:blipFill>
-                    <a:blip r:embed="rId11"/>
-                    <a:stretch>
-                      <a:fillRect/>
-                    </a:stretch>
-                  </pic:blipFill>
-                  <pic:spPr>
-                    <a:xfrm>
-                      <a:off x="0" y="0"/>
-                      <a:ext cx="2934109" cy="971686"/>
-                    </a:xfrm>
-                    <a:prstGeom prst="rect">
-                      <a:avLst/>
-                    </a:prstGeom>
-                  </pic:spPr>
-                </pic:pic>
-              </a:graphicData>
-            </a:graphic>
-          </wp:inline>
-        </w:drawing>
-      </w:r>
-    </w:p>
-    <w:p>
-      <w:pPr>
-        <w:spacing w:line="360" w:lineRule="auto"/>
-        <w:jc w:val="center"/>
-        <w:rPr>
-          <w:sz w:val="28"/>
-          <w:szCs w:val="28"/>
-        </w:rPr>
-      </w:pPr>
-      <w:r>
-        <w:rPr>
-          <w:sz w:val="28"/>
-          <w:szCs w:val="28"/>
-        </w:rPr>
-        <w:t>Рис.6 – Результат работы программы</w:t>
-      </w:r>
-    </w:p>
-    <w:p>
-      <w:pPr>
-        <w:spacing w:line="360" w:lineRule="auto"/>
-        <w:ind w:firstLine="425"/>
-        <w:jc w:val="both"/>
-        <w:rPr>
-          <w:b/>
-          <w:bCs/>
-          <w:sz w:val="28"/>
-          <w:szCs w:val="28"/>
-        </w:rPr>
-      </w:pPr>
-      <w:r>
-        <w:rPr>
-          <w:b/>
-          <w:bCs/>
-          <w:sz w:val="28"/>
-          <w:szCs w:val="28"/>
-        </w:rPr>
-        <w:lastRenderedPageBreak/>
-        <w:t>2. Составить программу, принимающую в командной строке имя файла и один из двух символов ’u’ или ’l’. В зависимости от того, какой из символов передан, она преобразует содержимое файла к верхнему или нижнему регистру и выводит на экран.</w:t>
-      </w:r>
-    </w:p>
-    <w:p>
-      <w:pPr>
-        <w:spacing w:line="360" w:lineRule="auto"/>
-        <w:ind w:firstLine="425"/>
-        <w:jc w:val="both"/>
-        <w:rPr>
-          <w:sz w:val="28"/>
-          <w:szCs w:val="28"/>
-        </w:rPr>
-      </w:pPr>
-      <w:r>
-        <w:rPr>
-          <w:sz w:val="28"/>
-          <w:szCs w:val="28"/>
-        </w:rPr>
-        <w:t xml:space="preserve">Для выполнения </w:t>
-      </w:r>
-      <w:r>
-        <w:rPr>
-          <w:sz w:val="28"/>
-          <w:szCs w:val="28"/>
-        </w:rPr>
-        <w:t>данного задания я импортировал модули представленные на рисунке 7.</w:t>
-      </w:r>
-    </w:p>
-    <w:p>
-      <w:pPr>
-        <w:spacing w:line="360" w:lineRule="auto"/>
-        <w:jc w:val="center"/>
-        <w:rPr>
-          <w:sz w:val="28"/>
-          <w:szCs w:val="28"/>
-        </w:rPr>
-      </w:pPr>
-      <w:r>
-        <w:rPr>
-          <w:noProof/>
-          <w:sz w:val="28"/>
-          <w:szCs w:val="28"/>
-        </w:rPr>
-        <w:drawing>
-          <wp:inline distT="0" distB="0" distL="0" distR="0" wp14:anchorId="41A6DAFB" wp14:editId="392BAAAC">
-            <wp:extent cx="4982270" cy="943107"/>
-            <wp:effectExtent l="0" t="0" r="0" b="9525"/>
-            <wp:docPr id="25" name="Рисунок 25"/>
-            <wp:cNvGraphicFramePr>
-              <a:graphicFrameLocks xmlns:a="http://schemas.openxmlformats.org/drawingml/2006/main" noChangeAspect="1"/>
-            </wp:cNvGraphicFramePr>
-            <a:graphic xmlns:a="http://schemas.openxmlformats.org/drawingml/2006/main">
-              <a:graphicData uri="http://schemas.openxmlformats.org/drawingml/2006/picture">
-                <pic:pic xmlns:pic="http://schemas.openxmlformats.org/drawingml/2006/picture">
-                  <pic:nvPicPr>
-                    <pic:cNvPr id="1" name=""/>
-                    <pic:cNvPicPr/>
-                  </pic:nvPicPr>
-                  <pic:blipFill>
-                    <a:blip r:embed="rId12"/>
-                    <a:stretch>
-                      <a:fillRect/>
-                    </a:stretch>
-                  </pic:blipFill>
-                  <pic:spPr>
-                    <a:xfrm>
-                      <a:off x="0" y="0"/>
-                      <a:ext cx="4982270" cy="943107"/>
-                    </a:xfrm>
-                    <a:prstGeom prst="rect">
-                      <a:avLst/>
-                    </a:prstGeom>
-                  </pic:spPr>
-                </pic:pic>
-              </a:graphicData>
-            </a:graphic>
-          </wp:inline>
-        </w:drawing>
-      </w:r>
-    </w:p>
-    <w:p>
-      <w:pPr>
-        <w:spacing w:line="360" w:lineRule="auto"/>
-        <w:jc w:val="center"/>
-        <w:rPr>
-          <w:sz w:val="28"/>
-          <w:szCs w:val="28"/>
-        </w:rPr>
-      </w:pPr>
-      <w:r>
-        <w:rPr>
-          <w:sz w:val="28"/>
-          <w:szCs w:val="28"/>
-        </w:rPr>
-        <w:t>Рис.</w:t>
-      </w:r>
-      <w:r>
-        <w:rPr>
-          <w:sz w:val="28"/>
-          <w:szCs w:val="28"/>
-        </w:rPr>
-        <w:t xml:space="preserve"> 7 – Модули </w:t>
-      </w:r>
-    </w:p>
-    <w:p>
-      <w:pPr>
-        <w:spacing w:line="360" w:lineRule="auto"/>
-        <w:jc w:val="center"/>
-        <w:rPr>
-          <w:sz w:val="28"/>
-          <w:szCs w:val="28"/>
-        </w:rPr>
-      </w:pPr>
-    </w:p>
-    <w:p>
-      <w:pPr>
-        <w:spacing w:line="360" w:lineRule="auto"/>
-        <w:ind w:firstLine="425"/>
-        <w:jc w:val="both"/>
-        <w:rPr>
-          <w:sz w:val="28"/>
-          <w:szCs w:val="28"/>
-        </w:rPr>
-      </w:pPr>
-      <w:proofErr w:type="spellStart"/>
-      <w:r>
-        <w:rPr>
-          <w:sz w:val="28"/>
-          <w:szCs w:val="28"/>
-        </w:rPr>
-        <w:t>getArgs</w:t>
-      </w:r>
-      <w:proofErr w:type="spellEnd"/>
-      <w:r>
-        <w:rPr>
-          <w:sz w:val="28"/>
-          <w:szCs w:val="28"/>
-        </w:rPr>
-        <w:t xml:space="preserve"> </w:t>
-      </w:r>
-      <w:r>
-        <w:rPr>
-          <w:sz w:val="28"/>
-          <w:szCs w:val="28"/>
-        </w:rPr>
-        <w:t xml:space="preserve">получает аргументы при запуске из командной строки, например при </w:t>
-      </w:r>
-      <w:r>
-        <w:rPr>
-          <w:sz w:val="28"/>
-          <w:szCs w:val="28"/>
-        </w:rPr>
-        <w:t xml:space="preserve">:main test.txt u </w:t>
-      </w:r>
-      <w:r>
-        <w:rPr>
-          <w:sz w:val="28"/>
-          <w:szCs w:val="28"/>
-        </w:rPr>
-        <w:t>–</w:t>
-      </w:r>
-      <w:r>
-        <w:rPr>
-          <w:sz w:val="28"/>
-          <w:szCs w:val="28"/>
-        </w:rPr>
-        <w:t xml:space="preserve"> </w:t>
-      </w:r>
-      <w:r>
-        <w:rPr>
-          <w:sz w:val="28"/>
-          <w:szCs w:val="28"/>
-        </w:rPr>
-        <w:t xml:space="preserve">в программе можно будет работать с двумя аргументами, первый будет </w:t>
-      </w:r>
-      <w:r>
-        <w:rPr>
-          <w:sz w:val="28"/>
-          <w:szCs w:val="28"/>
-        </w:rPr>
-        <w:t>filename</w:t>
-      </w:r>
-      <w:r>
-        <w:rPr>
-          <w:sz w:val="28"/>
-          <w:szCs w:val="28"/>
-        </w:rPr>
-        <w:t xml:space="preserve">, второй </w:t>
-      </w:r>
-      <w:r>
-        <w:rPr>
-          <w:sz w:val="28"/>
-          <w:szCs w:val="28"/>
-        </w:rPr>
-        <w:t>mode (</w:t>
-      </w:r>
-      <w:r>
-        <w:rPr>
-          <w:sz w:val="28"/>
-          <w:szCs w:val="28"/>
-        </w:rPr>
-        <w:t xml:space="preserve">режим верхний, либо нижний регистр </w:t>
-      </w:r>
-      <w:r>
-        <w:rPr>
-          <w:sz w:val="28"/>
-          <w:szCs w:val="28"/>
-        </w:rPr>
-        <w:t>)</w:t>
-      </w:r>
-    </w:p>
-    <w:p>
-      <w:pPr>
-        <w:spacing w:line="360" w:lineRule="auto"/>
-        <w:ind w:firstLine="425"/>
-        <w:jc w:val="both"/>
-        <w:rPr>
-          <w:sz w:val="28"/>
-          <w:szCs w:val="28"/>
-        </w:rPr>
-      </w:pPr>
-      <w:proofErr w:type="spellStart"/>
-      <w:r>
-        <w:rPr>
-          <w:sz w:val="28"/>
-          <w:szCs w:val="28"/>
-          <w:lang w:val="en-US"/>
-        </w:rPr>
-        <w:t>toUpper</w:t>
-      </w:r>
-      <w:proofErr w:type="spellEnd"/>
-      <w:r>
-        <w:rPr>
-          <w:sz w:val="28"/>
-          <w:szCs w:val="28"/>
-        </w:rPr>
-        <w:t xml:space="preserve"> </w:t>
-      </w:r>
-      <w:r>
-        <w:rPr>
-          <w:sz w:val="28"/>
-          <w:szCs w:val="28"/>
-        </w:rPr>
-        <w:t xml:space="preserve">и </w:t>
-      </w:r>
-      <w:proofErr w:type="spellStart"/>
-      <w:r>
-        <w:rPr>
-          <w:sz w:val="28"/>
-          <w:szCs w:val="28"/>
-          <w:lang w:val="en-US"/>
-        </w:rPr>
-        <w:t>toLower</w:t>
-      </w:r>
-      <w:proofErr w:type="spellEnd"/>
-      <w:r>
-        <w:rPr>
-          <w:sz w:val="28"/>
-          <w:szCs w:val="28"/>
-        </w:rPr>
-        <w:t xml:space="preserve"> – </w:t>
-      </w:r>
-      <w:r>
-        <w:rPr>
-          <w:sz w:val="28"/>
-          <w:szCs w:val="28"/>
-        </w:rPr>
-        <w:t>преобразовывают текст к верхнему и нижнему регистру.</w:t>
-      </w:r>
-    </w:p>
-    <w:p>
-      <w:pPr>
-        <w:spacing w:line="360" w:lineRule="auto"/>
-        <w:ind w:firstLine="425"/>
-        <w:jc w:val="both"/>
-        <w:rPr>
-          <w:sz w:val="28"/>
-          <w:szCs w:val="28"/>
-          <w:lang w:val="en-US"/>
-        </w:rPr>
-      </w:pPr>
-      <w:r>
-        <w:rPr>
-          <w:sz w:val="28"/>
-          <w:szCs w:val="28"/>
-        </w:rPr>
-        <w:t>Алгоритм работы программы</w:t>
-      </w:r>
-      <w:r>
-        <w:rPr>
-          <w:sz w:val="28"/>
-          <w:szCs w:val="28"/>
-          <w:lang w:val="en-US"/>
-        </w:rPr>
-        <w:t>:</w:t>
-      </w:r>
-    </w:p>
-    <w:p>
-      <w:pPr>
-        <w:pStyle w:val="a7"/>
-        <w:numPr>
-          <w:ilvl w:val="0"/>
-          <w:numId w:val="4"/>
-        </w:numPr>
-        <w:spacing w:line="360" w:lineRule="auto"/>
-        <w:ind w:left="426" w:firstLine="359"/>
-        <w:jc w:val="both"/>
-        <w:rPr>
-          <w:sz w:val="28"/>
-          <w:szCs w:val="28"/>
-        </w:rPr>
-      </w:pPr>
-      <w:r>
-        <w:rPr>
-          <w:sz w:val="28"/>
-          <w:szCs w:val="28"/>
-        </w:rPr>
-        <w:t xml:space="preserve">Получаем в </w:t>
-      </w:r>
-      <w:proofErr w:type="spellStart"/>
-      <w:r>
-        <w:rPr>
-          <w:sz w:val="28"/>
-          <w:szCs w:val="28"/>
-          <w:lang w:val="en-US"/>
-        </w:rPr>
-        <w:t>args</w:t>
-      </w:r>
-      <w:proofErr w:type="spellEnd"/>
-      <w:r>
-        <w:rPr>
-          <w:sz w:val="28"/>
-          <w:szCs w:val="28"/>
-        </w:rPr>
-        <w:t xml:space="preserve"> </w:t>
-      </w:r>
-      <w:r>
-        <w:rPr>
-          <w:sz w:val="28"/>
-          <w:szCs w:val="28"/>
-        </w:rPr>
-        <w:t>аргументы</w:t>
-      </w:r>
-      <w:r>
-        <w:rPr>
-          <w:sz w:val="28"/>
-          <w:szCs w:val="28"/>
-        </w:rPr>
-        <w:t xml:space="preserve"> </w:t>
-      </w:r>
-      <w:r>
-        <w:rPr>
-          <w:sz w:val="28"/>
-          <w:szCs w:val="28"/>
-        </w:rPr>
-        <w:t xml:space="preserve">с помощью </w:t>
-      </w:r>
-      <w:proofErr w:type="spellStart"/>
-      <w:r>
-        <w:rPr>
-          <w:sz w:val="28"/>
-          <w:szCs w:val="28"/>
-          <w:lang w:val="en-US"/>
-        </w:rPr>
-        <w:t>getArgs</w:t>
-      </w:r>
-      <w:proofErr w:type="spellEnd"/>
-      <w:r>
-        <w:rPr>
-          <w:sz w:val="28"/>
-          <w:szCs w:val="28"/>
-        </w:rPr>
-        <w:t xml:space="preserve"> (</w:t>
-      </w:r>
-      <w:r>
-        <w:rPr>
-          <w:sz w:val="28"/>
-          <w:szCs w:val="28"/>
-          <w:lang w:val="en-US"/>
-        </w:rPr>
-        <w:t>filename</w:t>
-      </w:r>
-      <w:r>
-        <w:rPr>
-          <w:sz w:val="28"/>
-          <w:szCs w:val="28"/>
-        </w:rPr>
-        <w:t xml:space="preserve"> </w:t>
-      </w:r>
-      <w:r>
-        <w:rPr>
-          <w:sz w:val="28"/>
-          <w:szCs w:val="28"/>
-        </w:rPr>
-        <w:t xml:space="preserve">и </w:t>
-      </w:r>
-      <w:r>
-        <w:rPr>
-          <w:sz w:val="28"/>
-          <w:szCs w:val="28"/>
-          <w:lang w:val="en-US"/>
-        </w:rPr>
-        <w:t>mode</w:t>
-      </w:r>
-      <w:r>
-        <w:rPr>
-          <w:sz w:val="28"/>
-          <w:szCs w:val="28"/>
-        </w:rPr>
-        <w:t>)</w:t>
-      </w:r>
-    </w:p>
-    <w:p>
-      <w:pPr>
-        <w:pStyle w:val="a7"/>
-        <w:numPr>
-          <w:ilvl w:val="0"/>
-          <w:numId w:val="4"/>
-        </w:numPr>
-        <w:spacing w:line="360" w:lineRule="auto"/>
-        <w:ind w:left="426" w:firstLine="359"/>
-        <w:jc w:val="both"/>
-        <w:rPr>
-          <w:sz w:val="28"/>
-          <w:szCs w:val="28"/>
-        </w:rPr>
-      </w:pPr>
-      <w:r>
-        <w:rPr>
-          <w:sz w:val="28"/>
-          <w:szCs w:val="28"/>
-        </w:rPr>
-        <w:t xml:space="preserve">Обрабатываем с помощью </w:t>
-      </w:r>
-      <w:r>
-        <w:rPr>
-          <w:sz w:val="28"/>
-          <w:szCs w:val="28"/>
-          <w:lang w:val="en-US"/>
-        </w:rPr>
-        <w:t>case</w:t>
-      </w:r>
-      <w:r>
-        <w:rPr>
-          <w:sz w:val="28"/>
-          <w:szCs w:val="28"/>
-        </w:rPr>
-        <w:t xml:space="preserve"> </w:t>
-      </w:r>
-      <w:r>
-        <w:rPr>
-          <w:sz w:val="28"/>
-          <w:szCs w:val="28"/>
-        </w:rPr>
-        <w:t>аргументы</w:t>
-      </w:r>
-    </w:p>
-    <w:p>
-      <w:pPr>
-        <w:pStyle w:val="a7"/>
-        <w:numPr>
-          <w:ilvl w:val="0"/>
-          <w:numId w:val="4"/>
-        </w:numPr>
-        <w:spacing w:line="360" w:lineRule="auto"/>
-        <w:ind w:left="426" w:firstLine="359"/>
-        <w:jc w:val="both"/>
-        <w:rPr>
-          <w:sz w:val="28"/>
-          <w:szCs w:val="28"/>
-        </w:rPr>
-      </w:pPr>
-      <w:r>
-        <w:rPr>
-          <w:sz w:val="28"/>
-          <w:szCs w:val="28"/>
-        </w:rPr>
-        <w:t xml:space="preserve">В переменную контент загружаем содержимое файла по </w:t>
-      </w:r>
-      <w:r>
-        <w:rPr>
-          <w:sz w:val="28"/>
-          <w:szCs w:val="28"/>
-          <w:lang w:val="en-US"/>
-        </w:rPr>
-        <w:t>filename</w:t>
-      </w:r>
-    </w:p>
-    <w:p>
-      <w:pPr>
-        <w:pStyle w:val="a7"/>
-        <w:numPr>
-          <w:ilvl w:val="0"/>
-          <w:numId w:val="4"/>
-        </w:numPr>
-        <w:spacing w:line="360" w:lineRule="auto"/>
-        <w:ind w:left="426" w:firstLine="359"/>
-        <w:jc w:val="both"/>
-        <w:rPr>
-          <w:sz w:val="28"/>
-          <w:szCs w:val="28"/>
-        </w:rPr>
-      </w:pPr>
-      <w:r>
-        <w:rPr>
-          <w:sz w:val="28"/>
-          <w:szCs w:val="28"/>
-          <w:lang w:val="en-US"/>
-        </w:rPr>
-        <w:t>C</w:t>
-      </w:r>
-      <w:r>
-        <w:rPr>
-          <w:sz w:val="28"/>
-          <w:szCs w:val="28"/>
-        </w:rPr>
-        <w:t xml:space="preserve"> </w:t>
-      </w:r>
-      <w:r>
-        <w:rPr>
-          <w:sz w:val="28"/>
-          <w:szCs w:val="28"/>
-        </w:rPr>
-        <w:t xml:space="preserve">помощью вложенного </w:t>
-      </w:r>
-      <w:r>
-        <w:rPr>
-          <w:sz w:val="28"/>
-          <w:szCs w:val="28"/>
-          <w:lang w:val="en-US"/>
-        </w:rPr>
-        <w:t>case</w:t>
-      </w:r>
-      <w:r>
-        <w:rPr>
-          <w:sz w:val="28"/>
-          <w:szCs w:val="28"/>
-        </w:rPr>
-        <w:t xml:space="preserve"> </w:t>
-      </w:r>
-      <w:r>
-        <w:rPr>
-          <w:sz w:val="28"/>
-          <w:szCs w:val="28"/>
-        </w:rPr>
-        <w:t xml:space="preserve">обрабатываем </w:t>
-      </w:r>
-      <w:r>
-        <w:rPr>
-          <w:sz w:val="28"/>
-          <w:szCs w:val="28"/>
-          <w:lang w:val="en-US"/>
-        </w:rPr>
-        <w:t>mode</w:t>
-      </w:r>
-      <w:r>
-        <w:rPr>
-          <w:sz w:val="28"/>
-          <w:szCs w:val="28"/>
-        </w:rPr>
-        <w:t xml:space="preserve">. </w:t>
-      </w:r>
-      <w:r>
-        <w:rPr>
-          <w:sz w:val="28"/>
-          <w:szCs w:val="28"/>
-        </w:rPr>
-        <w:t xml:space="preserve">Если </w:t>
-      </w:r>
-      <w:r>
-        <w:rPr>
-          <w:sz w:val="28"/>
-          <w:szCs w:val="28"/>
-          <w:lang w:val="en-US"/>
-        </w:rPr>
-        <w:t>mode</w:t>
-      </w:r>
-      <w:r>
-        <w:rPr>
-          <w:sz w:val="28"/>
-          <w:szCs w:val="28"/>
-        </w:rPr>
-        <w:t xml:space="preserve"> = </w:t>
-      </w:r>
-      <w:r>
-        <w:rPr>
-          <w:sz w:val="28"/>
-          <w:szCs w:val="28"/>
-          <w:lang w:val="en-US"/>
-        </w:rPr>
-        <w:t>u</w:t>
-      </w:r>
-      <w:r>
-        <w:rPr>
-          <w:sz w:val="28"/>
-          <w:szCs w:val="28"/>
-        </w:rPr>
-        <w:t xml:space="preserve">, то ко всем элементам строки с помощью </w:t>
-      </w:r>
-      <w:r>
-        <w:rPr>
-          <w:sz w:val="28"/>
-          <w:szCs w:val="28"/>
-          <w:lang w:val="en-US"/>
-        </w:rPr>
-        <w:t>map</w:t>
-      </w:r>
-      <w:r>
-        <w:rPr>
-          <w:sz w:val="28"/>
-          <w:szCs w:val="28"/>
-        </w:rPr>
-        <w:t xml:space="preserve"> </w:t>
-      </w:r>
-      <w:r>
-        <w:rPr>
-          <w:sz w:val="28"/>
-          <w:szCs w:val="28"/>
-        </w:rPr>
-        <w:t xml:space="preserve">применим </w:t>
-      </w:r>
-      <w:proofErr w:type="spellStart"/>
-      <w:r>
-        <w:rPr>
-          <w:sz w:val="28"/>
-          <w:szCs w:val="28"/>
-          <w:lang w:val="en-US"/>
-        </w:rPr>
-        <w:t>toUpper</w:t>
-      </w:r>
-      <w:proofErr w:type="spellEnd"/>
-      <w:r>
-        <w:rPr>
-          <w:sz w:val="28"/>
-          <w:szCs w:val="28"/>
-        </w:rPr>
-        <w:t xml:space="preserve">, </w:t>
-      </w:r>
-      <w:r>
-        <w:rPr>
-          <w:sz w:val="28"/>
-          <w:szCs w:val="28"/>
-        </w:rPr>
-        <w:t xml:space="preserve">если </w:t>
-      </w:r>
-      <w:r>
-        <w:rPr>
-          <w:sz w:val="28"/>
-          <w:szCs w:val="28"/>
-          <w:lang w:val="en-US"/>
-        </w:rPr>
-        <w:t>mode</w:t>
-      </w:r>
-      <w:r>
-        <w:rPr>
-          <w:sz w:val="28"/>
-          <w:szCs w:val="28"/>
-        </w:rPr>
-        <w:t xml:space="preserve"> = </w:t>
-      </w:r>
-      <w:r>
-        <w:rPr>
-          <w:sz w:val="28"/>
-          <w:szCs w:val="28"/>
-          <w:lang w:val="en-US"/>
-        </w:rPr>
-        <w:t>l</w:t>
-      </w:r>
-      <w:r>
-        <w:rPr>
-          <w:sz w:val="28"/>
-          <w:szCs w:val="28"/>
-        </w:rPr>
-        <w:t xml:space="preserve">, то </w:t>
-      </w:r>
-      <w:proofErr w:type="spellStart"/>
-      <w:r>
-        <w:rPr>
-          <w:sz w:val="28"/>
-          <w:szCs w:val="28"/>
-          <w:lang w:val="en-US"/>
-        </w:rPr>
-        <w:t>toLower</w:t>
-      </w:r>
-      <w:proofErr w:type="spellEnd"/>
-      <w:r>
-        <w:rPr>
-          <w:sz w:val="28"/>
-          <w:szCs w:val="28"/>
-        </w:rPr>
-        <w:t xml:space="preserve">, </w:t>
-      </w:r>
-      <w:r>
-        <w:rPr>
-          <w:sz w:val="28"/>
-          <w:szCs w:val="28"/>
-        </w:rPr>
-        <w:t>во всех других случаях будет ошибка в виде надписи.</w:t>
-      </w:r>
-    </w:p>
-    <w:p>
-      <w:pPr>
-        <w:pStyle w:val="a7"/>
-        <w:numPr>
-          <w:ilvl w:val="0"/>
-          <w:numId w:val="4"/>
-        </w:numPr>
-        <w:spacing w:line="360" w:lineRule="auto"/>
-        <w:ind w:left="426" w:firstLine="359"/>
-        <w:jc w:val="both"/>
-        <w:rPr>
-          <w:sz w:val="28"/>
-          <w:szCs w:val="28"/>
-        </w:rPr>
-      </w:pPr>
-      <w:r>
-        <w:rPr>
-          <w:sz w:val="28"/>
-          <w:szCs w:val="28"/>
-        </w:rPr>
-        <w:t xml:space="preserve">Если неверно указаны аргументы - </w:t>
-      </w:r>
-      <w:r>
-        <w:rPr>
-          <w:sz w:val="28"/>
-          <w:szCs w:val="28"/>
-        </w:rPr>
-        <w:t>"Введите команду в формате: ИМЯ_ФАЙЛА РЕЖИМ"</w:t>
-      </w:r>
-    </w:p>
-    <w:p>
-      <w:pPr>
-        <w:spacing w:line="360" w:lineRule="auto"/>
-        <w:ind w:firstLine="425"/>
-        <w:jc w:val="both"/>
-        <w:rPr>
-          <w:sz w:val="28"/>
-          <w:szCs w:val="28"/>
-        </w:rPr>
-      </w:pPr>
-      <w:r>
-        <w:rPr>
-          <w:sz w:val="28"/>
-          <w:szCs w:val="28"/>
-        </w:rPr>
-        <w:t>Листинг программы приведен на рисунке 8.</w:t>
-      </w:r>
-    </w:p>
-    <w:p>
-      <w:pPr>
-        <w:spacing w:line="360" w:lineRule="auto"/>
-        <w:jc w:val="center"/>
-        <w:rPr>
-          <w:sz w:val="28"/>
-          <w:szCs w:val="28"/>
-        </w:rPr>
-      </w:pPr>
-      <w:r>
-        <w:rPr>
-          <w:noProof/>
-          <w:sz w:val="28"/>
-          <w:szCs w:val="28"/>
-        </w:rPr>
-        <w:lastRenderedPageBreak/>
-        <w:drawing>
-          <wp:inline distT="0" distB="0" distL="0" distR="0" wp14:anchorId="13299545" wp14:editId="3766901E">
-            <wp:extent cx="5940425" cy="3313430"/>
-            <wp:effectExtent l="0" t="0" r="3175" b="1270"/>
-            <wp:docPr id="26" name="Рисунок 26"/>
-            <wp:cNvGraphicFramePr>
-              <a:graphicFrameLocks xmlns:a="http://schemas.openxmlformats.org/drawingml/2006/main" noChangeAspect="1"/>
-            </wp:cNvGraphicFramePr>
-            <a:graphic xmlns:a="http://schemas.openxmlformats.org/drawingml/2006/main">
-              <a:graphicData uri="http://schemas.openxmlformats.org/drawingml/2006/picture">
-                <pic:pic xmlns:pic="http://schemas.openxmlformats.org/drawingml/2006/picture">
-                  <pic:nvPicPr>
-                    <pic:cNvPr id="1" name=""/>
-                    <pic:cNvPicPr/>
-                  </pic:nvPicPr>
-                  <pic:blipFill>
-                    <a:blip r:embed="rId13"/>
-                    <a:stretch>
-                      <a:fillRect/>
-                    </a:stretch>
-                  </pic:blipFill>
-                  <pic:spPr>
-                    <a:xfrm>
-                      <a:off x="0" y="0"/>
-                      <a:ext cx="5940425" cy="3313430"/>
-                    </a:xfrm>
-                    <a:prstGeom prst="rect">
-                      <a:avLst/>
-                    </a:prstGeom>
-                  </pic:spPr>
-                </pic:pic>
-              </a:graphicData>
-            </a:graphic>
-          </wp:inline>
-        </w:drawing>
-      </w:r>
-    </w:p>
-    <w:p>
-      <w:pPr>
-        <w:spacing w:line="360" w:lineRule="auto"/>
-        <w:jc w:val="center"/>
-        <w:rPr>
-          <w:sz w:val="28"/>
-          <w:szCs w:val="28"/>
-        </w:rPr>
-      </w:pPr>
-      <w:r>
-        <w:rPr>
-          <w:sz w:val="28"/>
-          <w:szCs w:val="28"/>
-        </w:rPr>
-        <w:t>Рис.8 – Листинг программы</w:t>
-      </w:r>
-    </w:p>
-    <w:p>
-      <w:pPr>
-        <w:spacing w:line="360" w:lineRule="auto"/>
-        <w:ind w:firstLine="425"/>
-        <w:jc w:val="both"/>
-        <w:rPr>
-          <w:sz w:val="28"/>
-          <w:szCs w:val="28"/>
-        </w:rPr>
-      </w:pPr>
-    </w:p>
-    <w:p>
-      <w:pPr>
-        <w:spacing w:line="360" w:lineRule="auto"/>
-        <w:ind w:firstLine="425"/>
-        <w:jc w:val="both"/>
-        <w:rPr>
-          <w:sz w:val="28"/>
-          <w:szCs w:val="28"/>
-        </w:rPr>
-      </w:pPr>
-      <w:r>
-        <w:rPr>
-          <w:sz w:val="28"/>
-          <w:szCs w:val="28"/>
-        </w:rPr>
-        <w:t xml:space="preserve">Для проверки я запустил программу </w:t>
-      </w:r>
-      <w:r>
-        <w:rPr>
-          <w:sz w:val="28"/>
-          <w:szCs w:val="28"/>
-        </w:rPr>
-        <w:t>4</w:t>
-      </w:r>
-      <w:r>
-        <w:rPr>
-          <w:sz w:val="28"/>
-          <w:szCs w:val="28"/>
-        </w:rPr>
-        <w:t xml:space="preserve"> раза, с разными аргументами и</w:t>
-      </w:r>
-      <w:r>
-        <w:rPr>
-          <w:sz w:val="28"/>
-          <w:szCs w:val="28"/>
-        </w:rPr>
-        <w:t xml:space="preserve"> </w:t>
-      </w:r>
-      <w:r>
-        <w:rPr>
-          <w:sz w:val="28"/>
-          <w:szCs w:val="28"/>
-        </w:rPr>
-        <w:t>специально допустил ошибки</w:t>
-      </w:r>
-      <w:r>
-        <w:rPr>
-          <w:sz w:val="28"/>
-          <w:szCs w:val="28"/>
-        </w:rPr>
-        <w:t>. Использовал файл с предыдущего задания, содержащий набор символов</w:t>
-      </w:r>
-      <w:r>
-        <w:rPr>
-          <w:sz w:val="28"/>
-          <w:szCs w:val="28"/>
-        </w:rPr>
-        <w:t>. Результат работы программы представлен на рисунке 9.</w:t>
-      </w:r>
-    </w:p>
-    <w:p>
-      <w:pPr>
-        <w:spacing w:line="360" w:lineRule="auto"/>
-        <w:jc w:val="center"/>
-        <w:rPr>
-          <w:sz w:val="28"/>
-          <w:szCs w:val="28"/>
-        </w:rPr>
-      </w:pPr>
-      <w:r>
-        <w:rPr>
-          <w:noProof/>
-          <w:sz w:val="28"/>
-          <w:szCs w:val="28"/>
-        </w:rPr>
-        <w:drawing>
-          <wp:inline distT="0" distB="0" distL="0" distR="0" wp14:anchorId="5BB15F3E" wp14:editId="35A98B77">
-            <wp:extent cx="5940425" cy="2372995"/>
-            <wp:effectExtent l="0" t="0" r="3175" b="8255"/>
-            <wp:docPr id="27" name="Рисунок 27"/>
-            <wp:cNvGraphicFramePr>
-              <a:graphicFrameLocks xmlns:a="http://schemas.openxmlformats.org/drawingml/2006/main" noChangeAspect="1"/>
-            </wp:cNvGraphicFramePr>
-            <a:graphic xmlns:a="http://schemas.openxmlformats.org/drawingml/2006/main">
-              <a:graphicData uri="http://schemas.openxmlformats.org/drawingml/2006/picture">
-                <pic:pic xmlns:pic="http://schemas.openxmlformats.org/drawingml/2006/picture">
-                  <pic:nvPicPr>
-                    <pic:cNvPr id="1" name=""/>
-                    <pic:cNvPicPr/>
-                  </pic:nvPicPr>
-                  <pic:blipFill>
-                    <a:blip r:embed="rId14"/>
-                    <a:stretch>
-                      <a:fillRect/>
-                    </a:stretch>
-                  </pic:blipFill>
-                  <pic:spPr>
-                    <a:xfrm>
-                      <a:off x="0" y="0"/>
-                      <a:ext cx="5940425" cy="2372995"/>
-                    </a:xfrm>
-                    <a:prstGeom prst="rect">
-                      <a:avLst/>
-                    </a:prstGeom>
-                  </pic:spPr>
-                </pic:pic>
-              </a:graphicData>
-            </a:graphic>
-          </wp:inline>
-        </w:drawing>
-      </w:r>
-    </w:p>
-    <w:p>
-      <w:pPr>
-        <w:spacing w:line="360" w:lineRule="auto"/>
-        <w:jc w:val="center"/>
-        <w:rPr>
-          <w:sz w:val="28"/>
-          <w:szCs w:val="28"/>
-        </w:rPr>
-      </w:pPr>
-      <w:r>
-        <w:rPr>
-          <w:sz w:val="28"/>
-          <w:szCs w:val="28"/>
-        </w:rPr>
-        <w:t>Рис.9 – Результат выполнения</w:t>
+          <w:b/>
+          <w:bCs/>
+          <w:sz w:val="28"/>
+          <w:szCs w:val="28"/>
+        </w:rPr>
+        <w:t>6. Составить программу, которая считывает из одного файла матрицу, а из другого — вектор и записывает в третий файл результат умножения матрицы на вектор.</w:t>
       </w:r>
     </w:p>
     <w:p>
@@ -3738,6 +1840,30 @@
     </w:p>
     <w:p>
       <w:pPr>
+        <w:widowControl/>
+        <w:autoSpaceDE/>
+        <w:autoSpaceDN/>
+        <w:adjustRightInd/>
+        <w:spacing w:after="160" w:line="259" w:lineRule="auto"/>
+        <w:rPr>
+          <w:b/>
+          <w:bCs/>
+          <w:sz w:val="28"/>
+          <w:szCs w:val="28"/>
+        </w:rPr>
+      </w:pPr>
+      <w:r>
+        <w:rPr>
+          <w:b/>
+          <w:bCs/>
+          <w:sz w:val="28"/>
+          <w:szCs w:val="28"/>
+        </w:rPr>
+        <w:br w:type="page"/>
+      </w:r>
+    </w:p>
+    <w:p>
+      <w:pPr>
         <w:spacing w:line="360" w:lineRule="auto"/>
         <w:ind w:firstLine="425"/>
         <w:jc w:val="center"/>
@@ -3791,8 +1917,6 @@
           <w:szCs w:val="28"/>
         </w:rPr>
       </w:pPr>
-      <w:bookmarkStart w:id="2" w:name="_GoBack"/>
-      <w:bookmarkEnd w:id="2"/>
     </w:p>
     <w:p>
       <w:pPr>
@@ -5153,7 +3277,7 @@
 </file>
 
 <file path=customXml/itemProps1.xml><?xml version="1.0" encoding="utf-8"?>
-<ds:datastoreItem xmlns:ds="http://schemas.openxmlformats.org/officeDocument/2006/customXml" ds:itemID="{EF7DFA71-77AC-43F9-BDFE-587CABAC7051}">
+<ds:datastoreItem xmlns:ds="http://schemas.openxmlformats.org/officeDocument/2006/customXml" ds:itemID="{23F64EF7-796F-4A68-ACDA-3EA68A05C8C4}">
   <ds:schemaRefs>
     <ds:schemaRef ds:uri="http://schemas.openxmlformats.org/officeDocument/2006/bibliography"/>
   </ds:schemaRefs>

--- a/session-ma/1 Основы функционального программирования (Гордеев Андрей Борисович)/Практические/Соколов Д.А Ик-731 - Практическая к теме 8.docx
+++ b/session-ma/1 Основы функционального программирования (Гордеев Андрей Борисович)/Практические/Соколов Д.А Ик-731 - Практическая к теме 8.docx
@@ -833,9 +833,239 @@
                 <w:szCs w:val="16"/>
                 <w:lang w:eastAsia="ru-RU"/>
               </w:rPr>
-              <w:t>(</w:t>
+              <w:t>(подпись)                                       (фамилия, инициалы)</w:t>
             </w:r>
-            <w:proofErr w:type="gramStart"/>
+          </w:p>
+        </w:tc>
+      </w:tr>
+      <w:tr>
+        <w:tc>
+          <w:tcPr>
+            <w:tcW w:w="4803" w:type="dxa"/>
+          </w:tcPr>
+          <w:p>
+            <w:pPr>
+              <w:pStyle w:val="a3"/>
+              <w:spacing w:line="276" w:lineRule="auto"/>
+              <w:rPr>
+                <w:sz w:val="24"/>
+                <w:szCs w:val="24"/>
+              </w:rPr>
+            </w:pPr>
+          </w:p>
+        </w:tc>
+        <w:tc>
+          <w:tcPr>
+            <w:tcW w:w="443" w:type="dxa"/>
+          </w:tcPr>
+          <w:p>
+            <w:pPr>
+              <w:pStyle w:val="a3"/>
+              <w:spacing w:line="276" w:lineRule="auto"/>
+              <w:rPr>
+                <w:sz w:val="24"/>
+                <w:szCs w:val="24"/>
+              </w:rPr>
+            </w:pPr>
+          </w:p>
+        </w:tc>
+        <w:tc>
+          <w:tcPr>
+            <w:tcW w:w="5386" w:type="dxa"/>
+          </w:tcPr>
+          <w:p>
+            <w:pPr>
+              <w:pStyle w:val="a3"/>
+              <w:spacing w:line="276" w:lineRule="auto"/>
+              <w:rPr>
+                <w:sz w:val="24"/>
+                <w:szCs w:val="24"/>
+              </w:rPr>
+            </w:pPr>
+          </w:p>
+        </w:tc>
+      </w:tr>
+      <w:tr>
+        <w:tc>
+          <w:tcPr>
+            <w:tcW w:w="4803" w:type="dxa"/>
+          </w:tcPr>
+          <w:p>
+            <w:pPr>
+              <w:pStyle w:val="a3"/>
+              <w:spacing w:line="276" w:lineRule="auto"/>
+              <w:rPr>
+                <w:b/>
+                <w:bCs/>
+                <w:sz w:val="24"/>
+                <w:szCs w:val="24"/>
+                <w:u w:val="none"/>
+              </w:rPr>
+            </w:pPr>
+          </w:p>
+        </w:tc>
+        <w:tc>
+          <w:tcPr>
+            <w:tcW w:w="443" w:type="dxa"/>
+          </w:tcPr>
+          <w:p>
+            <w:pPr>
+              <w:pStyle w:val="a3"/>
+              <w:spacing w:line="276" w:lineRule="auto"/>
+              <w:rPr>
+                <w:sz w:val="24"/>
+                <w:szCs w:val="24"/>
+              </w:rPr>
+            </w:pPr>
+          </w:p>
+        </w:tc>
+        <w:tc>
+          <w:tcPr>
+            <w:tcW w:w="5386" w:type="dxa"/>
+            <w:hideMark/>
+          </w:tcPr>
+          <w:p>
+            <w:pPr>
+              <w:pStyle w:val="a3"/>
+              <w:spacing w:line="276" w:lineRule="auto"/>
+              <w:rPr>
+                <w:b/>
+                <w:bCs/>
+                <w:sz w:val="24"/>
+                <w:szCs w:val="24"/>
+                <w:u w:val="none"/>
+              </w:rPr>
+            </w:pPr>
+            <w:r>
+              <w:rPr>
+                <w:b/>
+                <w:bCs/>
+                <w:sz w:val="24"/>
+                <w:szCs w:val="24"/>
+                <w:u w:val="none"/>
+              </w:rPr>
+              <w:t xml:space="preserve">РУКОВОДИТЕЛЬ </w:t>
+            </w:r>
+          </w:p>
+        </w:tc>
+      </w:tr>
+      <w:tr>
+        <w:tc>
+          <w:tcPr>
+            <w:tcW w:w="4803" w:type="dxa"/>
+          </w:tcPr>
+          <w:p>
+            <w:pPr>
+              <w:pStyle w:val="a5"/>
+              <w:autoSpaceDE w:val="0"/>
+              <w:autoSpaceDN w:val="0"/>
+              <w:spacing w:line="276" w:lineRule="auto"/>
+              <w:rPr>
+                <w:rStyle w:val="FontStyle15"/>
+                <w:color w:val="auto"/>
+                <w:sz w:val="24"/>
+                <w:lang w:eastAsia="ru-RU"/>
+              </w:rPr>
+            </w:pPr>
+          </w:p>
+        </w:tc>
+        <w:tc>
+          <w:tcPr>
+            <w:tcW w:w="443" w:type="dxa"/>
+          </w:tcPr>
+          <w:p>
+            <w:pPr>
+              <w:pStyle w:val="a3"/>
+              <w:spacing w:line="276" w:lineRule="auto"/>
+            </w:pPr>
+          </w:p>
+        </w:tc>
+        <w:tc>
+          <w:tcPr>
+            <w:tcW w:w="5386" w:type="dxa"/>
+          </w:tcPr>
+          <w:p>
+            <w:pPr>
+              <w:pStyle w:val="a5"/>
+              <w:autoSpaceDE w:val="0"/>
+              <w:autoSpaceDN w:val="0"/>
+              <w:spacing w:line="276" w:lineRule="auto"/>
+              <w:rPr>
+                <w:rStyle w:val="FontStyle15"/>
+                <w:color w:val="auto"/>
+                <w:sz w:val="24"/>
+                <w:lang w:eastAsia="ru-RU"/>
+              </w:rPr>
+            </w:pPr>
+            <w:r>
+              <w:rPr>
+                <w:rStyle w:val="FontStyle15"/>
+                <w:color w:val="auto"/>
+                <w:sz w:val="24"/>
+                <w:lang w:eastAsia="ru-RU"/>
+              </w:rPr>
+              <w:t>_________________________________________</w:t>
+            </w:r>
+          </w:p>
+        </w:tc>
+      </w:tr>
+      <w:tr>
+        <w:tc>
+          <w:tcPr>
+            <w:tcW w:w="4803" w:type="dxa"/>
+          </w:tcPr>
+          <w:p>
+            <w:pPr>
+              <w:pStyle w:val="a5"/>
+              <w:autoSpaceDE w:val="0"/>
+              <w:autoSpaceDN w:val="0"/>
+              <w:spacing w:line="276" w:lineRule="auto"/>
+              <w:jc w:val="center"/>
+              <w:rPr>
+                <w:rStyle w:val="FontStyle15"/>
+                <w:color w:val="auto"/>
+                <w:sz w:val="16"/>
+                <w:szCs w:val="16"/>
+                <w:lang w:eastAsia="ru-RU"/>
+              </w:rPr>
+            </w:pPr>
+          </w:p>
+        </w:tc>
+        <w:tc>
+          <w:tcPr>
+            <w:tcW w:w="443" w:type="dxa"/>
+          </w:tcPr>
+          <w:p>
+            <w:pPr>
+              <w:pStyle w:val="a3"/>
+              <w:spacing w:line="276" w:lineRule="auto"/>
+              <w:rPr>
+                <w:sz w:val="24"/>
+                <w:szCs w:val="24"/>
+              </w:rPr>
+            </w:pPr>
+          </w:p>
+        </w:tc>
+        <w:tc>
+          <w:tcPr>
+            <w:tcW w:w="5386" w:type="dxa"/>
+            <w:hideMark/>
+          </w:tcPr>
+          <w:p>
+            <w:pPr>
+              <w:pStyle w:val="a5"/>
+              <w:autoSpaceDE w:val="0"/>
+              <w:autoSpaceDN w:val="0"/>
+              <w:spacing w:line="276" w:lineRule="auto"/>
+              <w:jc w:val="center"/>
+              <w:rPr>
+                <w:rStyle w:val="FontStyle15"/>
+                <w:color w:val="auto"/>
+                <w:sz w:val="16"/>
+                <w:szCs w:val="16"/>
+                <w:lang w:eastAsia="ru-RU"/>
+              </w:rPr>
+            </w:pPr>
             <w:r>
               <w:rPr>
                 <w:rFonts w:ascii="Times New Roman" w:hAnsi="Times New Roman"/>
@@ -846,9 +1076,199 @@
                 <w:szCs w:val="16"/>
                 <w:lang w:eastAsia="ru-RU"/>
               </w:rPr>
-              <w:t xml:space="preserve">подпись)   </w:t>
+              <w:t>(ученая степень, ученое звание)</w:t>
             </w:r>
-            <w:proofErr w:type="gramEnd"/>
+          </w:p>
+        </w:tc>
+      </w:tr>
+      <w:tr>
+        <w:tc>
+          <w:tcPr>
+            <w:tcW w:w="4803" w:type="dxa"/>
+          </w:tcPr>
+          <w:p>
+            <w:pPr>
+              <w:pStyle w:val="a5"/>
+              <w:autoSpaceDE w:val="0"/>
+              <w:autoSpaceDN w:val="0"/>
+              <w:spacing w:line="276" w:lineRule="auto"/>
+              <w:jc w:val="center"/>
+              <w:rPr>
+                <w:i/>
+                <w:iCs/>
+              </w:rPr>
+            </w:pPr>
+          </w:p>
+        </w:tc>
+        <w:tc>
+          <w:tcPr>
+            <w:tcW w:w="443" w:type="dxa"/>
+          </w:tcPr>
+          <w:p>
+            <w:pPr>
+              <w:pStyle w:val="a3"/>
+              <w:spacing w:line="276" w:lineRule="auto"/>
+              <w:rPr>
+                <w:sz w:val="24"/>
+                <w:szCs w:val="24"/>
+              </w:rPr>
+            </w:pPr>
+          </w:p>
+        </w:tc>
+        <w:tc>
+          <w:tcPr>
+            <w:tcW w:w="5386" w:type="dxa"/>
+            <w:hideMark/>
+          </w:tcPr>
+          <w:p>
+            <w:pPr>
+              <w:pStyle w:val="a5"/>
+              <w:autoSpaceDE w:val="0"/>
+              <w:autoSpaceDN w:val="0"/>
+              <w:spacing w:line="276" w:lineRule="auto"/>
+              <w:rPr>
+                <w:rStyle w:val="FontStyle15"/>
+                <w:color w:val="auto"/>
+                <w:sz w:val="24"/>
+                <w:lang w:eastAsia="ru-RU"/>
+              </w:rPr>
+            </w:pPr>
+            <w:r>
+              <w:rPr>
+                <w:rStyle w:val="FontStyle15"/>
+                <w:color w:val="auto"/>
+                <w:sz w:val="24"/>
+                <w:szCs w:val="24"/>
+                <w:lang w:eastAsia="ru-RU"/>
+              </w:rPr>
+              <w:t>оценка ____________________________________</w:t>
+            </w:r>
+          </w:p>
+        </w:tc>
+      </w:tr>
+      <w:tr>
+        <w:tc>
+          <w:tcPr>
+            <w:tcW w:w="4803" w:type="dxa"/>
+          </w:tcPr>
+          <w:p>
+            <w:pPr>
+              <w:pStyle w:val="a5"/>
+              <w:autoSpaceDE w:val="0"/>
+              <w:autoSpaceDN w:val="0"/>
+              <w:spacing w:line="276" w:lineRule="auto"/>
+              <w:jc w:val="center"/>
+              <w:rPr>
+                <w:i/>
+                <w:iCs/>
+                <w:sz w:val="16"/>
+                <w:szCs w:val="16"/>
+              </w:rPr>
+            </w:pPr>
+          </w:p>
+        </w:tc>
+        <w:tc>
+          <w:tcPr>
+            <w:tcW w:w="443" w:type="dxa"/>
+          </w:tcPr>
+          <w:p>
+            <w:pPr>
+              <w:pStyle w:val="a3"/>
+              <w:spacing w:line="276" w:lineRule="auto"/>
+              <w:rPr>
+                <w:sz w:val="24"/>
+                <w:szCs w:val="24"/>
+              </w:rPr>
+            </w:pPr>
+          </w:p>
+        </w:tc>
+        <w:tc>
+          <w:tcPr>
+            <w:tcW w:w="5386" w:type="dxa"/>
+            <w:hideMark/>
+          </w:tcPr>
+          <w:p>
+            <w:pPr>
+              <w:pStyle w:val="a5"/>
+              <w:autoSpaceDE w:val="0"/>
+              <w:autoSpaceDN w:val="0"/>
+              <w:spacing w:line="276" w:lineRule="auto"/>
+              <w:rPr>
+                <w:rStyle w:val="FontStyle15"/>
+                <w:color w:val="auto"/>
+                <w:sz w:val="24"/>
+                <w:lang w:eastAsia="ru-RU"/>
+              </w:rPr>
+            </w:pPr>
+            <w:r>
+              <w:rPr>
+                <w:rStyle w:val="FontStyle15"/>
+                <w:color w:val="auto"/>
+                <w:sz w:val="24"/>
+                <w:szCs w:val="24"/>
+                <w:lang w:eastAsia="ru-RU"/>
+              </w:rPr>
+              <w:t>«_____» __________________ 20____ г.</w:t>
+            </w:r>
+          </w:p>
+        </w:tc>
+      </w:tr>
+      <w:tr>
+        <w:tc>
+          <w:tcPr>
+            <w:tcW w:w="4803" w:type="dxa"/>
+          </w:tcPr>
+          <w:p>
+            <w:pPr>
+              <w:pStyle w:val="a5"/>
+              <w:autoSpaceDE w:val="0"/>
+              <w:autoSpaceDN w:val="0"/>
+              <w:spacing w:line="276" w:lineRule="auto"/>
+              <w:jc w:val="center"/>
+              <w:rPr>
+                <w:i/>
+                <w:iCs/>
+                <w:sz w:val="16"/>
+                <w:szCs w:val="16"/>
+              </w:rPr>
+            </w:pPr>
+          </w:p>
+        </w:tc>
+        <w:tc>
+          <w:tcPr>
+            <w:tcW w:w="443" w:type="dxa"/>
+          </w:tcPr>
+          <w:p>
+            <w:pPr>
+              <w:pStyle w:val="a3"/>
+              <w:spacing w:line="276" w:lineRule="auto"/>
+              <w:rPr>
+                <w:sz w:val="24"/>
+                <w:szCs w:val="24"/>
+              </w:rPr>
+            </w:pPr>
+          </w:p>
+        </w:tc>
+        <w:tc>
+          <w:tcPr>
+            <w:tcW w:w="5386" w:type="dxa"/>
+            <w:hideMark/>
+          </w:tcPr>
+          <w:p>
+            <w:pPr>
+              <w:pStyle w:val="a5"/>
+              <w:autoSpaceDE w:val="0"/>
+              <w:autoSpaceDN w:val="0"/>
+              <w:spacing w:line="276" w:lineRule="auto"/>
+              <w:jc w:val="center"/>
+              <w:rPr>
+                <w:rStyle w:val="FontStyle15"/>
+                <w:color w:val="auto"/>
+                <w:sz w:val="16"/>
+                <w:szCs w:val="16"/>
+                <w:lang w:eastAsia="ru-RU"/>
+              </w:rPr>
+            </w:pPr>
             <w:r>
               <w:rPr>
                 <w:rFonts w:ascii="Times New Roman" w:hAnsi="Times New Roman"/>
@@ -859,118 +1279,7 @@
                 <w:szCs w:val="16"/>
                 <w:lang w:eastAsia="ru-RU"/>
               </w:rPr>
-              <w:t xml:space="preserve">                                    (фамилия, инициалы)</w:t>
-            </w:r>
-          </w:p>
-        </w:tc>
-      </w:tr>
-      <w:tr>
-        <w:tc>
-          <w:tcPr>
-            <w:tcW w:w="4803" w:type="dxa"/>
-          </w:tcPr>
-          <w:p>
-            <w:pPr>
-              <w:pStyle w:val="a3"/>
-              <w:spacing w:line="276" w:lineRule="auto"/>
-              <w:rPr>
-                <w:sz w:val="24"/>
-                <w:szCs w:val="24"/>
-              </w:rPr>
-            </w:pPr>
-          </w:p>
-        </w:tc>
-        <w:tc>
-          <w:tcPr>
-            <w:tcW w:w="443" w:type="dxa"/>
-          </w:tcPr>
-          <w:p>
-            <w:pPr>
-              <w:pStyle w:val="a3"/>
-              <w:spacing w:line="276" w:lineRule="auto"/>
-              <w:rPr>
-                <w:sz w:val="24"/>
-                <w:szCs w:val="24"/>
-              </w:rPr>
-            </w:pPr>
-          </w:p>
-        </w:tc>
-        <w:tc>
-          <w:tcPr>
-            <w:tcW w:w="5386" w:type="dxa"/>
-          </w:tcPr>
-          <w:p>
-            <w:pPr>
-              <w:pStyle w:val="a3"/>
-              <w:spacing w:line="276" w:lineRule="auto"/>
-              <w:rPr>
-                <w:sz w:val="24"/>
-                <w:szCs w:val="24"/>
-              </w:rPr>
-            </w:pPr>
-          </w:p>
-        </w:tc>
-      </w:tr>
-      <w:tr>
-        <w:tc>
-          <w:tcPr>
-            <w:tcW w:w="4803" w:type="dxa"/>
-          </w:tcPr>
-          <w:p>
-            <w:pPr>
-              <w:pStyle w:val="a3"/>
-              <w:spacing w:line="276" w:lineRule="auto"/>
-              <w:rPr>
-                <w:b/>
-                <w:bCs/>
-                <w:sz w:val="24"/>
-                <w:szCs w:val="24"/>
-                <w:u w:val="none"/>
-              </w:rPr>
-            </w:pPr>
-          </w:p>
-        </w:tc>
-        <w:tc>
-          <w:tcPr>
-            <w:tcW w:w="443" w:type="dxa"/>
-          </w:tcPr>
-          <w:p>
-            <w:pPr>
-              <w:pStyle w:val="a3"/>
-              <w:spacing w:line="276" w:lineRule="auto"/>
-              <w:rPr>
-                <w:sz w:val="24"/>
-                <w:szCs w:val="24"/>
-              </w:rPr>
-            </w:pPr>
-          </w:p>
-        </w:tc>
-        <w:tc>
-          <w:tcPr>
-            <w:tcW w:w="5386" w:type="dxa"/>
-            <w:hideMark/>
-          </w:tcPr>
-          <w:p>
-            <w:pPr>
-              <w:pStyle w:val="a3"/>
-              <w:spacing w:line="276" w:lineRule="auto"/>
-              <w:rPr>
-                <w:b/>
-                <w:bCs/>
-                <w:sz w:val="24"/>
-                <w:szCs w:val="24"/>
-                <w:u w:val="none"/>
-              </w:rPr>
-            </w:pPr>
-            <w:r>
-              <w:rPr>
-                <w:b/>
-                <w:bCs/>
-                <w:sz w:val="24"/>
-                <w:szCs w:val="24"/>
-                <w:u w:val="none"/>
-              </w:rPr>
-              <w:t xml:space="preserve">РУКОВОДИТЕЛЬ </w:t>
+              <w:t>(дата защиты)</w:t>
             </w:r>
           </w:p>
         </w:tc>
@@ -990,6 +1299,7 @@
                 <w:rStyle w:val="FontStyle15"/>
                 <w:color w:val="auto"/>
                 <w:sz w:val="24"/>
+                <w:szCs w:val="24"/>
                 <w:lang w:eastAsia="ru-RU"/>
               </w:rPr>
             </w:pPr>
@@ -1009,6 +1319,7 @@
         <w:tc>
           <w:tcPr>
             <w:tcW w:w="5386" w:type="dxa"/>
+            <w:hideMark/>
           </w:tcPr>
           <w:p>
             <w:pPr>
@@ -1028,9 +1339,10 @@
                 <w:rStyle w:val="FontStyle15"/>
                 <w:color w:val="auto"/>
                 <w:sz w:val="24"/>
+                <w:szCs w:val="24"/>
                 <w:lang w:eastAsia="ru-RU"/>
               </w:rPr>
-              <w:t>_________________________________________</w:t>
+              <w:t>_____________                          Гордеев А.Б.</w:t>
             </w:r>
           </w:p>
         </w:tc>
@@ -1102,371 +1414,7 @@
                 <w:szCs w:val="16"/>
                 <w:lang w:eastAsia="ru-RU"/>
               </w:rPr>
-              <w:t>(ученая степень, ученое звание)</w:t>
-            </w:r>
-          </w:p>
-        </w:tc>
-      </w:tr>
-      <w:tr>
-        <w:tc>
-          <w:tcPr>
-            <w:tcW w:w="4803" w:type="dxa"/>
-          </w:tcPr>
-          <w:p>
-            <w:pPr>
-              <w:pStyle w:val="a5"/>
-              <w:autoSpaceDE w:val="0"/>
-              <w:autoSpaceDN w:val="0"/>
-              <w:spacing w:line="276" w:lineRule="auto"/>
-              <w:jc w:val="center"/>
-              <w:rPr>
-                <w:i/>
-                <w:iCs/>
-              </w:rPr>
-            </w:pPr>
-          </w:p>
-        </w:tc>
-        <w:tc>
-          <w:tcPr>
-            <w:tcW w:w="443" w:type="dxa"/>
-          </w:tcPr>
-          <w:p>
-            <w:pPr>
-              <w:pStyle w:val="a3"/>
-              <w:spacing w:line="276" w:lineRule="auto"/>
-              <w:rPr>
-                <w:sz w:val="24"/>
-                <w:szCs w:val="24"/>
-              </w:rPr>
-            </w:pPr>
-          </w:p>
-        </w:tc>
-        <w:tc>
-          <w:tcPr>
-            <w:tcW w:w="5386" w:type="dxa"/>
-            <w:hideMark/>
-          </w:tcPr>
-          <w:p>
-            <w:pPr>
-              <w:pStyle w:val="a5"/>
-              <w:autoSpaceDE w:val="0"/>
-              <w:autoSpaceDN w:val="0"/>
-              <w:spacing w:line="276" w:lineRule="auto"/>
-              <w:rPr>
-                <w:rStyle w:val="FontStyle15"/>
-                <w:color w:val="auto"/>
-                <w:sz w:val="24"/>
-                <w:lang w:eastAsia="ru-RU"/>
-              </w:rPr>
-            </w:pPr>
-            <w:r>
-              <w:rPr>
-                <w:rStyle w:val="FontStyle15"/>
-                <w:color w:val="auto"/>
-                <w:sz w:val="24"/>
-                <w:szCs w:val="24"/>
-                <w:lang w:eastAsia="ru-RU"/>
-              </w:rPr>
-              <w:t>оценка ____________________________________</w:t>
-            </w:r>
-          </w:p>
-        </w:tc>
-      </w:tr>
-      <w:tr>
-        <w:tc>
-          <w:tcPr>
-            <w:tcW w:w="4803" w:type="dxa"/>
-          </w:tcPr>
-          <w:p>
-            <w:pPr>
-              <w:pStyle w:val="a5"/>
-              <w:autoSpaceDE w:val="0"/>
-              <w:autoSpaceDN w:val="0"/>
-              <w:spacing w:line="276" w:lineRule="auto"/>
-              <w:jc w:val="center"/>
-              <w:rPr>
-                <w:i/>
-                <w:iCs/>
-                <w:sz w:val="16"/>
-                <w:szCs w:val="16"/>
-              </w:rPr>
-            </w:pPr>
-          </w:p>
-        </w:tc>
-        <w:tc>
-          <w:tcPr>
-            <w:tcW w:w="443" w:type="dxa"/>
-          </w:tcPr>
-          <w:p>
-            <w:pPr>
-              <w:pStyle w:val="a3"/>
-              <w:spacing w:line="276" w:lineRule="auto"/>
-              <w:rPr>
-                <w:sz w:val="24"/>
-                <w:szCs w:val="24"/>
-              </w:rPr>
-            </w:pPr>
-          </w:p>
-        </w:tc>
-        <w:tc>
-          <w:tcPr>
-            <w:tcW w:w="5386" w:type="dxa"/>
-            <w:hideMark/>
-          </w:tcPr>
-          <w:p>
-            <w:pPr>
-              <w:pStyle w:val="a5"/>
-              <w:autoSpaceDE w:val="0"/>
-              <w:autoSpaceDN w:val="0"/>
-              <w:spacing w:line="276" w:lineRule="auto"/>
-              <w:rPr>
-                <w:rStyle w:val="FontStyle15"/>
-                <w:color w:val="auto"/>
-                <w:sz w:val="24"/>
-                <w:lang w:eastAsia="ru-RU"/>
-              </w:rPr>
-            </w:pPr>
-            <w:r>
-              <w:rPr>
-                <w:rStyle w:val="FontStyle15"/>
-                <w:color w:val="auto"/>
-                <w:sz w:val="24"/>
-                <w:szCs w:val="24"/>
-                <w:lang w:eastAsia="ru-RU"/>
-              </w:rPr>
-              <w:t>«_____» __________________ 20____ г.</w:t>
-            </w:r>
-          </w:p>
-        </w:tc>
-      </w:tr>
-      <w:tr>
-        <w:tc>
-          <w:tcPr>
-            <w:tcW w:w="4803" w:type="dxa"/>
-          </w:tcPr>
-          <w:p>
-            <w:pPr>
-              <w:pStyle w:val="a5"/>
-              <w:autoSpaceDE w:val="0"/>
-              <w:autoSpaceDN w:val="0"/>
-              <w:spacing w:line="276" w:lineRule="auto"/>
-              <w:jc w:val="center"/>
-              <w:rPr>
-                <w:i/>
-                <w:iCs/>
-                <w:sz w:val="16"/>
-                <w:szCs w:val="16"/>
-              </w:rPr>
-            </w:pPr>
-          </w:p>
-        </w:tc>
-        <w:tc>
-          <w:tcPr>
-            <w:tcW w:w="443" w:type="dxa"/>
-          </w:tcPr>
-          <w:p>
-            <w:pPr>
-              <w:pStyle w:val="a3"/>
-              <w:spacing w:line="276" w:lineRule="auto"/>
-              <w:rPr>
-                <w:sz w:val="24"/>
-                <w:szCs w:val="24"/>
-              </w:rPr>
-            </w:pPr>
-          </w:p>
-        </w:tc>
-        <w:tc>
-          <w:tcPr>
-            <w:tcW w:w="5386" w:type="dxa"/>
-            <w:hideMark/>
-          </w:tcPr>
-          <w:p>
-            <w:pPr>
-              <w:pStyle w:val="a5"/>
-              <w:autoSpaceDE w:val="0"/>
-              <w:autoSpaceDN w:val="0"/>
-              <w:spacing w:line="276" w:lineRule="auto"/>
-              <w:jc w:val="center"/>
-              <w:rPr>
-                <w:rStyle w:val="FontStyle15"/>
-                <w:color w:val="auto"/>
-                <w:sz w:val="16"/>
-                <w:szCs w:val="16"/>
-                <w:lang w:eastAsia="ru-RU"/>
-              </w:rPr>
-            </w:pPr>
-            <w:r>
-              <w:rPr>
-                <w:rFonts w:ascii="Times New Roman" w:hAnsi="Times New Roman"/>
-                <w:i/>
-                <w:iCs/>
-                <w:color w:val="auto"/>
-                <w:sz w:val="16"/>
-                <w:szCs w:val="16"/>
-                <w:lang w:eastAsia="ru-RU"/>
-              </w:rPr>
-              <w:t>(дата защиты)</w:t>
-            </w:r>
-          </w:p>
-        </w:tc>
-      </w:tr>
-      <w:tr>
-        <w:tc>
-          <w:tcPr>
-            <w:tcW w:w="4803" w:type="dxa"/>
-          </w:tcPr>
-          <w:p>
-            <w:pPr>
-              <w:pStyle w:val="a5"/>
-              <w:autoSpaceDE w:val="0"/>
-              <w:autoSpaceDN w:val="0"/>
-              <w:spacing w:line="276" w:lineRule="auto"/>
-              <w:rPr>
-                <w:rStyle w:val="FontStyle15"/>
-                <w:color w:val="auto"/>
-                <w:sz w:val="24"/>
-                <w:szCs w:val="24"/>
-                <w:lang w:eastAsia="ru-RU"/>
-              </w:rPr>
-            </w:pPr>
-          </w:p>
-        </w:tc>
-        <w:tc>
-          <w:tcPr>
-            <w:tcW w:w="443" w:type="dxa"/>
-          </w:tcPr>
-          <w:p>
-            <w:pPr>
-              <w:pStyle w:val="a3"/>
-              <w:spacing w:line="276" w:lineRule="auto"/>
-            </w:pPr>
-          </w:p>
-        </w:tc>
-        <w:tc>
-          <w:tcPr>
-            <w:tcW w:w="5386" w:type="dxa"/>
-            <w:hideMark/>
-          </w:tcPr>
-          <w:p>
-            <w:pPr>
-              <w:pStyle w:val="a5"/>
-              <w:autoSpaceDE w:val="0"/>
-              <w:autoSpaceDN w:val="0"/>
-              <w:spacing w:line="276" w:lineRule="auto"/>
-              <w:rPr>
-                <w:rStyle w:val="FontStyle15"/>
-                <w:color w:val="auto"/>
-                <w:sz w:val="24"/>
-                <w:lang w:eastAsia="ru-RU"/>
-              </w:rPr>
-            </w:pPr>
-            <w:r>
-              <w:rPr>
-                <w:rStyle w:val="FontStyle15"/>
-                <w:color w:val="auto"/>
-                <w:sz w:val="24"/>
-                <w:szCs w:val="24"/>
-                <w:lang w:eastAsia="ru-RU"/>
-              </w:rPr>
-              <w:t>_____________                          Гордеев А.Б.</w:t>
-            </w:r>
-          </w:p>
-        </w:tc>
-      </w:tr>
-      <w:tr>
-        <w:tc>
-          <w:tcPr>
-            <w:tcW w:w="4803" w:type="dxa"/>
-          </w:tcPr>
-          <w:p>
-            <w:pPr>
-              <w:pStyle w:val="a5"/>
-              <w:autoSpaceDE w:val="0"/>
-              <w:autoSpaceDN w:val="0"/>
-              <w:spacing w:line="276" w:lineRule="auto"/>
-              <w:jc w:val="center"/>
-              <w:rPr>
-                <w:rStyle w:val="FontStyle15"/>
-                <w:color w:val="auto"/>
-                <w:sz w:val="16"/>
-                <w:szCs w:val="16"/>
-                <w:lang w:eastAsia="ru-RU"/>
-              </w:rPr>
-            </w:pPr>
-          </w:p>
-        </w:tc>
-        <w:tc>
-          <w:tcPr>
-            <w:tcW w:w="443" w:type="dxa"/>
-          </w:tcPr>
-          <w:p>
-            <w:pPr>
-              <w:pStyle w:val="a3"/>
-              <w:spacing w:line="276" w:lineRule="auto"/>
-              <w:rPr>
-                <w:sz w:val="24"/>
-                <w:szCs w:val="24"/>
-              </w:rPr>
-            </w:pPr>
-          </w:p>
-        </w:tc>
-        <w:tc>
-          <w:tcPr>
-            <w:tcW w:w="5386" w:type="dxa"/>
-            <w:hideMark/>
-          </w:tcPr>
-          <w:p>
-            <w:pPr>
-              <w:pStyle w:val="a5"/>
-              <w:autoSpaceDE w:val="0"/>
-              <w:autoSpaceDN w:val="0"/>
-              <w:spacing w:line="276" w:lineRule="auto"/>
-              <w:jc w:val="center"/>
-              <w:rPr>
-                <w:rStyle w:val="FontStyle15"/>
-                <w:color w:val="auto"/>
-                <w:sz w:val="16"/>
-                <w:szCs w:val="16"/>
-                <w:lang w:eastAsia="ru-RU"/>
-              </w:rPr>
-            </w:pPr>
-            <w:r>
-              <w:rPr>
-                <w:rFonts w:ascii="Times New Roman" w:hAnsi="Times New Roman"/>
-                <w:i/>
-                <w:iCs/>
-                <w:color w:val="auto"/>
-                <w:sz w:val="16"/>
-                <w:szCs w:val="16"/>
-                <w:lang w:eastAsia="ru-RU"/>
-              </w:rPr>
-              <w:t>(</w:t>
-            </w:r>
-            <w:proofErr w:type="gramStart"/>
-            <w:r>
-              <w:rPr>
-                <w:rFonts w:ascii="Times New Roman" w:hAnsi="Times New Roman"/>
-                <w:i/>
-                <w:iCs/>
-                <w:color w:val="auto"/>
-                <w:sz w:val="16"/>
-                <w:szCs w:val="16"/>
-                <w:lang w:eastAsia="ru-RU"/>
-              </w:rPr>
-              <w:t xml:space="preserve">подпись)   </w:t>
-            </w:r>
-            <w:proofErr w:type="gramEnd"/>
-            <w:r>
-              <w:rPr>
-                <w:rFonts w:ascii="Times New Roman" w:hAnsi="Times New Roman"/>
-                <w:i/>
-                <w:iCs/>
-                <w:color w:val="auto"/>
-                <w:sz w:val="16"/>
-                <w:szCs w:val="16"/>
-                <w:lang w:eastAsia="ru-RU"/>
-              </w:rPr>
-              <w:t xml:space="preserve">                                   (фамилия, инициалы)</w:t>
+              <w:t>(подпись)                                      (фамилия, инициалы)</w:t>
             </w:r>
           </w:p>
         </w:tc>
@@ -1576,7 +1524,7 @@
       <w:pPr>
         <w:spacing w:line="360" w:lineRule="auto"/>
         <w:ind w:firstLine="425"/>
-        <w:jc w:val="both"/>
+        <w:jc w:val="center"/>
         <w:rPr>
           <w:b/>
           <w:bCs/>
@@ -1584,6 +1532,15 @@
           <w:szCs w:val="28"/>
         </w:rPr>
       </w:pPr>
+      <w:r>
+        <w:rPr>
+          <w:b/>
+          <w:bCs/>
+          <w:sz w:val="28"/>
+          <w:szCs w:val="28"/>
+        </w:rPr>
+        <w:t>Вариант №16</w:t>
+      </w:r>
     </w:p>
     <w:p>
       <w:pPr>
@@ -1595,6 +1552,7 @@
           <w:bCs/>
           <w:sz w:val="28"/>
           <w:szCs w:val="28"/>
+          <w:lang w:val="en-US"/>
         </w:rPr>
       </w:pPr>
       <w:r>
@@ -1604,7 +1562,17 @@
           <w:sz w:val="28"/>
           <w:szCs w:val="28"/>
         </w:rPr>
-        <w:t>1. Составить программу, которая должна считывать с командной строки имена двух файлов и выводить на экран те строки этих файлов, которые отличаются друг от друга.</w:t>
+        <w:t>Согласно варианту</w:t>
+      </w:r>
+      <w:r>
+        <w:rPr>
+          <w:b/>
+          <w:bCs/>
+          <w:sz w:val="28"/>
+          <w:szCs w:val="28"/>
+          <w:lang w:val="en-US"/>
+        </w:rPr>
+        <w:t>:</w:t>
       </w:r>
     </w:p>
     <w:p>
@@ -1613,10 +1581,21 @@
         <w:ind w:firstLine="425"/>
         <w:jc w:val="both"/>
         <w:rPr>
-          <w:sz w:val="28"/>
-          <w:szCs w:val="28"/>
-        </w:rPr>
-      </w:pPr>
+          <w:b/>
+          <w:bCs/>
+          <w:sz w:val="28"/>
+          <w:szCs w:val="28"/>
+        </w:rPr>
+      </w:pPr>
+      <w:r>
+        <w:rPr>
+          <w:b/>
+          <w:bCs/>
+          <w:sz w:val="28"/>
+          <w:szCs w:val="28"/>
+        </w:rPr>
+        <w:t>4. Составить программу, которая считывает из файла матрицу и выводит на экран сумму диагональных элементов этой матрицы.</w:t>
+      </w:r>
     </w:p>
     <w:p>
       <w:pPr>
@@ -1624,20 +1603,79 @@
         <w:ind w:firstLine="425"/>
         <w:jc w:val="both"/>
         <w:rPr>
-          <w:b/>
-          <w:bCs/>
-          <w:sz w:val="28"/>
-          <w:szCs w:val="28"/>
-        </w:rPr>
-      </w:pPr>
-      <w:r>
-        <w:rPr>
-          <w:b/>
-          <w:bCs/>
-          <w:sz w:val="28"/>
-          <w:szCs w:val="28"/>
-        </w:rPr>
-        <w:t>2. Составить программу, принимающую имя файла и выводящая его строки, перед каждой из которых записывается ее номер.</w:t>
+          <w:sz w:val="28"/>
+          <w:szCs w:val="28"/>
+        </w:rPr>
+      </w:pPr>
+      <w:r>
+        <w:rPr>
+          <w:sz w:val="28"/>
+          <w:szCs w:val="28"/>
+        </w:rPr>
+        <w:t xml:space="preserve">Перед выполнение практической работы я создал файл </w:t>
+      </w:r>
+      <w:r>
+        <w:rPr>
+          <w:sz w:val="28"/>
+          <w:szCs w:val="28"/>
+          <w:lang w:val="en-US"/>
+        </w:rPr>
+        <w:t>Haskell</w:t>
+      </w:r>
+      <w:r>
+        <w:rPr>
+          <w:sz w:val="28"/>
+          <w:szCs w:val="28"/>
+        </w:rPr>
+        <w:t xml:space="preserve"> -&gt; </w:t>
+      </w:r>
+      <w:proofErr w:type="spellStart"/>
+      <w:r>
+        <w:rPr>
+          <w:sz w:val="28"/>
+          <w:szCs w:val="28"/>
+          <w:lang w:val="en-US"/>
+        </w:rPr>
+        <w:t>pr</w:t>
+      </w:r>
+      <w:proofErr w:type="spellEnd"/>
+      <w:r>
+        <w:rPr>
+          <w:sz w:val="28"/>
+          <w:szCs w:val="28"/>
+        </w:rPr>
+        <w:t>3.</w:t>
+      </w:r>
+      <w:proofErr w:type="spellStart"/>
+      <w:r>
+        <w:rPr>
+          <w:sz w:val="28"/>
+          <w:szCs w:val="28"/>
+          <w:lang w:val="en-US"/>
+        </w:rPr>
+        <w:t>hs</w:t>
+      </w:r>
+      <w:proofErr w:type="spellEnd"/>
+      <w:r>
+        <w:rPr>
+          <w:sz w:val="28"/>
+          <w:szCs w:val="28"/>
+        </w:rPr>
+        <w:t xml:space="preserve"> </w:t>
+      </w:r>
+      <w:r>
+        <w:rPr>
+          <w:sz w:val="28"/>
+          <w:szCs w:val="28"/>
+        </w:rPr>
+        <w:t>и файл с матрицей в той же директории</w:t>
+      </w:r>
+      <w:r>
+        <w:rPr>
+          <w:sz w:val="28"/>
+          <w:szCs w:val="28"/>
+        </w:rPr>
+        <w:t>.</w:t>
       </w:r>
     </w:p>
     <w:p>
@@ -1648,11 +1686,152 @@
         <w:rPr>
           <w:sz w:val="28"/>
           <w:szCs w:val="28"/>
+        </w:rPr>
+      </w:pPr>
+      <w:r>
+        <w:rPr>
+          <w:sz w:val="28"/>
+          <w:szCs w:val="28"/>
+        </w:rPr>
+        <w:t>Файл с матрицей следующего содержания (рис.1)</w:t>
+      </w:r>
+      <w:r>
+        <w:rPr>
+          <w:sz w:val="28"/>
+          <w:szCs w:val="28"/>
+        </w:rPr>
+        <w:t>:</w:t>
+      </w:r>
+    </w:p>
+    <w:p>
+      <w:pPr>
+        <w:spacing w:line="360" w:lineRule="auto"/>
+        <w:ind w:firstLine="425"/>
+        <w:jc w:val="center"/>
+        <w:rPr>
+          <w:sz w:val="28"/>
+          <w:szCs w:val="28"/>
+        </w:rPr>
+      </w:pPr>
+      <w:r>
+        <w:rPr>
+          <w:sz w:val="28"/>
+          <w:szCs w:val="28"/>
+        </w:rPr>
+        <w:drawing>
+          <wp:inline distT="0" distB="0" distL="0" distR="0" wp14:anchorId="168545BB" wp14:editId="11D0E1B7">
+            <wp:extent cx="4610743" cy="2810267"/>
+            <wp:effectExtent l="0" t="0" r="0" b="9525"/>
+            <wp:docPr id="1" name="Рисунок 1"/>
+            <wp:cNvGraphicFramePr>
+              <a:graphicFrameLocks xmlns:a="http://schemas.openxmlformats.org/drawingml/2006/main" noChangeAspect="1"/>
+            </wp:cNvGraphicFramePr>
+            <a:graphic xmlns:a="http://schemas.openxmlformats.org/drawingml/2006/main">
+              <a:graphicData uri="http://schemas.openxmlformats.org/drawingml/2006/picture">
+                <pic:pic xmlns:pic="http://schemas.openxmlformats.org/drawingml/2006/picture">
+                  <pic:nvPicPr>
+                    <pic:cNvPr id="1" name=""/>
+                    <pic:cNvPicPr/>
+                  </pic:nvPicPr>
+                  <pic:blipFill>
+                    <a:blip r:embed="rId6"/>
+                    <a:stretch>
+                      <a:fillRect/>
+                    </a:stretch>
+                  </pic:blipFill>
+                  <pic:spPr>
+                    <a:xfrm>
+                      <a:off x="0" y="0"/>
+                      <a:ext cx="4610743" cy="2810267"/>
+                    </a:xfrm>
+                    <a:prstGeom prst="rect">
+                      <a:avLst/>
+                    </a:prstGeom>
+                  </pic:spPr>
+                </pic:pic>
+              </a:graphicData>
+            </a:graphic>
+          </wp:inline>
+        </w:drawing>
+      </w:r>
+    </w:p>
+    <w:p>
+      <w:pPr>
+        <w:spacing w:line="360" w:lineRule="auto"/>
+        <w:ind w:firstLine="425"/>
+        <w:jc w:val="center"/>
+        <w:rPr>
+          <w:sz w:val="28"/>
+          <w:szCs w:val="28"/>
           <w:lang w:val="en-US"/>
         </w:rPr>
       </w:pPr>
-      <w:bookmarkStart w:id="2" w:name="_GoBack"/>
-      <w:bookmarkEnd w:id="2"/>
+      <w:r>
+        <w:rPr>
+          <w:sz w:val="28"/>
+          <w:szCs w:val="28"/>
+        </w:rPr>
+        <w:t xml:space="preserve">Рис. 1 </w:t>
+      </w:r>
+      <w:r>
+        <w:rPr>
+          <w:sz w:val="28"/>
+          <w:szCs w:val="28"/>
+        </w:rPr>
+        <w:t>–</w:t>
+      </w:r>
+      <w:r>
+        <w:rPr>
+          <w:sz w:val="28"/>
+          <w:szCs w:val="28"/>
+        </w:rPr>
+        <w:t xml:space="preserve"> </w:t>
+      </w:r>
+      <w:r>
+        <w:rPr>
+          <w:sz w:val="28"/>
+          <w:szCs w:val="28"/>
+        </w:rPr>
+        <w:t xml:space="preserve">Матрица в файле </w:t>
+      </w:r>
+      <w:proofErr w:type="spellStart"/>
+      <w:r>
+        <w:rPr>
+          <w:sz w:val="28"/>
+          <w:szCs w:val="28"/>
+          <w:lang w:val="en-US"/>
+        </w:rPr>
+        <w:t>pr</w:t>
+      </w:r>
+      <w:proofErr w:type="spellEnd"/>
+      <w:r>
+        <w:rPr>
+          <w:sz w:val="28"/>
+          <w:szCs w:val="28"/>
+        </w:rPr>
+        <w:t>3.</w:t>
+      </w:r>
+      <w:proofErr w:type="spellStart"/>
+      <w:r>
+        <w:rPr>
+          <w:sz w:val="28"/>
+          <w:szCs w:val="28"/>
+          <w:lang w:val="en-US"/>
+        </w:rPr>
+        <w:t>hs</w:t>
+      </w:r>
+      <w:proofErr w:type="spellEnd"/>
+    </w:p>
+    <w:p>
+      <w:pPr>
+        <w:spacing w:line="360" w:lineRule="auto"/>
+        <w:ind w:firstLine="425"/>
+        <w:jc w:val="center"/>
+        <w:rPr>
+          <w:sz w:val="28"/>
+          <w:szCs w:val="28"/>
+        </w:rPr>
+      </w:pPr>
     </w:p>
     <w:p>
       <w:pPr>
@@ -1673,25 +1852,7 @@
           <w:sz w:val="28"/>
           <w:szCs w:val="28"/>
         </w:rPr>
-        <w:t>3. Составить программу, которая считывает из файла матрицу и выводит на</w:t>
-      </w:r>
-      <w:r>
-        <w:rPr>
-          <w:b/>
-          <w:bCs/>
-          <w:sz w:val="28"/>
-          <w:szCs w:val="28"/>
-        </w:rPr>
-        <w:t xml:space="preserve"> </w:t>
-      </w:r>
-      <w:r>
-        <w:rPr>
-          <w:b/>
-          <w:bCs/>
-          <w:sz w:val="28"/>
-          <w:szCs w:val="28"/>
-        </w:rPr>
-        <w:t>экран суммы столбцов этой матрицы.</w:t>
+        <w:t>Шаг 1</w:t>
       </w:r>
     </w:p>
     <w:p>
@@ -1704,6 +1865,42 @@
           <w:szCs w:val="28"/>
         </w:rPr>
       </w:pPr>
+      <w:r>
+        <w:rPr>
+          <w:sz w:val="28"/>
+          <w:szCs w:val="28"/>
+        </w:rPr>
+        <w:t>Далее приступил к написанию кода. В первую очередь создал</w:t>
+      </w:r>
+      <w:r>
+        <w:rPr>
+          <w:sz w:val="28"/>
+          <w:szCs w:val="28"/>
+        </w:rPr>
+        <w:t xml:space="preserve"> </w:t>
+      </w:r>
+      <w:r>
+        <w:rPr>
+          <w:sz w:val="28"/>
+          <w:szCs w:val="28"/>
+        </w:rPr>
+        <w:t xml:space="preserve">главную функцию и запись информации файла в переменную </w:t>
+      </w:r>
+      <w:r>
+        <w:rPr>
+          <w:sz w:val="28"/>
+          <w:szCs w:val="28"/>
+          <w:lang w:val="en-US"/>
+        </w:rPr>
+        <w:t>rows</w:t>
+      </w:r>
+      <w:r>
+        <w:rPr>
+          <w:sz w:val="28"/>
+          <w:szCs w:val="28"/>
+        </w:rPr>
+        <w:t>.</w:t>
+      </w:r>
     </w:p>
     <w:p>
       <w:pPr>
@@ -1711,20 +1908,52 @@
         <w:ind w:firstLine="425"/>
         <w:jc w:val="both"/>
         <w:rPr>
-          <w:b/>
-          <w:bCs/>
-          <w:sz w:val="28"/>
-          <w:szCs w:val="28"/>
-        </w:rPr>
-      </w:pPr>
-      <w:r>
-        <w:rPr>
-          <w:b/>
-          <w:bCs/>
-          <w:sz w:val="28"/>
-          <w:szCs w:val="28"/>
-        </w:rPr>
-        <w:t>4. Составить программу, которая считывает из файла матрицу и выводит на экран сумму диагональных элементов этой матрицы.</w:t>
+          <w:sz w:val="28"/>
+          <w:szCs w:val="28"/>
+        </w:rPr>
+      </w:pPr>
+      <w:r>
+        <w:rPr>
+          <w:sz w:val="28"/>
+          <w:szCs w:val="28"/>
+          <w:lang w:val="en-US"/>
+        </w:rPr>
+        <w:t>lines</w:t>
+      </w:r>
+      <w:r>
+        <w:rPr>
+          <w:sz w:val="28"/>
+          <w:szCs w:val="28"/>
+        </w:rPr>
+        <w:t xml:space="preserve"> </w:t>
+      </w:r>
+      <w:r>
+        <w:rPr>
+          <w:sz w:val="28"/>
+          <w:szCs w:val="28"/>
+        </w:rPr>
+        <w:t>преобразует строки в массив строк</w:t>
+      </w:r>
+      <w:r>
+        <w:rPr>
+          <w:sz w:val="28"/>
+          <w:szCs w:val="28"/>
+        </w:rPr>
+        <w:t xml:space="preserve"> (</w:t>
+      </w:r>
+      <w:r>
+        <w:rPr>
+          <w:sz w:val="28"/>
+          <w:szCs w:val="28"/>
+        </w:rPr>
+        <w:t>рис.2</w:t>
+      </w:r>
+      <w:r>
+        <w:rPr>
+          <w:sz w:val="28"/>
+          <w:szCs w:val="28"/>
+        </w:rPr>
+        <w:t>)</w:t>
       </w:r>
     </w:p>
     <w:p>
@@ -1737,6 +1966,66 @@
           <w:szCs w:val="28"/>
         </w:rPr>
       </w:pPr>
+      <w:r>
+        <w:rPr>
+          <w:sz w:val="28"/>
+          <w:szCs w:val="28"/>
+        </w:rPr>
+        <w:lastRenderedPageBreak/>
+        <w:drawing>
+          <wp:inline distT="0" distB="0" distL="0" distR="0" wp14:anchorId="0393CC48" wp14:editId="5810A82B">
+            <wp:extent cx="4848902" cy="2838846"/>
+            <wp:effectExtent l="0" t="0" r="8890" b="0"/>
+            <wp:docPr id="2" name="Рисунок 2"/>
+            <wp:cNvGraphicFramePr>
+              <a:graphicFrameLocks xmlns:a="http://schemas.openxmlformats.org/drawingml/2006/main" noChangeAspect="1"/>
+            </wp:cNvGraphicFramePr>
+            <a:graphic xmlns:a="http://schemas.openxmlformats.org/drawingml/2006/main">
+              <a:graphicData uri="http://schemas.openxmlformats.org/drawingml/2006/picture">
+                <pic:pic xmlns:pic="http://schemas.openxmlformats.org/drawingml/2006/picture">
+                  <pic:nvPicPr>
+                    <pic:cNvPr id="1" name=""/>
+                    <pic:cNvPicPr/>
+                  </pic:nvPicPr>
+                  <pic:blipFill>
+                    <a:blip r:embed="rId7"/>
+                    <a:stretch>
+                      <a:fillRect/>
+                    </a:stretch>
+                  </pic:blipFill>
+                  <pic:spPr>
+                    <a:xfrm>
+                      <a:off x="0" y="0"/>
+                      <a:ext cx="4848902" cy="2838846"/>
+                    </a:xfrm>
+                    <a:prstGeom prst="rect">
+                      <a:avLst/>
+                    </a:prstGeom>
+                  </pic:spPr>
+                </pic:pic>
+              </a:graphicData>
+            </a:graphic>
+          </wp:inline>
+        </w:drawing>
+      </w:r>
+    </w:p>
+    <w:p>
+      <w:pPr>
+        <w:spacing w:line="360" w:lineRule="auto"/>
+        <w:ind w:firstLine="425"/>
+        <w:jc w:val="center"/>
+        <w:rPr>
+          <w:sz w:val="28"/>
+          <w:szCs w:val="28"/>
+        </w:rPr>
+      </w:pPr>
+      <w:r>
+        <w:rPr>
+          <w:sz w:val="28"/>
+          <w:szCs w:val="28"/>
+        </w:rPr>
+        <w:t>Рис.1 – Получение строк матрицы</w:t>
+      </w:r>
     </w:p>
     <w:p>
       <w:pPr>
@@ -1744,21 +2033,10 @@
         <w:ind w:firstLine="425"/>
         <w:jc w:val="both"/>
         <w:rPr>
-          <w:b/>
-          <w:bCs/>
-          <w:sz w:val="28"/>
-          <w:szCs w:val="28"/>
-        </w:rPr>
-      </w:pPr>
-      <w:r>
-        <w:rPr>
-          <w:b/>
-          <w:bCs/>
-          <w:sz w:val="28"/>
-          <w:szCs w:val="28"/>
-        </w:rPr>
-        <w:t>5. Составить программу, которая считывает две матрицы из файлов и записывает в третий файл матрицу, являющуюся их суммой.</w:t>
-      </w:r>
+          <w:sz w:val="28"/>
+          <w:szCs w:val="28"/>
+        </w:rPr>
+      </w:pPr>
     </w:p>
     <w:p>
       <w:pPr>
@@ -1770,6 +2048,64 @@
           <w:szCs w:val="28"/>
         </w:rPr>
       </w:pPr>
+      <w:r>
+        <w:rPr>
+          <w:sz w:val="28"/>
+          <w:szCs w:val="28"/>
+        </w:rPr>
+        <w:t xml:space="preserve">Далее разработал функцию для </w:t>
+      </w:r>
+      <w:proofErr w:type="spellStart"/>
+      <w:r>
+        <w:rPr>
+          <w:sz w:val="28"/>
+          <w:szCs w:val="28"/>
+        </w:rPr>
+        <w:t>парсинга</w:t>
+      </w:r>
+      <w:proofErr w:type="spellEnd"/>
+      <w:r>
+        <w:rPr>
+          <w:sz w:val="28"/>
+          <w:szCs w:val="28"/>
+        </w:rPr>
+        <w:t xml:space="preserve"> строки с</w:t>
+      </w:r>
+      <w:r>
+        <w:rPr>
+          <w:sz w:val="28"/>
+          <w:szCs w:val="28"/>
+        </w:rPr>
+        <w:t xml:space="preserve"> </w:t>
+      </w:r>
+      <w:r>
+        <w:rPr>
+          <w:sz w:val="28"/>
+          <w:szCs w:val="28"/>
+        </w:rPr>
+        <w:t>пробелами</w:t>
+      </w:r>
+      <w:r>
+        <w:rPr>
+          <w:sz w:val="28"/>
+          <w:szCs w:val="28"/>
+        </w:rPr>
+        <w:t xml:space="preserve"> (</w:t>
+      </w:r>
+      <w:r>
+        <w:rPr>
+          <w:sz w:val="28"/>
+          <w:szCs w:val="28"/>
+        </w:rPr>
+        <w:t>рис.2</w:t>
+      </w:r>
+      <w:r>
+        <w:rPr>
+          <w:sz w:val="28"/>
+          <w:szCs w:val="28"/>
+        </w:rPr>
+        <w:t>)</w:t>
+      </w:r>
     </w:p>
     <w:p>
       <w:pPr>
@@ -1781,15 +2117,30 @@
           <w:szCs w:val="28"/>
         </w:rPr>
       </w:pPr>
-      <w:r>
-        <w:rPr>
-          <w:b/>
-          <w:bCs/>
-          <w:sz w:val="28"/>
-          <w:szCs w:val="28"/>
-        </w:rPr>
-        <w:t>6. Составить программу, которая считывает из одного файла матрицу, а из другого — вектор и записывает в третий файл результат умножения матрицы на вектор.</w:t>
-      </w:r>
+      <w:bookmarkStart w:id="2" w:name="_GoBack"/>
+      <w:bookmarkEnd w:id="2"/>
+    </w:p>
+    <w:p>
+      <w:pPr>
+        <w:spacing w:line="360" w:lineRule="auto"/>
+        <w:ind w:firstLine="425"/>
+        <w:jc w:val="both"/>
+        <w:rPr>
+          <w:sz w:val="28"/>
+          <w:szCs w:val="28"/>
+        </w:rPr>
+      </w:pPr>
+    </w:p>
+    <w:p>
+      <w:pPr>
+        <w:spacing w:line="360" w:lineRule="auto"/>
+        <w:ind w:firstLine="425"/>
+        <w:jc w:val="both"/>
+        <w:rPr>
+          <w:sz w:val="28"/>
+          <w:szCs w:val="28"/>
+        </w:rPr>
+      </w:pPr>
     </w:p>
     <w:p>
       <w:pPr>
@@ -3277,7 +3628,7 @@
 </file>
 
 <file path=customXml/itemProps1.xml><?xml version="1.0" encoding="utf-8"?>
-<ds:datastoreItem xmlns:ds="http://schemas.openxmlformats.org/officeDocument/2006/customXml" ds:itemID="{23F64EF7-796F-4A68-ACDA-3EA68A05C8C4}">
+<ds:datastoreItem xmlns:ds="http://schemas.openxmlformats.org/officeDocument/2006/customXml" ds:itemID="{2B8206C6-8945-4EEB-B85F-1D2C6AF00A3E}">
   <ds:schemaRefs>
     <ds:schemaRef ds:uri="http://schemas.openxmlformats.org/officeDocument/2006/bibliography"/>
   </ds:schemaRefs>

--- a/session-ma/1 Основы функционального программирования (Гордеев Андрей Борисович)/Практические/Соколов Д.А Ик-731 - Практическая к теме 8.docx
+++ b/session-ma/1 Основы функционального программирования (Гордеев Андрей Борисович)/Практические/Соколов Д.А Ик-731 - Практическая к теме 8.docx
@@ -1,6 +1,6 @@
 
 <file path=word/document.xml><?xml version="1.0" encoding="utf-8"?>
-<w:document xmlns:wpc="http://schemas.microsoft.com/office/word/2010/wordprocessingCanvas" xmlns:cx="http://schemas.microsoft.com/office/drawing/2014/chartex" xmlns:cx1="http://schemas.microsoft.com/office/drawing/2015/9/8/chartex" xmlns:cx2="http://schemas.microsoft.com/office/drawing/2015/10/21/chartex" xmlns:cx3="http://schemas.microsoft.com/office/drawing/2016/5/9/chartex" xmlns:cx4="http://schemas.microsoft.com/office/drawing/2016/5/10/chartex" xmlns:cx5="http://schemas.microsoft.com/office/drawing/2016/5/11/chartex" xmlns:cx6="http://schemas.microsoft.com/office/drawing/2016/5/12/chartex" xmlns:cx7="http://schemas.microsoft.com/office/drawing/2016/5/13/chartex" xmlns:cx8="http://schemas.microsoft.com/office/drawing/2016/5/14/chartex" xmlns:mc="http://schemas.openxmlformats.org/markup-compatibility/2006" xmlns:aink="http://schemas.microsoft.com/office/drawing/2016/ink" xmlns:am3d="http://schemas.microsoft.com/office/drawing/2017/model3d" xmlns:o="urn:schemas-microsoft-com:office:office" xmlns:r="http://schemas.openxmlformats.org/officeDocument/2006/relationships" xmlns:m="http://schemas.openxmlformats.org/officeDocument/2006/math" xmlns:v="urn:schemas-microsoft-com:vml" xmlns:wp14="http://schemas.microsoft.com/office/word/2010/wordprocessingDrawing" xmlns:wp="http://schemas.openxmlformats.org/drawingml/2006/wordprocessingDrawing" xmlns:w10="urn:schemas-microsoft-com:office:word" xmlns:w="http://schemas.openxmlformats.org/wordprocessingml/2006/main" xmlns:w14="http://schemas.microsoft.com/office/word/2010/wordml" xmlns:w15="http://schemas.microsoft.com/office/word/2012/wordml" xmlns:w16cex="http://schemas.microsoft.com/office/word/2018/wordml/cex" xmlns:w16cid="http://schemas.microsoft.com/office/word/2016/wordml/cid" xmlns:w16="http://schemas.microsoft.com/office/word/2018/wordml" xmlns:w16se="http://schemas.microsoft.com/office/word/2015/wordml/symex" xmlns:wpg="http://schemas.microsoft.com/office/word/2010/wordprocessingGroup" xmlns:wpi="http://schemas.microsoft.com/office/word/2010/wordprocessingInk" xmlns:wne="http://schemas.microsoft.com/office/word/2006/wordml" xmlns:wps="http://schemas.microsoft.com/office/word/2010/wordprocessingShape" mc:Ignorable="w14 w15 w16se w16cid w16 w16cex wp14">
+<w:document xmlns:wpc="http://schemas.microsoft.com/office/word/2010/wordprocessingCanvas" xmlns:cx="http://schemas.microsoft.com/office/drawing/2014/chartex" xmlns:cx1="http://schemas.microsoft.com/office/drawing/2015/9/8/chartex" xmlns:cx2="http://schemas.microsoft.com/office/drawing/2015/10/21/chartex" xmlns:cx3="http://schemas.microsoft.com/office/drawing/2016/5/9/chartex" xmlns:cx4="http://schemas.microsoft.com/office/drawing/2016/5/10/chartex" xmlns:cx5="http://schemas.microsoft.com/office/drawing/2016/5/11/chartex" xmlns:cx6="http://schemas.microsoft.com/office/drawing/2016/5/12/chartex" xmlns:cx7="http://schemas.microsoft.com/office/drawing/2016/5/13/chartex" xmlns:cx8="http://schemas.microsoft.com/office/drawing/2016/5/14/chartex" xmlns:mc="http://schemas.openxmlformats.org/markup-compatibility/2006" xmlns:aink="http://schemas.microsoft.com/office/drawing/2016/ink" xmlns:am3d="http://schemas.microsoft.com/office/drawing/2017/model3d" xmlns:o="urn:schemas-microsoft-com:office:office" xmlns:r="http://schemas.openxmlformats.org/officeDocument/2006/relationships" xmlns:m="http://schemas.openxmlformats.org/officeDocument/2006/math" xmlns:v="urn:schemas-microsoft-com:vml" xmlns:wp14="http://schemas.microsoft.com/office/word/2010/wordprocessingDrawing" xmlns:wp="http://schemas.openxmlformats.org/drawingml/2006/wordprocessingDrawing" xmlns:w10="urn:schemas-microsoft-com:office:word" xmlns:w="http://schemas.openxmlformats.org/wordprocessingml/2006/main" xmlns:w14="http://schemas.microsoft.com/office/word/2010/wordml" xmlns:w15="http://schemas.microsoft.com/office/word/2012/wordml" xmlns:w16cex="http://schemas.microsoft.com/office/word/2018/wordml/cex" xmlns:w16cid="http://schemas.microsoft.com/office/word/2016/wordml/cid" xmlns:w16="http://schemas.microsoft.com/office/word/2018/wordml" xmlns:w16sdtdh="http://schemas.microsoft.com/office/word/2020/wordml/sdtdatahash" xmlns:w16se="http://schemas.microsoft.com/office/word/2015/wordml/symex" xmlns:wpg="http://schemas.microsoft.com/office/word/2010/wordprocessingGroup" xmlns:wpi="http://schemas.microsoft.com/office/word/2010/wordprocessingInk" xmlns:wne="http://schemas.microsoft.com/office/word/2006/wordml" xmlns:wps="http://schemas.microsoft.com/office/word/2010/wordprocessingShape" mc:Ignorable="w14 w15 w16se w16cid w16 w16cex w16sdtdh wp14">
   <w:body>
     <w:p>
       <w:pPr>
@@ -833,7 +833,33 @@
                 <w:szCs w:val="16"/>
                 <w:lang w:eastAsia="ru-RU"/>
               </w:rPr>
-              <w:t>(подпись)                                       (фамилия, инициалы)</w:t>
+              <w:t>(</w:t>
+            </w:r>
+            <w:proofErr w:type="gramStart"/>
+            <w:r>
+              <w:rPr>
+                <w:rFonts w:ascii="Times New Roman" w:hAnsi="Times New Roman"/>
+                <w:i/>
+                <w:iCs/>
+                <w:color w:val="auto"/>
+                <w:sz w:val="16"/>
+                <w:szCs w:val="16"/>
+                <w:lang w:eastAsia="ru-RU"/>
+              </w:rPr>
+              <w:t xml:space="preserve">подпись)   </w:t>
+            </w:r>
+            <w:proofErr w:type="gramEnd"/>
+            <w:r>
+              <w:rPr>
+                <w:rFonts w:ascii="Times New Roman" w:hAnsi="Times New Roman"/>
+                <w:i/>
+                <w:iCs/>
+                <w:color w:val="auto"/>
+                <w:sz w:val="16"/>
+                <w:szCs w:val="16"/>
+                <w:lang w:eastAsia="ru-RU"/>
+              </w:rPr>
+              <w:t xml:space="preserve">                                    (фамилия, инициалы)</w:t>
             </w:r>
           </w:p>
         </w:tc>
@@ -1414,7 +1440,33 @@
                 <w:szCs w:val="16"/>
                 <w:lang w:eastAsia="ru-RU"/>
               </w:rPr>
-              <w:t>(подпись)                                      (фамилия, инициалы)</w:t>
+              <w:t>(</w:t>
+            </w:r>
+            <w:proofErr w:type="gramStart"/>
+            <w:r>
+              <w:rPr>
+                <w:rFonts w:ascii="Times New Roman" w:hAnsi="Times New Roman"/>
+                <w:i/>
+                <w:iCs/>
+                <w:color w:val="auto"/>
+                <w:sz w:val="16"/>
+                <w:szCs w:val="16"/>
+                <w:lang w:eastAsia="ru-RU"/>
+              </w:rPr>
+              <w:t xml:space="preserve">подпись)   </w:t>
+            </w:r>
+            <w:proofErr w:type="gramEnd"/>
+            <w:r>
+              <w:rPr>
+                <w:rFonts w:ascii="Times New Roman" w:hAnsi="Times New Roman"/>
+                <w:i/>
+                <w:iCs/>
+                <w:color w:val="auto"/>
+                <w:sz w:val="16"/>
+                <w:szCs w:val="16"/>
+                <w:lang w:eastAsia="ru-RU"/>
+              </w:rPr>
+              <w:t xml:space="preserve">                                   (фамилия, инициалы)</w:t>
             </w:r>
           </w:p>
         </w:tc>
@@ -1552,7 +1604,6 @@
           <w:bCs/>
           <w:sz w:val="28"/>
           <w:szCs w:val="28"/>
-          <w:lang w:val="en-US"/>
         </w:rPr>
       </w:pPr>
       <w:r>
@@ -1570,7 +1621,6 @@
           <w:bCs/>
           <w:sz w:val="28"/>
           <w:szCs w:val="28"/>
-          <w:lang w:val="en-US"/>
         </w:rPr>
         <w:t>:</w:t>
       </w:r>
@@ -1629,7 +1679,6 @@
         </w:rPr>
         <w:t xml:space="preserve"> -&gt; </w:t>
       </w:r>
-      <w:proofErr w:type="spellStart"/>
       <w:r>
         <w:rPr>
           <w:sz w:val="28"/>
@@ -1638,7 +1687,6 @@
         </w:rPr>
         <w:t>pr</w:t>
       </w:r>
-      <w:proofErr w:type="spellEnd"/>
       <w:r>
         <w:rPr>
           <w:sz w:val="28"/>
@@ -1715,6 +1763,7 @@
       </w:pPr>
       <w:r>
         <w:rPr>
+          <w:noProof/>
           <w:sz w:val="28"/>
           <w:szCs w:val="28"/>
         </w:rPr>
@@ -1763,47 +1812,44 @@
         <w:rPr>
           <w:sz w:val="28"/>
           <w:szCs w:val="28"/>
+        </w:rPr>
+      </w:pPr>
+      <w:r>
+        <w:rPr>
+          <w:sz w:val="28"/>
+          <w:szCs w:val="28"/>
+        </w:rPr>
+        <w:t xml:space="preserve">Рис. 1 </w:t>
+      </w:r>
+      <w:r>
+        <w:rPr>
+          <w:sz w:val="28"/>
+          <w:szCs w:val="28"/>
+        </w:rPr>
+        <w:t>–</w:t>
+      </w:r>
+      <w:r>
+        <w:rPr>
+          <w:sz w:val="28"/>
+          <w:szCs w:val="28"/>
+        </w:rPr>
+        <w:t xml:space="preserve"> </w:t>
+      </w:r>
+      <w:r>
+        <w:rPr>
+          <w:sz w:val="28"/>
+          <w:szCs w:val="28"/>
+        </w:rPr>
+        <w:t xml:space="preserve">Матрица в файле </w:t>
+      </w:r>
+      <w:r>
+        <w:rPr>
+          <w:sz w:val="28"/>
+          <w:szCs w:val="28"/>
           <w:lang w:val="en-US"/>
         </w:rPr>
-      </w:pPr>
-      <w:r>
-        <w:rPr>
-          <w:sz w:val="28"/>
-          <w:szCs w:val="28"/>
-        </w:rPr>
-        <w:t xml:space="preserve">Рис. 1 </w:t>
-      </w:r>
-      <w:r>
-        <w:rPr>
-          <w:sz w:val="28"/>
-          <w:szCs w:val="28"/>
-        </w:rPr>
-        <w:t>–</w:t>
-      </w:r>
-      <w:r>
-        <w:rPr>
-          <w:sz w:val="28"/>
-          <w:szCs w:val="28"/>
-        </w:rPr>
-        <w:t xml:space="preserve"> </w:t>
-      </w:r>
-      <w:r>
-        <w:rPr>
-          <w:sz w:val="28"/>
-          <w:szCs w:val="28"/>
-        </w:rPr>
-        <w:t xml:space="preserve">Матрица в файле </w:t>
-      </w:r>
-      <w:proofErr w:type="spellStart"/>
-      <w:r>
-        <w:rPr>
-          <w:sz w:val="28"/>
-          <w:szCs w:val="28"/>
-          <w:lang w:val="en-US"/>
-        </w:rPr>
         <w:t>pr</w:t>
       </w:r>
-      <w:proofErr w:type="spellEnd"/>
       <w:r>
         <w:rPr>
           <w:sz w:val="28"/>
@@ -1968,6 +2014,7 @@
       </w:pPr>
       <w:r>
         <w:rPr>
+          <w:noProof/>
           <w:sz w:val="28"/>
           <w:szCs w:val="28"/>
         </w:rPr>
@@ -2044,67 +2091,20 @@
         <w:ind w:firstLine="425"/>
         <w:jc w:val="both"/>
         <w:rPr>
-          <w:sz w:val="28"/>
-          <w:szCs w:val="28"/>
-        </w:rPr>
-      </w:pPr>
-      <w:r>
-        <w:rPr>
-          <w:sz w:val="28"/>
-          <w:szCs w:val="28"/>
-        </w:rPr>
-        <w:t xml:space="preserve">Далее разработал функцию для </w:t>
-      </w:r>
-      <w:proofErr w:type="spellStart"/>
-      <w:r>
-        <w:rPr>
-          <w:sz w:val="28"/>
-          <w:szCs w:val="28"/>
-        </w:rPr>
-        <w:t>парсинга</w:t>
-      </w:r>
-      <w:proofErr w:type="spellEnd"/>
-      <w:r>
-        <w:rPr>
-          <w:sz w:val="28"/>
-          <w:szCs w:val="28"/>
-        </w:rPr>
-        <w:t xml:space="preserve"> строки с</w:t>
-      </w:r>
-      <w:r>
-        <w:rPr>
-          <w:sz w:val="28"/>
-          <w:szCs w:val="28"/>
-        </w:rPr>
-        <w:t xml:space="preserve"> </w:t>
-      </w:r>
-      <w:r>
-        <w:rPr>
-          <w:sz w:val="28"/>
-          <w:szCs w:val="28"/>
-        </w:rPr>
-        <w:t>пробелами</w:t>
-      </w:r>
-      <w:r>
-        <w:rPr>
-          <w:sz w:val="28"/>
-          <w:szCs w:val="28"/>
-        </w:rPr>
-        <w:t xml:space="preserve"> (</w:t>
-      </w:r>
-      <w:r>
-        <w:rPr>
-          <w:sz w:val="28"/>
-          <w:szCs w:val="28"/>
-        </w:rPr>
-        <w:t>рис.2</w:t>
-      </w:r>
-      <w:r>
-        <w:rPr>
-          <w:sz w:val="28"/>
-          <w:szCs w:val="28"/>
-        </w:rPr>
-        <w:t>)</w:t>
+          <w:b/>
+          <w:bCs/>
+          <w:sz w:val="28"/>
+          <w:szCs w:val="28"/>
+        </w:rPr>
+      </w:pPr>
+      <w:r>
+        <w:rPr>
+          <w:b/>
+          <w:bCs/>
+          <w:sz w:val="28"/>
+          <w:szCs w:val="28"/>
+        </w:rPr>
+        <w:t>Шаг 2</w:t>
       </w:r>
     </w:p>
     <w:p>
@@ -2117,8 +2117,157 @@
           <w:szCs w:val="28"/>
         </w:rPr>
       </w:pPr>
-      <w:bookmarkStart w:id="2" w:name="_GoBack"/>
-      <w:bookmarkEnd w:id="2"/>
+      <w:r>
+        <w:rPr>
+          <w:sz w:val="28"/>
+          <w:szCs w:val="28"/>
+        </w:rPr>
+        <w:t xml:space="preserve">Далее разработал функцию для </w:t>
+      </w:r>
+      <w:proofErr w:type="spellStart"/>
+      <w:r>
+        <w:rPr>
+          <w:sz w:val="28"/>
+          <w:szCs w:val="28"/>
+        </w:rPr>
+        <w:t>парсинга</w:t>
+      </w:r>
+      <w:proofErr w:type="spellEnd"/>
+      <w:r>
+        <w:rPr>
+          <w:sz w:val="28"/>
+          <w:szCs w:val="28"/>
+        </w:rPr>
+        <w:t xml:space="preserve"> строки с</w:t>
+      </w:r>
+      <w:r>
+        <w:rPr>
+          <w:sz w:val="28"/>
+          <w:szCs w:val="28"/>
+        </w:rPr>
+        <w:t xml:space="preserve"> </w:t>
+      </w:r>
+      <w:r>
+        <w:rPr>
+          <w:sz w:val="28"/>
+          <w:szCs w:val="28"/>
+        </w:rPr>
+        <w:t>пробелами</w:t>
+      </w:r>
+      <w:r>
+        <w:rPr>
+          <w:sz w:val="28"/>
+          <w:szCs w:val="28"/>
+        </w:rPr>
+        <w:t xml:space="preserve"> (</w:t>
+      </w:r>
+      <w:r>
+        <w:rPr>
+          <w:sz w:val="28"/>
+          <w:szCs w:val="28"/>
+        </w:rPr>
+        <w:t>рис.2</w:t>
+      </w:r>
+      <w:r>
+        <w:rPr>
+          <w:sz w:val="28"/>
+          <w:szCs w:val="28"/>
+        </w:rPr>
+        <w:t>)</w:t>
+      </w:r>
+    </w:p>
+    <w:p>
+      <w:pPr>
+        <w:spacing w:line="360" w:lineRule="auto"/>
+        <w:ind w:firstLine="425"/>
+        <w:jc w:val="center"/>
+        <w:rPr>
+          <w:sz w:val="28"/>
+          <w:szCs w:val="28"/>
+        </w:rPr>
+      </w:pPr>
+      <w:r>
+        <w:rPr>
+          <w:sz w:val="28"/>
+          <w:szCs w:val="28"/>
+        </w:rPr>
+        <w:drawing>
+          <wp:inline distT="0" distB="0" distL="0" distR="0" wp14:anchorId="69DC9944" wp14:editId="4EF0AA2E">
+            <wp:extent cx="4867954" cy="914528"/>
+            <wp:effectExtent l="0" t="0" r="0" b="0"/>
+            <wp:docPr id="4" name="Рисунок 4"/>
+            <wp:cNvGraphicFramePr>
+              <a:graphicFrameLocks xmlns:a="http://schemas.openxmlformats.org/drawingml/2006/main" noChangeAspect="1"/>
+            </wp:cNvGraphicFramePr>
+            <a:graphic xmlns:a="http://schemas.openxmlformats.org/drawingml/2006/main">
+              <a:graphicData uri="http://schemas.openxmlformats.org/drawingml/2006/picture">
+                <pic:pic xmlns:pic="http://schemas.openxmlformats.org/drawingml/2006/picture">
+                  <pic:nvPicPr>
+                    <pic:cNvPr id="1" name=""/>
+                    <pic:cNvPicPr/>
+                  </pic:nvPicPr>
+                  <pic:blipFill>
+                    <a:blip r:embed="rId8"/>
+                    <a:stretch>
+                      <a:fillRect/>
+                    </a:stretch>
+                  </pic:blipFill>
+                  <pic:spPr>
+                    <a:xfrm>
+                      <a:off x="0" y="0"/>
+                      <a:ext cx="4867954" cy="914528"/>
+                    </a:xfrm>
+                    <a:prstGeom prst="rect">
+                      <a:avLst/>
+                    </a:prstGeom>
+                  </pic:spPr>
+                </pic:pic>
+              </a:graphicData>
+            </a:graphic>
+          </wp:inline>
+        </w:drawing>
+      </w:r>
+    </w:p>
+    <w:p>
+      <w:pPr>
+        <w:spacing w:line="360" w:lineRule="auto"/>
+        <w:ind w:firstLine="425"/>
+        <w:jc w:val="center"/>
+        <w:rPr>
+          <w:sz w:val="28"/>
+          <w:szCs w:val="28"/>
+          <w:lang w:val="en-US"/>
+        </w:rPr>
+      </w:pPr>
+      <w:r>
+        <w:rPr>
+          <w:sz w:val="28"/>
+          <w:szCs w:val="28"/>
+        </w:rPr>
+        <w:t xml:space="preserve">Рис.2 – Функция </w:t>
+      </w:r>
+      <w:proofErr w:type="spellStart"/>
+      <w:r>
+        <w:rPr>
+          <w:sz w:val="28"/>
+          <w:szCs w:val="28"/>
+          <w:lang w:val="en-US"/>
+        </w:rPr>
+        <w:t>parseRow</w:t>
+      </w:r>
+      <w:proofErr w:type="spellEnd"/>
+    </w:p>
+    <w:p>
+      <w:pPr>
+        <w:spacing w:line="360" w:lineRule="auto"/>
+        <w:ind w:firstLine="425"/>
+        <w:jc w:val="center"/>
+        <w:rPr>
+          <w:sz w:val="28"/>
+          <w:szCs w:val="28"/>
+          <w:lang w:val="en-US"/>
+        </w:rPr>
+      </w:pPr>
     </w:p>
     <w:p>
       <w:pPr>
@@ -2130,6 +2279,240 @@
           <w:szCs w:val="28"/>
         </w:rPr>
       </w:pPr>
+      <w:r>
+        <w:rPr>
+          <w:sz w:val="28"/>
+          <w:szCs w:val="28"/>
+        </w:rPr>
+        <w:t>Данная функция получает строку матрицы и должна вернуть массив целочисленных значений.</w:t>
+      </w:r>
+    </w:p>
+    <w:p>
+      <w:pPr>
+        <w:pStyle w:val="a7"/>
+        <w:numPr>
+          <w:ilvl w:val="0"/>
+          <w:numId w:val="5"/>
+        </w:numPr>
+        <w:spacing w:line="360" w:lineRule="auto"/>
+        <w:jc w:val="both"/>
+        <w:rPr>
+          <w:sz w:val="28"/>
+          <w:szCs w:val="28"/>
+        </w:rPr>
+      </w:pPr>
+      <w:r>
+        <w:rPr>
+          <w:sz w:val="28"/>
+          <w:szCs w:val="28"/>
+        </w:rPr>
+        <w:t xml:space="preserve">Функция преобразовывает строку </w:t>
+      </w:r>
+      <w:r>
+        <w:rPr>
+          <w:sz w:val="28"/>
+          <w:szCs w:val="28"/>
+          <w:lang w:val="en-US"/>
+        </w:rPr>
+        <w:t>x</w:t>
+      </w:r>
+      <w:r>
+        <w:rPr>
+          <w:sz w:val="28"/>
+          <w:szCs w:val="28"/>
+        </w:rPr>
+        <w:t xml:space="preserve"> </w:t>
+      </w:r>
+      <w:r>
+        <w:rPr>
+          <w:sz w:val="28"/>
+          <w:szCs w:val="28"/>
+        </w:rPr>
+        <w:t xml:space="preserve">в массив строк с помощью </w:t>
+      </w:r>
+      <w:r>
+        <w:rPr>
+          <w:sz w:val="28"/>
+          <w:szCs w:val="28"/>
+          <w:lang w:val="en-US"/>
+        </w:rPr>
+        <w:t>words</w:t>
+      </w:r>
+    </w:p>
+    <w:p>
+      <w:pPr>
+        <w:pStyle w:val="a7"/>
+        <w:numPr>
+          <w:ilvl w:val="0"/>
+          <w:numId w:val="5"/>
+        </w:numPr>
+        <w:spacing w:line="360" w:lineRule="auto"/>
+        <w:jc w:val="both"/>
+        <w:rPr>
+          <w:sz w:val="28"/>
+          <w:szCs w:val="28"/>
+        </w:rPr>
+      </w:pPr>
+      <w:proofErr w:type="spellStart"/>
+      <w:r>
+        <w:rPr>
+          <w:sz w:val="28"/>
+          <w:szCs w:val="28"/>
+          <w:lang w:val="en-US"/>
+        </w:rPr>
+        <w:t>mapM</w:t>
+      </w:r>
+      <w:proofErr w:type="spellEnd"/>
+      <w:r>
+        <w:rPr>
+          <w:sz w:val="28"/>
+          <w:szCs w:val="28"/>
+        </w:rPr>
+        <w:t xml:space="preserve"> </w:t>
+      </w:r>
+      <w:r>
+        <w:rPr>
+          <w:sz w:val="28"/>
+          <w:szCs w:val="28"/>
+        </w:rPr>
+        <w:t xml:space="preserve">применяет к каждому элементу массива </w:t>
+      </w:r>
+    </w:p>
+    <w:p>
+      <w:pPr>
+        <w:pStyle w:val="a7"/>
+        <w:numPr>
+          <w:ilvl w:val="0"/>
+          <w:numId w:val="5"/>
+        </w:numPr>
+        <w:spacing w:line="360" w:lineRule="auto"/>
+        <w:jc w:val="both"/>
+        <w:rPr>
+          <w:sz w:val="28"/>
+          <w:szCs w:val="28"/>
+        </w:rPr>
+      </w:pPr>
+      <w:proofErr w:type="spellStart"/>
+      <w:r>
+        <w:rPr>
+          <w:sz w:val="28"/>
+          <w:szCs w:val="28"/>
+          <w:lang w:val="en-US"/>
+        </w:rPr>
+        <w:t>readMay</w:t>
+      </w:r>
+      <w:r>
+        <w:rPr>
+          <w:sz w:val="28"/>
+          <w:szCs w:val="28"/>
+          <w:lang w:val="en-US"/>
+        </w:rPr>
+        <w:t>be</w:t>
+      </w:r>
+      <w:proofErr w:type="spellEnd"/>
+      <w:r>
+        <w:rPr>
+          <w:sz w:val="28"/>
+          <w:szCs w:val="28"/>
+        </w:rPr>
+        <w:t xml:space="preserve"> </w:t>
+      </w:r>
+      <w:r>
+        <w:rPr>
+          <w:sz w:val="28"/>
+          <w:szCs w:val="28"/>
+        </w:rPr>
+        <w:t>пытается преобразовать каждую строку в число</w:t>
+      </w:r>
+    </w:p>
+    <w:p>
+      <w:pPr>
+        <w:pStyle w:val="a7"/>
+        <w:numPr>
+          <w:ilvl w:val="0"/>
+          <w:numId w:val="5"/>
+        </w:numPr>
+        <w:spacing w:line="360" w:lineRule="auto"/>
+        <w:jc w:val="both"/>
+        <w:rPr>
+          <w:sz w:val="28"/>
+          <w:szCs w:val="28"/>
+        </w:rPr>
+      </w:pPr>
+      <w:r>
+        <w:rPr>
+          <w:sz w:val="28"/>
+          <w:szCs w:val="28"/>
+        </w:rPr>
+        <w:t xml:space="preserve">Возвращает либо </w:t>
+      </w:r>
+      <w:r>
+        <w:rPr>
+          <w:sz w:val="28"/>
+          <w:szCs w:val="28"/>
+          <w:lang w:val="en-US"/>
+        </w:rPr>
+        <w:t>Nothing</w:t>
+      </w:r>
+      <w:r>
+        <w:rPr>
+          <w:sz w:val="28"/>
+          <w:szCs w:val="28"/>
+        </w:rPr>
+        <w:t xml:space="preserve"> – </w:t>
+      </w:r>
+      <w:r>
+        <w:rPr>
+          <w:sz w:val="28"/>
+          <w:szCs w:val="28"/>
+        </w:rPr>
+        <w:t xml:space="preserve">если хотя бы один элемент не число, либо </w:t>
+      </w:r>
+      <w:r>
+        <w:rPr>
+          <w:sz w:val="28"/>
+          <w:szCs w:val="28"/>
+          <w:lang w:val="en-US"/>
+        </w:rPr>
+        <w:t>Just</w:t>
+      </w:r>
+      <w:r>
+        <w:rPr>
+          <w:sz w:val="28"/>
+          <w:szCs w:val="28"/>
+        </w:rPr>
+        <w:t xml:space="preserve"> [1,2,3]. </w:t>
+      </w:r>
+      <w:r>
+        <w:rPr>
+          <w:sz w:val="28"/>
+          <w:szCs w:val="28"/>
+        </w:rPr>
+        <w:t xml:space="preserve">Функция </w:t>
+      </w:r>
+      <w:r>
+        <w:rPr>
+          <w:sz w:val="28"/>
+          <w:szCs w:val="28"/>
+          <w:lang w:val="en-US"/>
+        </w:rPr>
+        <w:t xml:space="preserve">map </w:t>
+      </w:r>
+      <w:r>
+        <w:rPr>
+          <w:sz w:val="28"/>
+          <w:szCs w:val="28"/>
+        </w:rPr>
+        <w:t xml:space="preserve">вернула бы </w:t>
+      </w:r>
+      <w:r>
+        <w:rPr>
+          <w:sz w:val="28"/>
+          <w:szCs w:val="28"/>
+          <w:lang w:val="en-US"/>
+        </w:rPr>
+        <w:t>[Just 1, Just 2…]</w:t>
+      </w:r>
     </w:p>
     <w:p>
       <w:pPr>
@@ -2137,10 +2520,21 @@
         <w:ind w:firstLine="425"/>
         <w:jc w:val="both"/>
         <w:rPr>
-          <w:sz w:val="28"/>
-          <w:szCs w:val="28"/>
-        </w:rPr>
-      </w:pPr>
+          <w:b/>
+          <w:bCs/>
+          <w:sz w:val="28"/>
+          <w:szCs w:val="28"/>
+        </w:rPr>
+      </w:pPr>
+      <w:r>
+        <w:rPr>
+          <w:b/>
+          <w:bCs/>
+          <w:sz w:val="28"/>
+          <w:szCs w:val="28"/>
+        </w:rPr>
+        <w:t>Шаг 3</w:t>
+      </w:r>
     </w:p>
     <w:p>
       <w:pPr>
@@ -2152,6 +2546,78 @@
           <w:szCs w:val="28"/>
         </w:rPr>
       </w:pPr>
+      <w:r>
+        <w:rPr>
+          <w:sz w:val="28"/>
+          <w:szCs w:val="28"/>
+        </w:rPr>
+        <w:t>Далее приступаем к</w:t>
+      </w:r>
+      <w:r>
+        <w:rPr>
+          <w:sz w:val="28"/>
+          <w:szCs w:val="28"/>
+        </w:rPr>
+        <w:t xml:space="preserve"> обработке базовых случаев в функции </w:t>
+      </w:r>
+      <w:r>
+        <w:rPr>
+          <w:sz w:val="28"/>
+          <w:szCs w:val="28"/>
+          <w:lang w:val="en-US"/>
+        </w:rPr>
+        <w:t>main</w:t>
+      </w:r>
+      <w:r>
+        <w:rPr>
+          <w:sz w:val="28"/>
+          <w:szCs w:val="28"/>
+        </w:rPr>
+        <w:t xml:space="preserve"> </w:t>
+      </w:r>
+      <w:r>
+        <w:rPr>
+          <w:sz w:val="28"/>
+          <w:szCs w:val="28"/>
+        </w:rPr>
+        <w:t xml:space="preserve">с помощью </w:t>
+      </w:r>
+      <w:r>
+        <w:rPr>
+          <w:sz w:val="28"/>
+          <w:szCs w:val="28"/>
+          <w:lang w:val="en-US"/>
+        </w:rPr>
+        <w:t>case</w:t>
+      </w:r>
+      <w:r>
+        <w:rPr>
+          <w:sz w:val="28"/>
+          <w:szCs w:val="28"/>
+        </w:rPr>
+        <w:t xml:space="preserve"> (</w:t>
+      </w:r>
+      <w:r>
+        <w:rPr>
+          <w:sz w:val="28"/>
+          <w:szCs w:val="28"/>
+        </w:rPr>
+        <w:t>рис 3.</w:t>
+      </w:r>
+      <w:r>
+        <w:rPr>
+          <w:sz w:val="28"/>
+          <w:szCs w:val="28"/>
+        </w:rPr>
+        <w:t>)</w:t>
+      </w:r>
+      <w:r>
+        <w:rPr>
+          <w:sz w:val="28"/>
+          <w:szCs w:val="28"/>
+        </w:rPr>
+        <w:t>.</w:t>
+      </w:r>
     </w:p>
     <w:p>
       <w:pPr>
@@ -2163,6 +2629,48 @@
           <w:szCs w:val="28"/>
         </w:rPr>
       </w:pPr>
+      <w:r>
+        <w:rPr>
+          <w:sz w:val="28"/>
+          <w:szCs w:val="28"/>
+        </w:rPr>
+        <w:lastRenderedPageBreak/>
+        <w:drawing>
+          <wp:inline distT="0" distB="0" distL="0" distR="0" wp14:anchorId="09447AE8" wp14:editId="232BDDD7">
+            <wp:extent cx="5934903" cy="1676634"/>
+            <wp:effectExtent l="0" t="0" r="8890" b="0"/>
+            <wp:docPr id="5" name="Рисунок 5"/>
+            <wp:cNvGraphicFramePr>
+              <a:graphicFrameLocks xmlns:a="http://schemas.openxmlformats.org/drawingml/2006/main" noChangeAspect="1"/>
+            </wp:cNvGraphicFramePr>
+            <a:graphic xmlns:a="http://schemas.openxmlformats.org/drawingml/2006/main">
+              <a:graphicData uri="http://schemas.openxmlformats.org/drawingml/2006/picture">
+                <pic:pic xmlns:pic="http://schemas.openxmlformats.org/drawingml/2006/picture">
+                  <pic:nvPicPr>
+                    <pic:cNvPr id="1" name=""/>
+                    <pic:cNvPicPr/>
+                  </pic:nvPicPr>
+                  <pic:blipFill>
+                    <a:blip r:embed="rId9"/>
+                    <a:stretch>
+                      <a:fillRect/>
+                    </a:stretch>
+                  </pic:blipFill>
+                  <pic:spPr>
+                    <a:xfrm>
+                      <a:off x="0" y="0"/>
+                      <a:ext cx="5934903" cy="1676634"/>
+                    </a:xfrm>
+                    <a:prstGeom prst="rect">
+                      <a:avLst/>
+                    </a:prstGeom>
+                  </pic:spPr>
+                </pic:pic>
+              </a:graphicData>
+            </a:graphic>
+          </wp:inline>
+        </w:drawing>
+      </w:r>
     </w:p>
     <w:p>
       <w:pPr>
@@ -2172,45 +2680,897 @@
         <w:rPr>
           <w:sz w:val="28"/>
           <w:szCs w:val="28"/>
-        </w:rPr>
-      </w:pPr>
-    </w:p>
-    <w:p>
-      <w:pPr>
-        <w:widowControl/>
-        <w:autoSpaceDE/>
-        <w:autoSpaceDN/>
-        <w:adjustRightInd/>
-        <w:spacing w:after="160" w:line="259" w:lineRule="auto"/>
+          <w:lang w:val="en-US"/>
+        </w:rPr>
+      </w:pPr>
+      <w:r>
+        <w:rPr>
+          <w:sz w:val="28"/>
+          <w:szCs w:val="28"/>
+        </w:rPr>
+        <w:t xml:space="preserve">Рис.3 </w:t>
+      </w:r>
+      <w:r>
+        <w:rPr>
+          <w:sz w:val="28"/>
+          <w:szCs w:val="28"/>
+        </w:rPr>
+        <w:t>–</w:t>
+      </w:r>
+      <w:r>
+        <w:rPr>
+          <w:sz w:val="28"/>
+          <w:szCs w:val="28"/>
+        </w:rPr>
+        <w:t xml:space="preserve"> </w:t>
+      </w:r>
+      <w:r>
+        <w:rPr>
+          <w:sz w:val="28"/>
+          <w:szCs w:val="28"/>
+        </w:rPr>
+        <w:t xml:space="preserve">Обработка базовых случаев с помощью </w:t>
+      </w:r>
+      <w:r>
+        <w:rPr>
+          <w:sz w:val="28"/>
+          <w:szCs w:val="28"/>
+          <w:lang w:val="en-US"/>
+        </w:rPr>
+        <w:t>case</w:t>
+      </w:r>
+    </w:p>
+    <w:p>
+      <w:pPr>
+        <w:spacing w:line="360" w:lineRule="auto"/>
+        <w:ind w:firstLine="425"/>
+        <w:jc w:val="center"/>
+        <w:rPr>
+          <w:sz w:val="28"/>
+          <w:szCs w:val="28"/>
+          <w:lang w:val="en-US"/>
+        </w:rPr>
+      </w:pPr>
+    </w:p>
+    <w:p>
+      <w:pPr>
+        <w:pStyle w:val="a7"/>
+        <w:numPr>
+          <w:ilvl w:val="0"/>
+          <w:numId w:val="6"/>
+        </w:numPr>
+        <w:spacing w:line="360" w:lineRule="auto"/>
+        <w:ind w:left="851" w:hanging="66"/>
         <w:jc w:val="both"/>
         <w:rPr>
           <w:sz w:val="28"/>
           <w:szCs w:val="28"/>
         </w:rPr>
       </w:pPr>
-    </w:p>
-    <w:p>
-      <w:pPr>
-        <w:widowControl/>
-        <w:autoSpaceDE/>
-        <w:autoSpaceDN/>
-        <w:adjustRightInd/>
-        <w:spacing w:after="160" w:line="259" w:lineRule="auto"/>
+      <w:r>
+        <w:rPr>
+          <w:sz w:val="28"/>
+          <w:szCs w:val="28"/>
+        </w:rPr>
+        <w:t xml:space="preserve">Применяем </w:t>
+      </w:r>
+      <w:proofErr w:type="spellStart"/>
+      <w:r>
+        <w:rPr>
+          <w:sz w:val="28"/>
+          <w:szCs w:val="28"/>
+          <w:lang w:val="en-US"/>
+        </w:rPr>
+        <w:t>parseRow</w:t>
+      </w:r>
+      <w:proofErr w:type="spellEnd"/>
+      <w:r>
+        <w:rPr>
+          <w:sz w:val="28"/>
+          <w:szCs w:val="28"/>
+        </w:rPr>
+        <w:t xml:space="preserve"> </w:t>
+      </w:r>
+      <w:r>
+        <w:rPr>
+          <w:sz w:val="28"/>
+          <w:szCs w:val="28"/>
+        </w:rPr>
+        <w:t xml:space="preserve">с помощью </w:t>
+      </w:r>
+      <w:r>
+        <w:rPr>
+          <w:sz w:val="28"/>
+          <w:szCs w:val="28"/>
+          <w:lang w:val="en-US"/>
+        </w:rPr>
+        <w:t>traverse</w:t>
+      </w:r>
+      <w:r>
+        <w:rPr>
+          <w:sz w:val="28"/>
+          <w:szCs w:val="28"/>
+        </w:rPr>
+        <w:t xml:space="preserve"> </w:t>
+      </w:r>
+      <w:r>
+        <w:rPr>
+          <w:sz w:val="28"/>
+          <w:szCs w:val="28"/>
+        </w:rPr>
+        <w:t xml:space="preserve">к каждому </w:t>
+      </w:r>
+      <w:proofErr w:type="spellStart"/>
+      <w:r>
+        <w:rPr>
+          <w:sz w:val="28"/>
+          <w:szCs w:val="28"/>
+        </w:rPr>
+        <w:t>элемнету</w:t>
+      </w:r>
+      <w:proofErr w:type="spellEnd"/>
+      <w:r>
+        <w:rPr>
+          <w:sz w:val="28"/>
+          <w:szCs w:val="28"/>
+        </w:rPr>
+        <w:t xml:space="preserve">. </w:t>
+      </w:r>
+      <w:r>
         <w:rPr>
           <w:b/>
           <w:bCs/>
           <w:sz w:val="28"/>
           <w:szCs w:val="28"/>
         </w:rPr>
-      </w:pPr>
+        <w:t xml:space="preserve">Почему не </w:t>
+      </w:r>
       <w:r>
         <w:rPr>
           <w:b/>
           <w:bCs/>
           <w:sz w:val="28"/>
           <w:szCs w:val="28"/>
-        </w:rPr>
-        <w:br w:type="page"/>
+          <w:lang w:val="en-US"/>
+        </w:rPr>
+        <w:t>map</w:t>
+      </w:r>
+      <w:r>
+        <w:rPr>
+          <w:b/>
+          <w:bCs/>
+          <w:sz w:val="28"/>
+          <w:szCs w:val="28"/>
+        </w:rPr>
+        <w:t>?</w:t>
+      </w:r>
+      <w:r>
+        <w:rPr>
+          <w:sz w:val="28"/>
+          <w:szCs w:val="28"/>
+        </w:rPr>
+        <w:t xml:space="preserve"> </w:t>
+      </w:r>
+      <w:r>
+        <w:rPr>
+          <w:sz w:val="28"/>
+          <w:szCs w:val="28"/>
+          <w:lang w:val="en-US"/>
+        </w:rPr>
+        <w:t>map</w:t>
+      </w:r>
+      <w:r>
+        <w:rPr>
+          <w:sz w:val="28"/>
+          <w:szCs w:val="28"/>
+        </w:rPr>
+        <w:t xml:space="preserve"> </w:t>
+      </w:r>
+      <w:r>
+        <w:rPr>
+          <w:sz w:val="28"/>
+          <w:szCs w:val="28"/>
+        </w:rPr>
+        <w:t xml:space="preserve">вернуло бы </w:t>
+      </w:r>
+      <w:r>
+        <w:rPr>
+          <w:sz w:val="28"/>
+          <w:szCs w:val="28"/>
+        </w:rPr>
+        <w:t>[</w:t>
+      </w:r>
+      <w:r>
+        <w:rPr>
+          <w:sz w:val="28"/>
+          <w:szCs w:val="28"/>
+          <w:lang w:val="en-US"/>
+        </w:rPr>
+        <w:t>Just</w:t>
+      </w:r>
+      <w:r>
+        <w:rPr>
+          <w:sz w:val="28"/>
+          <w:szCs w:val="28"/>
+        </w:rPr>
+        <w:t xml:space="preserve"> [1,2,3], </w:t>
+      </w:r>
+      <w:r>
+        <w:rPr>
+          <w:sz w:val="28"/>
+          <w:szCs w:val="28"/>
+          <w:lang w:val="en-US"/>
+        </w:rPr>
+        <w:t>Just</w:t>
+      </w:r>
+      <w:r>
+        <w:rPr>
+          <w:sz w:val="28"/>
+          <w:szCs w:val="28"/>
+        </w:rPr>
+        <w:t xml:space="preserve"> [</w:t>
+      </w:r>
+      <w:r>
+        <w:rPr>
+          <w:sz w:val="28"/>
+          <w:szCs w:val="28"/>
+        </w:rPr>
+        <w:t>…</w:t>
+      </w:r>
+      <w:r>
+        <w:rPr>
+          <w:sz w:val="28"/>
+          <w:szCs w:val="28"/>
+        </w:rPr>
+        <w:t xml:space="preserve">], </w:t>
+      </w:r>
+      <w:r>
+        <w:rPr>
+          <w:sz w:val="28"/>
+          <w:szCs w:val="28"/>
+          <w:lang w:val="en-US"/>
+        </w:rPr>
+        <w:t>Just</w:t>
+      </w:r>
+      <w:r>
+        <w:rPr>
+          <w:sz w:val="28"/>
+          <w:szCs w:val="28"/>
+        </w:rPr>
+        <w:t xml:space="preserve"> […]], </w:t>
+      </w:r>
+      <w:r>
+        <w:rPr>
+          <w:sz w:val="28"/>
+          <w:szCs w:val="28"/>
+        </w:rPr>
+        <w:t xml:space="preserve">а </w:t>
+      </w:r>
+      <w:r>
+        <w:rPr>
+          <w:sz w:val="28"/>
+          <w:szCs w:val="28"/>
+          <w:lang w:val="en-US"/>
+        </w:rPr>
+        <w:t>traverse</w:t>
+      </w:r>
+      <w:r>
+        <w:rPr>
+          <w:sz w:val="28"/>
+          <w:szCs w:val="28"/>
+        </w:rPr>
+        <w:t xml:space="preserve"> </w:t>
+      </w:r>
+      <w:r>
+        <w:rPr>
+          <w:sz w:val="28"/>
+          <w:szCs w:val="28"/>
+        </w:rPr>
+        <w:t xml:space="preserve">возвращает </w:t>
+      </w:r>
+      <w:r>
+        <w:rPr>
+          <w:sz w:val="28"/>
+          <w:szCs w:val="28"/>
+          <w:lang w:val="en-US"/>
+        </w:rPr>
+        <w:t>Just</w:t>
+      </w:r>
+      <w:r>
+        <w:rPr>
+          <w:sz w:val="28"/>
+          <w:szCs w:val="28"/>
+        </w:rPr>
+        <w:t xml:space="preserve"> [[], [], []]</w:t>
+      </w:r>
+    </w:p>
+    <w:p>
+      <w:pPr>
+        <w:pStyle w:val="a7"/>
+        <w:numPr>
+          <w:ilvl w:val="0"/>
+          <w:numId w:val="6"/>
+        </w:numPr>
+        <w:spacing w:line="360" w:lineRule="auto"/>
+        <w:ind w:left="851" w:hanging="66"/>
+        <w:jc w:val="both"/>
+        <w:rPr>
+          <w:sz w:val="28"/>
+          <w:szCs w:val="28"/>
+        </w:rPr>
+      </w:pPr>
+      <w:r>
+        <w:rPr>
+          <w:sz w:val="28"/>
+          <w:szCs w:val="28"/>
+        </w:rPr>
+        <w:t xml:space="preserve">Далее обрабатываем случаи, если хотя бы один из элементов вернул </w:t>
+      </w:r>
+      <w:r>
+        <w:rPr>
+          <w:sz w:val="28"/>
+          <w:szCs w:val="28"/>
+          <w:lang w:val="en-US"/>
+        </w:rPr>
+        <w:t>Nothing</w:t>
+      </w:r>
+      <w:r>
+        <w:rPr>
+          <w:sz w:val="28"/>
+          <w:szCs w:val="28"/>
+        </w:rPr>
+        <w:t xml:space="preserve">, то </w:t>
+      </w:r>
+      <w:proofErr w:type="spellStart"/>
+      <w:r>
+        <w:rPr>
+          <w:sz w:val="28"/>
+          <w:szCs w:val="28"/>
+        </w:rPr>
+        <w:t>Nothing</w:t>
+      </w:r>
+      <w:proofErr w:type="spellEnd"/>
+      <w:r>
+        <w:rPr>
+          <w:sz w:val="28"/>
+          <w:szCs w:val="28"/>
+        </w:rPr>
+        <w:t xml:space="preserve"> -&gt; </w:t>
+      </w:r>
+      <w:proofErr w:type="spellStart"/>
+      <w:r>
+        <w:rPr>
+          <w:sz w:val="28"/>
+          <w:szCs w:val="28"/>
+        </w:rPr>
+        <w:t>putStrLn</w:t>
+      </w:r>
+      <w:proofErr w:type="spellEnd"/>
+      <w:r>
+        <w:rPr>
+          <w:sz w:val="28"/>
+          <w:szCs w:val="28"/>
+        </w:rPr>
+        <w:t xml:space="preserve"> "Ошибка в данных матрицы"</w:t>
+      </w:r>
+    </w:p>
+    <w:p>
+      <w:pPr>
+        <w:pStyle w:val="a7"/>
+        <w:numPr>
+          <w:ilvl w:val="0"/>
+          <w:numId w:val="6"/>
+        </w:numPr>
+        <w:spacing w:line="360" w:lineRule="auto"/>
+        <w:ind w:left="851" w:hanging="66"/>
+        <w:jc w:val="both"/>
+        <w:rPr>
+          <w:sz w:val="28"/>
+          <w:szCs w:val="28"/>
+        </w:rPr>
+      </w:pPr>
+      <w:r>
+        <w:rPr>
+          <w:sz w:val="28"/>
+          <w:szCs w:val="28"/>
+        </w:rPr>
+        <w:t xml:space="preserve">Если </w:t>
+      </w:r>
+      <w:r>
+        <w:rPr>
+          <w:sz w:val="28"/>
+          <w:szCs w:val="28"/>
+          <w:lang w:val="en-US"/>
+        </w:rPr>
+        <w:t>Just</w:t>
+      </w:r>
+      <w:r>
+        <w:rPr>
+          <w:sz w:val="28"/>
+          <w:szCs w:val="28"/>
+        </w:rPr>
+        <w:t xml:space="preserve">, то построчно выводим элементы </w:t>
+      </w:r>
+      <w:proofErr w:type="spellStart"/>
+      <w:r>
+        <w:rPr>
+          <w:sz w:val="28"/>
+          <w:szCs w:val="28"/>
+        </w:rPr>
+        <w:t>mapM</w:t>
+      </w:r>
+      <w:proofErr w:type="spellEnd"/>
+      <w:r>
+        <w:rPr>
+          <w:sz w:val="28"/>
+          <w:szCs w:val="28"/>
+        </w:rPr>
+        <w:t xml:space="preserve">_ </w:t>
+      </w:r>
+      <w:proofErr w:type="spellStart"/>
+      <w:r>
+        <w:rPr>
+          <w:sz w:val="28"/>
+          <w:szCs w:val="28"/>
+        </w:rPr>
+        <w:t>print</w:t>
+      </w:r>
+      <w:proofErr w:type="spellEnd"/>
+      <w:r>
+        <w:rPr>
+          <w:sz w:val="28"/>
+          <w:szCs w:val="28"/>
+        </w:rPr>
+        <w:t xml:space="preserve"> </w:t>
+      </w:r>
+      <w:proofErr w:type="spellStart"/>
+      <w:r>
+        <w:rPr>
+          <w:sz w:val="28"/>
+          <w:szCs w:val="28"/>
+        </w:rPr>
+        <w:t>matrix</w:t>
+      </w:r>
+      <w:proofErr w:type="spellEnd"/>
+    </w:p>
+    <w:p>
+      <w:pPr>
+        <w:spacing w:line="360" w:lineRule="auto"/>
+        <w:ind w:left="785"/>
+        <w:jc w:val="both"/>
+        <w:rPr>
+          <w:sz w:val="28"/>
+          <w:szCs w:val="28"/>
+        </w:rPr>
+      </w:pPr>
+    </w:p>
+    <w:p>
+      <w:pPr>
+        <w:spacing w:line="360" w:lineRule="auto"/>
+        <w:ind w:left="785"/>
+        <w:jc w:val="both"/>
+        <w:rPr>
+          <w:b/>
+          <w:bCs/>
+          <w:sz w:val="28"/>
+          <w:szCs w:val="28"/>
+        </w:rPr>
+      </w:pPr>
+      <w:r>
+        <w:rPr>
+          <w:b/>
+          <w:bCs/>
+          <w:sz w:val="28"/>
+          <w:szCs w:val="28"/>
+        </w:rPr>
+        <w:t>Шаг 4 Сумма диагональных элементов</w:t>
+      </w:r>
+    </w:p>
+    <w:p>
+      <w:pPr>
+        <w:spacing w:line="360" w:lineRule="auto"/>
+        <w:ind w:left="785"/>
+        <w:jc w:val="both"/>
+        <w:rPr>
+          <w:sz w:val="28"/>
+          <w:szCs w:val="28"/>
+        </w:rPr>
+      </w:pPr>
+      <w:r>
+        <w:rPr>
+          <w:sz w:val="28"/>
+          <w:szCs w:val="28"/>
+        </w:rPr>
+        <w:t>Из по</w:t>
+      </w:r>
+      <w:r>
+        <w:rPr>
+          <w:sz w:val="28"/>
+          <w:szCs w:val="28"/>
+        </w:rPr>
+        <w:t xml:space="preserve">лучившейся </w:t>
+      </w:r>
+      <w:r>
+        <w:rPr>
+          <w:sz w:val="28"/>
+          <w:szCs w:val="28"/>
+          <w:lang w:val="en-US"/>
+        </w:rPr>
+        <w:t>matrix</w:t>
+      </w:r>
+      <w:r>
+        <w:rPr>
+          <w:sz w:val="28"/>
+          <w:szCs w:val="28"/>
+        </w:rPr>
+        <w:t xml:space="preserve"> </w:t>
+      </w:r>
+      <w:r>
+        <w:rPr>
+          <w:sz w:val="28"/>
+          <w:szCs w:val="28"/>
+        </w:rPr>
+        <w:t xml:space="preserve">берем только те элементы, где </w:t>
+      </w:r>
+      <w:proofErr w:type="spellStart"/>
+      <w:r>
+        <w:rPr>
+          <w:sz w:val="28"/>
+          <w:szCs w:val="28"/>
+          <w:lang w:val="en-US"/>
+        </w:rPr>
+        <w:t>i</w:t>
+      </w:r>
+      <w:proofErr w:type="spellEnd"/>
+      <w:r>
+        <w:rPr>
+          <w:sz w:val="28"/>
+          <w:szCs w:val="28"/>
+        </w:rPr>
+        <w:t xml:space="preserve"> = = </w:t>
+      </w:r>
+      <w:proofErr w:type="spellStart"/>
+      <w:r>
+        <w:rPr>
+          <w:sz w:val="28"/>
+          <w:szCs w:val="28"/>
+          <w:lang w:val="en-US"/>
+        </w:rPr>
+        <w:t>i</w:t>
+      </w:r>
+      <w:proofErr w:type="spellEnd"/>
+      <w:r>
+        <w:rPr>
+          <w:sz w:val="28"/>
+          <w:szCs w:val="28"/>
+        </w:rPr>
+        <w:t xml:space="preserve">, </w:t>
+      </w:r>
+      <w:proofErr w:type="spellStart"/>
+      <w:r>
+        <w:rPr>
+          <w:sz w:val="28"/>
+          <w:szCs w:val="28"/>
+        </w:rPr>
+        <w:t>т.е</w:t>
+      </w:r>
+      <w:proofErr w:type="spellEnd"/>
+      <w:r>
+        <w:rPr>
+          <w:sz w:val="28"/>
+          <w:szCs w:val="28"/>
+        </w:rPr>
+        <w:t xml:space="preserve"> </w:t>
+      </w:r>
+      <w:r>
+        <w:rPr>
+          <w:sz w:val="28"/>
+          <w:szCs w:val="28"/>
+          <w:lang w:val="en-US"/>
+        </w:rPr>
+        <w:t>matrix</w:t>
+      </w:r>
+      <w:r>
+        <w:rPr>
+          <w:sz w:val="28"/>
+          <w:szCs w:val="28"/>
+        </w:rPr>
+        <w:t xml:space="preserve"> !! </w:t>
+      </w:r>
+      <w:proofErr w:type="spellStart"/>
+      <w:r>
+        <w:rPr>
+          <w:sz w:val="28"/>
+          <w:szCs w:val="28"/>
+          <w:lang w:val="en-US"/>
+        </w:rPr>
+        <w:t>i</w:t>
+      </w:r>
+      <w:proofErr w:type="spellEnd"/>
+      <w:r>
+        <w:rPr>
+          <w:sz w:val="28"/>
+          <w:szCs w:val="28"/>
+        </w:rPr>
+        <w:t xml:space="preserve"> !! </w:t>
+      </w:r>
+      <w:proofErr w:type="spellStart"/>
+      <w:r>
+        <w:rPr>
+          <w:sz w:val="28"/>
+          <w:szCs w:val="28"/>
+          <w:lang w:val="en-US"/>
+        </w:rPr>
+        <w:t>i</w:t>
+      </w:r>
+      <w:proofErr w:type="spellEnd"/>
+      <w:r>
+        <w:rPr>
+          <w:sz w:val="28"/>
+          <w:szCs w:val="28"/>
+        </w:rPr>
+        <w:t xml:space="preserve">. </w:t>
+      </w:r>
+      <w:r>
+        <w:rPr>
+          <w:sz w:val="28"/>
+          <w:szCs w:val="28"/>
+        </w:rPr>
+        <w:t>Данные блок кода приведен на рисунке 4.</w:t>
+      </w:r>
+    </w:p>
+    <w:p>
+      <w:pPr>
+        <w:spacing w:line="360" w:lineRule="auto"/>
+        <w:jc w:val="center"/>
+        <w:rPr>
+          <w:sz w:val="28"/>
+          <w:szCs w:val="28"/>
+        </w:rPr>
+      </w:pPr>
+      <w:r>
+        <w:rPr>
+          <w:sz w:val="28"/>
+          <w:szCs w:val="28"/>
+        </w:rPr>
+        <w:drawing>
+          <wp:inline distT="0" distB="0" distL="0" distR="0" wp14:anchorId="2F5957C1" wp14:editId="1E2D921E">
+            <wp:extent cx="5940425" cy="974725"/>
+            <wp:effectExtent l="0" t="0" r="3175" b="0"/>
+            <wp:docPr id="6" name="Рисунок 6"/>
+            <wp:cNvGraphicFramePr>
+              <a:graphicFrameLocks xmlns:a="http://schemas.openxmlformats.org/drawingml/2006/main" noChangeAspect="1"/>
+            </wp:cNvGraphicFramePr>
+            <a:graphic xmlns:a="http://schemas.openxmlformats.org/drawingml/2006/main">
+              <a:graphicData uri="http://schemas.openxmlformats.org/drawingml/2006/picture">
+                <pic:pic xmlns:pic="http://schemas.openxmlformats.org/drawingml/2006/picture">
+                  <pic:nvPicPr>
+                    <pic:cNvPr id="1" name=""/>
+                    <pic:cNvPicPr/>
+                  </pic:nvPicPr>
+                  <pic:blipFill>
+                    <a:blip r:embed="rId10"/>
+                    <a:stretch>
+                      <a:fillRect/>
+                    </a:stretch>
+                  </pic:blipFill>
+                  <pic:spPr>
+                    <a:xfrm>
+                      <a:off x="0" y="0"/>
+                      <a:ext cx="5940425" cy="974725"/>
+                    </a:xfrm>
+                    <a:prstGeom prst="rect">
+                      <a:avLst/>
+                    </a:prstGeom>
+                  </pic:spPr>
+                </pic:pic>
+              </a:graphicData>
+            </a:graphic>
+          </wp:inline>
+        </w:drawing>
+      </w:r>
+    </w:p>
+    <w:p>
+      <w:pPr>
+        <w:spacing w:line="360" w:lineRule="auto"/>
+        <w:ind w:left="785"/>
+        <w:jc w:val="center"/>
+        <w:rPr>
+          <w:sz w:val="28"/>
+          <w:szCs w:val="28"/>
+        </w:rPr>
+      </w:pPr>
+      <w:r>
+        <w:rPr>
+          <w:sz w:val="28"/>
+          <w:szCs w:val="28"/>
+        </w:rPr>
+        <w:t>Рис.4 – Сумма диагональных элементов</w:t>
+      </w:r>
+    </w:p>
+    <w:p>
+      <w:pPr>
+        <w:spacing w:line="360" w:lineRule="auto"/>
+        <w:ind w:left="785"/>
+        <w:jc w:val="center"/>
+        <w:rPr>
+          <w:sz w:val="28"/>
+          <w:szCs w:val="28"/>
+        </w:rPr>
+      </w:pPr>
+    </w:p>
+    <w:p>
+      <w:pPr>
+        <w:pStyle w:val="a7"/>
+        <w:numPr>
+          <w:ilvl w:val="0"/>
+          <w:numId w:val="7"/>
+        </w:numPr>
+        <w:spacing w:line="360" w:lineRule="auto"/>
+        <w:ind w:left="1134" w:firstLine="11"/>
+        <w:jc w:val="both"/>
+        <w:rPr>
+          <w:sz w:val="28"/>
+          <w:szCs w:val="28"/>
+        </w:rPr>
+      </w:pPr>
+      <w:r>
+        <w:rPr>
+          <w:sz w:val="28"/>
+          <w:szCs w:val="28"/>
+        </w:rPr>
+        <w:t xml:space="preserve">Собираем диагональные элементы с помощью генератора списков и берем только элементы с </w:t>
+      </w:r>
+      <w:proofErr w:type="spellStart"/>
+      <w:r>
+        <w:rPr>
+          <w:sz w:val="28"/>
+          <w:szCs w:val="28"/>
+          <w:lang w:val="en-US"/>
+        </w:rPr>
+        <w:t>i</w:t>
+      </w:r>
+      <w:proofErr w:type="spellEnd"/>
+      <w:r>
+        <w:rPr>
+          <w:sz w:val="28"/>
+          <w:szCs w:val="28"/>
+        </w:rPr>
+        <w:t xml:space="preserve"> = </w:t>
+      </w:r>
+      <w:proofErr w:type="spellStart"/>
+      <w:r>
+        <w:rPr>
+          <w:sz w:val="28"/>
+          <w:szCs w:val="28"/>
+          <w:lang w:val="en-US"/>
+        </w:rPr>
+        <w:t>i</w:t>
+      </w:r>
+      <w:proofErr w:type="spellEnd"/>
+    </w:p>
+    <w:p>
+      <w:pPr>
+        <w:pStyle w:val="a7"/>
+        <w:numPr>
+          <w:ilvl w:val="0"/>
+          <w:numId w:val="7"/>
+        </w:numPr>
+        <w:spacing w:line="360" w:lineRule="auto"/>
+        <w:ind w:left="1134" w:firstLine="11"/>
+        <w:jc w:val="both"/>
+        <w:rPr>
+          <w:sz w:val="28"/>
+          <w:szCs w:val="28"/>
+        </w:rPr>
+      </w:pPr>
+      <w:r>
+        <w:rPr>
+          <w:sz w:val="28"/>
+          <w:szCs w:val="28"/>
+        </w:rPr>
+        <w:t>Выводим диагональные элементы</w:t>
+      </w:r>
+    </w:p>
+    <w:p>
+      <w:pPr>
+        <w:pStyle w:val="a7"/>
+        <w:numPr>
+          <w:ilvl w:val="0"/>
+          <w:numId w:val="7"/>
+        </w:numPr>
+        <w:spacing w:line="360" w:lineRule="auto"/>
+        <w:ind w:left="1134" w:firstLine="11"/>
+        <w:jc w:val="both"/>
+        <w:rPr>
+          <w:sz w:val="28"/>
+          <w:szCs w:val="28"/>
+        </w:rPr>
+      </w:pPr>
+      <w:r>
+        <w:rPr>
+          <w:sz w:val="28"/>
+          <w:szCs w:val="28"/>
+        </w:rPr>
+        <w:t xml:space="preserve">Считаем сумму с помощью </w:t>
+      </w:r>
+      <w:r>
+        <w:rPr>
+          <w:sz w:val="28"/>
+          <w:szCs w:val="28"/>
+          <w:lang w:val="en-US"/>
+        </w:rPr>
+        <w:t>sum</w:t>
+      </w:r>
+    </w:p>
+    <w:p>
+      <w:pPr>
+        <w:spacing w:line="360" w:lineRule="auto"/>
+        <w:ind w:firstLine="425"/>
+        <w:jc w:val="both"/>
+        <w:rPr>
+          <w:sz w:val="28"/>
+          <w:szCs w:val="28"/>
+        </w:rPr>
+      </w:pPr>
+      <w:r>
+        <w:rPr>
+          <w:sz w:val="28"/>
+          <w:szCs w:val="28"/>
+        </w:rPr>
+        <w:t>Программа реализована и выполняет поставленные требования, листинг программы приведен на рис 5.</w:t>
+      </w:r>
+    </w:p>
+    <w:p>
+      <w:pPr>
+        <w:spacing w:line="360" w:lineRule="auto"/>
+        <w:jc w:val="center"/>
+        <w:rPr>
+          <w:sz w:val="28"/>
+          <w:szCs w:val="28"/>
+        </w:rPr>
+      </w:pPr>
+      <w:r>
+        <w:rPr>
+          <w:sz w:val="28"/>
+          <w:szCs w:val="28"/>
+        </w:rPr>
+        <w:lastRenderedPageBreak/>
+        <w:drawing>
+          <wp:inline distT="0" distB="0" distL="0" distR="0" wp14:anchorId="46900656" wp14:editId="719F9905">
+            <wp:extent cx="5940425" cy="4007485"/>
+            <wp:effectExtent l="0" t="0" r="3175" b="0"/>
+            <wp:docPr id="8" name="Рисунок 8"/>
+            <wp:cNvGraphicFramePr>
+              <a:graphicFrameLocks xmlns:a="http://schemas.openxmlformats.org/drawingml/2006/main" noChangeAspect="1"/>
+            </wp:cNvGraphicFramePr>
+            <a:graphic xmlns:a="http://schemas.openxmlformats.org/drawingml/2006/main">
+              <a:graphicData uri="http://schemas.openxmlformats.org/drawingml/2006/picture">
+                <pic:pic xmlns:pic="http://schemas.openxmlformats.org/drawingml/2006/picture">
+                  <pic:nvPicPr>
+                    <pic:cNvPr id="1" name=""/>
+                    <pic:cNvPicPr/>
+                  </pic:nvPicPr>
+                  <pic:blipFill>
+                    <a:blip r:embed="rId11"/>
+                    <a:stretch>
+                      <a:fillRect/>
+                    </a:stretch>
+                  </pic:blipFill>
+                  <pic:spPr>
+                    <a:xfrm>
+                      <a:off x="0" y="0"/>
+                      <a:ext cx="5940425" cy="4007485"/>
+                    </a:xfrm>
+                    <a:prstGeom prst="rect">
+                      <a:avLst/>
+                    </a:prstGeom>
+                  </pic:spPr>
+                </pic:pic>
+              </a:graphicData>
+            </a:graphic>
+          </wp:inline>
+        </w:drawing>
       </w:r>
     </w:p>
     <w:p>
@@ -2219,6 +3579,164 @@
         <w:ind w:firstLine="425"/>
         <w:jc w:val="center"/>
         <w:rPr>
+          <w:sz w:val="28"/>
+          <w:szCs w:val="28"/>
+        </w:rPr>
+      </w:pPr>
+      <w:r>
+        <w:rPr>
+          <w:sz w:val="28"/>
+          <w:szCs w:val="28"/>
+        </w:rPr>
+        <w:t>Рис.5 – Листинг программы «Сумма диагональных элементов матрицы»</w:t>
+      </w:r>
+    </w:p>
+    <w:p>
+      <w:pPr>
+        <w:spacing w:line="360" w:lineRule="auto"/>
+        <w:ind w:firstLine="425"/>
+        <w:jc w:val="both"/>
+        <w:rPr>
+          <w:sz w:val="28"/>
+          <w:szCs w:val="28"/>
+        </w:rPr>
+      </w:pPr>
+    </w:p>
+    <w:p>
+      <w:pPr>
+        <w:spacing w:line="360" w:lineRule="auto"/>
+        <w:ind w:firstLine="425"/>
+        <w:jc w:val="both"/>
+        <w:rPr>
+          <w:sz w:val="28"/>
+          <w:szCs w:val="28"/>
+        </w:rPr>
+      </w:pPr>
+      <w:r>
+        <w:rPr>
+          <w:sz w:val="28"/>
+          <w:szCs w:val="28"/>
+        </w:rPr>
+        <w:t>Выполнил несколько запусков программы и убедился в работоспособности</w:t>
+      </w:r>
+      <w:r>
+        <w:rPr>
+          <w:sz w:val="28"/>
+          <w:szCs w:val="28"/>
+        </w:rPr>
+        <w:t xml:space="preserve">. </w:t>
+      </w:r>
+      <w:r>
+        <w:rPr>
+          <w:sz w:val="28"/>
+          <w:szCs w:val="28"/>
+        </w:rPr>
+        <w:t xml:space="preserve"> Второй запуск был на некорректной матрице, где в строках были буквы (рис. 6)</w:t>
+      </w:r>
+    </w:p>
+    <w:p>
+      <w:pPr>
+        <w:spacing w:line="360" w:lineRule="auto"/>
+        <w:jc w:val="both"/>
+        <w:rPr>
+          <w:sz w:val="28"/>
+          <w:szCs w:val="28"/>
+        </w:rPr>
+      </w:pPr>
+      <w:r>
+        <w:rPr>
+          <w:sz w:val="28"/>
+          <w:szCs w:val="28"/>
+        </w:rPr>
+        <w:drawing>
+          <wp:inline distT="0" distB="0" distL="0" distR="0" wp14:anchorId="58EE0370" wp14:editId="404A567B">
+            <wp:extent cx="5940425" cy="2727960"/>
+            <wp:effectExtent l="0" t="0" r="3175" b="0"/>
+            <wp:docPr id="9" name="Рисунок 9"/>
+            <wp:cNvGraphicFramePr>
+              <a:graphicFrameLocks xmlns:a="http://schemas.openxmlformats.org/drawingml/2006/main" noChangeAspect="1"/>
+            </wp:cNvGraphicFramePr>
+            <a:graphic xmlns:a="http://schemas.openxmlformats.org/drawingml/2006/main">
+              <a:graphicData uri="http://schemas.openxmlformats.org/drawingml/2006/picture">
+                <pic:pic xmlns:pic="http://schemas.openxmlformats.org/drawingml/2006/picture">
+                  <pic:nvPicPr>
+                    <pic:cNvPr id="1" name=""/>
+                    <pic:cNvPicPr/>
+                  </pic:nvPicPr>
+                  <pic:blipFill>
+                    <a:blip r:embed="rId12"/>
+                    <a:stretch>
+                      <a:fillRect/>
+                    </a:stretch>
+                  </pic:blipFill>
+                  <pic:spPr>
+                    <a:xfrm>
+                      <a:off x="0" y="0"/>
+                      <a:ext cx="5940425" cy="2727960"/>
+                    </a:xfrm>
+                    <a:prstGeom prst="rect">
+                      <a:avLst/>
+                    </a:prstGeom>
+                  </pic:spPr>
+                </pic:pic>
+              </a:graphicData>
+            </a:graphic>
+          </wp:inline>
+        </w:drawing>
+      </w:r>
+    </w:p>
+    <w:p>
+      <w:pPr>
+        <w:spacing w:line="360" w:lineRule="auto"/>
+        <w:ind w:firstLine="425"/>
+        <w:jc w:val="center"/>
+        <w:rPr>
+          <w:sz w:val="28"/>
+          <w:szCs w:val="28"/>
+        </w:rPr>
+      </w:pPr>
+      <w:r>
+        <w:rPr>
+          <w:sz w:val="28"/>
+          <w:szCs w:val="28"/>
+        </w:rPr>
+        <w:t xml:space="preserve">Рис.6 </w:t>
+      </w:r>
+      <w:r>
+        <w:rPr>
+          <w:sz w:val="28"/>
+          <w:szCs w:val="28"/>
+        </w:rPr>
+        <w:t>–</w:t>
+      </w:r>
+      <w:r>
+        <w:rPr>
+          <w:sz w:val="28"/>
+          <w:szCs w:val="28"/>
+        </w:rPr>
+        <w:t xml:space="preserve"> </w:t>
+      </w:r>
+      <w:r>
+        <w:rPr>
+          <w:sz w:val="28"/>
+          <w:szCs w:val="28"/>
+        </w:rPr>
+        <w:t xml:space="preserve">Результаты работы программы </w:t>
+      </w:r>
+      <w:r>
+        <w:rPr>
+          <w:sz w:val="28"/>
+          <w:szCs w:val="28"/>
+        </w:rPr>
+        <w:t>«Сумма диагональных элементов матрицы»</w:t>
+      </w:r>
+    </w:p>
+    <w:p>
+      <w:pPr>
+        <w:spacing w:line="360" w:lineRule="auto"/>
+        <w:ind w:firstLine="425"/>
+        <w:jc w:val="center"/>
+        <w:rPr>
           <w:b/>
           <w:bCs/>
           <w:sz w:val="28"/>
@@ -2268,6 +3786,439 @@
           <w:szCs w:val="28"/>
         </w:rPr>
       </w:pPr>
+      <w:r>
+        <w:rPr>
+          <w:sz w:val="28"/>
+          <w:szCs w:val="28"/>
+        </w:rPr>
+        <w:t xml:space="preserve">Изучил </w:t>
+      </w:r>
+      <w:proofErr w:type="spellStart"/>
+      <w:r>
+        <w:rPr>
+          <w:sz w:val="28"/>
+          <w:szCs w:val="28"/>
+        </w:rPr>
+        <w:t>парсинг</w:t>
+      </w:r>
+      <w:proofErr w:type="spellEnd"/>
+      <w:r>
+        <w:rPr>
+          <w:sz w:val="28"/>
+          <w:szCs w:val="28"/>
+        </w:rPr>
+        <w:t xml:space="preserve"> строк с числами: </w:t>
+      </w:r>
+      <w:r>
+        <w:rPr>
+          <w:sz w:val="28"/>
+          <w:szCs w:val="28"/>
+        </w:rPr>
+        <w:t xml:space="preserve">с помощью </w:t>
+      </w:r>
+      <w:r>
+        <w:rPr>
+          <w:sz w:val="28"/>
+          <w:szCs w:val="28"/>
+        </w:rPr>
+        <w:t xml:space="preserve">функций </w:t>
+      </w:r>
+      <w:proofErr w:type="spellStart"/>
+      <w:r>
+        <w:rPr>
+          <w:sz w:val="28"/>
+          <w:szCs w:val="28"/>
+        </w:rPr>
+        <w:t>mapM</w:t>
+      </w:r>
+      <w:proofErr w:type="spellEnd"/>
+      <w:r>
+        <w:rPr>
+          <w:sz w:val="28"/>
+          <w:szCs w:val="28"/>
+        </w:rPr>
+        <w:t xml:space="preserve"> </w:t>
+      </w:r>
+      <w:proofErr w:type="spellStart"/>
+      <w:proofErr w:type="gramStart"/>
+      <w:r>
+        <w:rPr>
+          <w:sz w:val="28"/>
+          <w:szCs w:val="28"/>
+        </w:rPr>
+        <w:t>readMaybe</w:t>
+      </w:r>
+      <w:proofErr w:type="spellEnd"/>
+      <w:r>
+        <w:rPr>
+          <w:sz w:val="28"/>
+          <w:szCs w:val="28"/>
+        </w:rPr>
+        <w:t xml:space="preserve">  </w:t>
+      </w:r>
+      <w:proofErr w:type="spellStart"/>
+      <w:r>
+        <w:rPr>
+          <w:sz w:val="28"/>
+          <w:szCs w:val="28"/>
+        </w:rPr>
+        <w:t>words</w:t>
+      </w:r>
+      <w:proofErr w:type="spellEnd"/>
+      <w:proofErr w:type="gramEnd"/>
+      <w:r>
+        <w:rPr>
+          <w:sz w:val="28"/>
+          <w:szCs w:val="28"/>
+        </w:rPr>
+        <w:t xml:space="preserve"> для безопасного преобразования строк с пробелами в списки целых чисел с обработкой ошибок.</w:t>
+      </w:r>
+    </w:p>
+    <w:p>
+      <w:pPr>
+        <w:spacing w:line="360" w:lineRule="auto"/>
+        <w:ind w:firstLine="425"/>
+        <w:jc w:val="both"/>
+        <w:rPr>
+          <w:b/>
+          <w:bCs/>
+          <w:sz w:val="28"/>
+          <w:szCs w:val="28"/>
+        </w:rPr>
+      </w:pPr>
+      <w:r>
+        <w:rPr>
+          <w:b/>
+          <w:bCs/>
+          <w:sz w:val="28"/>
+          <w:szCs w:val="28"/>
+        </w:rPr>
+        <w:t xml:space="preserve">Понял разницу между </w:t>
+      </w:r>
+      <w:proofErr w:type="spellStart"/>
+      <w:r>
+        <w:rPr>
+          <w:b/>
+          <w:bCs/>
+          <w:sz w:val="28"/>
+          <w:szCs w:val="28"/>
+        </w:rPr>
+        <w:t>map</w:t>
+      </w:r>
+      <w:proofErr w:type="spellEnd"/>
+      <w:r>
+        <w:rPr>
+          <w:b/>
+          <w:bCs/>
+          <w:sz w:val="28"/>
+          <w:szCs w:val="28"/>
+        </w:rPr>
+        <w:t xml:space="preserve"> и </w:t>
+      </w:r>
+      <w:proofErr w:type="spellStart"/>
+      <w:r>
+        <w:rPr>
+          <w:b/>
+          <w:bCs/>
+          <w:sz w:val="28"/>
+          <w:szCs w:val="28"/>
+        </w:rPr>
+        <w:t>traverse</w:t>
+      </w:r>
+      <w:proofErr w:type="spellEnd"/>
+      <w:r>
+        <w:rPr>
+          <w:b/>
+          <w:bCs/>
+          <w:sz w:val="28"/>
+          <w:szCs w:val="28"/>
+        </w:rPr>
+        <w:t>:</w:t>
+      </w:r>
+    </w:p>
+    <w:p>
+      <w:pPr>
+        <w:spacing w:line="360" w:lineRule="auto"/>
+        <w:ind w:firstLine="425"/>
+        <w:jc w:val="both"/>
+        <w:rPr>
+          <w:sz w:val="28"/>
+          <w:szCs w:val="28"/>
+        </w:rPr>
+      </w:pPr>
+      <w:proofErr w:type="spellStart"/>
+      <w:r>
+        <w:rPr>
+          <w:sz w:val="28"/>
+          <w:szCs w:val="28"/>
+        </w:rPr>
+        <w:t>map</w:t>
+      </w:r>
+      <w:proofErr w:type="spellEnd"/>
+      <w:r>
+        <w:rPr>
+          <w:sz w:val="28"/>
+          <w:szCs w:val="28"/>
+        </w:rPr>
+        <w:t xml:space="preserve"> возвращает список возможных значений [</w:t>
+      </w:r>
+      <w:proofErr w:type="spellStart"/>
+      <w:r>
+        <w:rPr>
+          <w:sz w:val="28"/>
+          <w:szCs w:val="28"/>
+        </w:rPr>
+        <w:t>Maybe</w:t>
+      </w:r>
+      <w:proofErr w:type="spellEnd"/>
+      <w:r>
+        <w:rPr>
+          <w:sz w:val="28"/>
+          <w:szCs w:val="28"/>
+        </w:rPr>
+        <w:t xml:space="preserve"> a]</w:t>
+      </w:r>
+    </w:p>
+    <w:p>
+      <w:pPr>
+        <w:spacing w:line="360" w:lineRule="auto"/>
+        <w:ind w:firstLine="425"/>
+        <w:jc w:val="both"/>
+        <w:rPr>
+          <w:sz w:val="28"/>
+          <w:szCs w:val="28"/>
+        </w:rPr>
+      </w:pPr>
+      <w:proofErr w:type="spellStart"/>
+      <w:r>
+        <w:rPr>
+          <w:sz w:val="28"/>
+          <w:szCs w:val="28"/>
+        </w:rPr>
+        <w:t>traverse</w:t>
+      </w:r>
+      <w:proofErr w:type="spellEnd"/>
+      <w:r>
+        <w:rPr>
+          <w:sz w:val="28"/>
+          <w:szCs w:val="28"/>
+        </w:rPr>
+        <w:t xml:space="preserve"> возвращает единое возможное значение </w:t>
+      </w:r>
+      <w:proofErr w:type="spellStart"/>
+      <w:r>
+        <w:rPr>
+          <w:sz w:val="28"/>
+          <w:szCs w:val="28"/>
+        </w:rPr>
+        <w:t>Maybe</w:t>
+      </w:r>
+      <w:proofErr w:type="spellEnd"/>
+      <w:r>
+        <w:rPr>
+          <w:sz w:val="28"/>
+          <w:szCs w:val="28"/>
+        </w:rPr>
+        <w:t xml:space="preserve"> [a], что удобнее для дальнейшей обработки</w:t>
+      </w:r>
+      <w:r>
+        <w:rPr>
+          <w:sz w:val="28"/>
+          <w:szCs w:val="28"/>
+        </w:rPr>
+        <w:t>.</w:t>
+      </w:r>
+    </w:p>
+    <w:p>
+      <w:pPr>
+        <w:spacing w:line="360" w:lineRule="auto"/>
+        <w:ind w:firstLine="425"/>
+        <w:jc w:val="both"/>
+        <w:rPr>
+          <w:sz w:val="28"/>
+          <w:szCs w:val="28"/>
+        </w:rPr>
+      </w:pPr>
+      <w:r>
+        <w:rPr>
+          <w:sz w:val="28"/>
+          <w:szCs w:val="28"/>
+        </w:rPr>
+        <w:t xml:space="preserve">Применил сопоставление с образцом через </w:t>
+      </w:r>
+      <w:proofErr w:type="spellStart"/>
+      <w:r>
+        <w:rPr>
+          <w:sz w:val="28"/>
+          <w:szCs w:val="28"/>
+        </w:rPr>
+        <w:t>case</w:t>
+      </w:r>
+      <w:proofErr w:type="spellEnd"/>
+      <w:r>
+        <w:rPr>
+          <w:sz w:val="28"/>
+          <w:szCs w:val="28"/>
+        </w:rPr>
+        <w:t xml:space="preserve"> ... </w:t>
+      </w:r>
+      <w:proofErr w:type="spellStart"/>
+      <w:r>
+        <w:rPr>
+          <w:sz w:val="28"/>
+          <w:szCs w:val="28"/>
+        </w:rPr>
+        <w:t>of</w:t>
+      </w:r>
+      <w:proofErr w:type="spellEnd"/>
+      <w:r>
+        <w:rPr>
+          <w:sz w:val="28"/>
+          <w:szCs w:val="28"/>
+        </w:rPr>
+        <w:t xml:space="preserve"> для обработки двух сценариев: успешного </w:t>
+      </w:r>
+      <w:proofErr w:type="spellStart"/>
+      <w:r>
+        <w:rPr>
+          <w:sz w:val="28"/>
+          <w:szCs w:val="28"/>
+        </w:rPr>
+        <w:t>парсинга</w:t>
+      </w:r>
+      <w:proofErr w:type="spellEnd"/>
+      <w:r>
+        <w:rPr>
+          <w:sz w:val="28"/>
+          <w:szCs w:val="28"/>
+        </w:rPr>
+        <w:t xml:space="preserve"> и ошибки в данных.</w:t>
+      </w:r>
+    </w:p>
+    <w:p>
+      <w:pPr>
+        <w:spacing w:line="360" w:lineRule="auto"/>
+        <w:ind w:firstLine="425"/>
+        <w:jc w:val="both"/>
+        <w:rPr>
+          <w:sz w:val="28"/>
+          <w:szCs w:val="28"/>
+        </w:rPr>
+      </w:pPr>
+      <w:r>
+        <w:rPr>
+          <w:sz w:val="28"/>
+          <w:szCs w:val="28"/>
+        </w:rPr>
+        <w:t>Реализовал алгоритм нахождения диагональных элементов матрицы с помощью генератора списков [</w:t>
+      </w:r>
+      <w:proofErr w:type="spellStart"/>
+      <w:r>
+        <w:rPr>
+          <w:sz w:val="28"/>
+          <w:szCs w:val="28"/>
+        </w:rPr>
+        <w:t>matrix</w:t>
+      </w:r>
+      <w:proofErr w:type="spellEnd"/>
+      <w:r>
+        <w:rPr>
+          <w:sz w:val="28"/>
+          <w:szCs w:val="28"/>
+        </w:rPr>
+        <w:t xml:space="preserve"> !! i !! i | i &lt;- [</w:t>
+      </w:r>
+      <w:proofErr w:type="gramStart"/>
+      <w:r>
+        <w:rPr>
+          <w:sz w:val="28"/>
+          <w:szCs w:val="28"/>
+        </w:rPr>
+        <w:t>0..</w:t>
+      </w:r>
+      <w:proofErr w:type="gramEnd"/>
+      <w:r>
+        <w:rPr>
+          <w:sz w:val="28"/>
+          <w:szCs w:val="28"/>
+        </w:rPr>
+        <w:t xml:space="preserve">n-1]] и вычислил их сумму через </w:t>
+      </w:r>
+      <w:proofErr w:type="spellStart"/>
+      <w:r>
+        <w:rPr>
+          <w:sz w:val="28"/>
+          <w:szCs w:val="28"/>
+        </w:rPr>
+        <w:t>sum</w:t>
+      </w:r>
+      <w:proofErr w:type="spellEnd"/>
+      <w:r>
+        <w:rPr>
+          <w:sz w:val="28"/>
+          <w:szCs w:val="28"/>
+        </w:rPr>
+        <w:t>.</w:t>
+      </w:r>
+    </w:p>
+    <w:p>
+      <w:pPr>
+        <w:spacing w:line="360" w:lineRule="auto"/>
+        <w:ind w:firstLine="425"/>
+        <w:jc w:val="both"/>
+        <w:rPr>
+          <w:sz w:val="28"/>
+          <w:szCs w:val="28"/>
+        </w:rPr>
+      </w:pPr>
+      <w:r>
+        <w:rPr>
+          <w:sz w:val="28"/>
+          <w:szCs w:val="28"/>
+        </w:rPr>
+        <w:t>Проверил работоспособность программы на корректных и некорректных данных, убедившись в правильной обработке ошибок.</w:t>
+      </w:r>
+    </w:p>
+    <w:p>
+      <w:pPr>
+        <w:spacing w:line="360" w:lineRule="auto"/>
+        <w:ind w:firstLine="425"/>
+        <w:jc w:val="both"/>
+        <w:rPr>
+          <w:sz w:val="28"/>
+          <w:szCs w:val="28"/>
+        </w:rPr>
+      </w:pPr>
+      <w:r>
+        <w:rPr>
+          <w:b/>
+          <w:bCs/>
+          <w:sz w:val="28"/>
+          <w:szCs w:val="28"/>
+        </w:rPr>
+        <w:t>Итог:</w:t>
+      </w:r>
+      <w:r>
+        <w:rPr>
+          <w:sz w:val="28"/>
+          <w:szCs w:val="28"/>
+        </w:rPr>
+        <w:t xml:space="preserve"> Программа полностью соответствует заданию </w:t>
+      </w:r>
+      <w:r>
+        <w:rPr>
+          <w:sz w:val="28"/>
+          <w:szCs w:val="28"/>
+        </w:rPr>
+        <w:t>-</w:t>
+      </w:r>
+      <w:r>
+        <w:rPr>
+          <w:sz w:val="28"/>
+          <w:szCs w:val="28"/>
+        </w:rPr>
+        <w:t xml:space="preserve"> считывает матрицу из файла, вычисляет и выводит сумму её диагональных элементов с корректной обработкой возможных ошибок в входных данных.</w:t>
+      </w:r>
     </w:p>
     <w:p>
       <w:pPr>
@@ -2352,7 +4303,7 @@
 </file>
 
 <file path=word/numbering.xml><?xml version="1.0" encoding="utf-8"?>
-<w:numbering xmlns:wpc="http://schemas.microsoft.com/office/word/2010/wordprocessingCanvas" xmlns:cx="http://schemas.microsoft.com/office/drawing/2014/chartex" xmlns:cx1="http://schemas.microsoft.com/office/drawing/2015/9/8/chartex" xmlns:cx2="http://schemas.microsoft.com/office/drawing/2015/10/21/chartex" xmlns:cx3="http://schemas.microsoft.com/office/drawing/2016/5/9/chartex" xmlns:cx4="http://schemas.microsoft.com/office/drawing/2016/5/10/chartex" xmlns:cx5="http://schemas.microsoft.com/office/drawing/2016/5/11/chartex" xmlns:cx6="http://schemas.microsoft.com/office/drawing/2016/5/12/chartex" xmlns:cx7="http://schemas.microsoft.com/office/drawing/2016/5/13/chartex" xmlns:cx8="http://schemas.microsoft.com/office/drawing/2016/5/14/chartex" xmlns:mc="http://schemas.openxmlformats.org/markup-compatibility/2006" xmlns:aink="http://schemas.microsoft.com/office/drawing/2016/ink" xmlns:am3d="http://schemas.microsoft.com/office/drawing/2017/model3d" xmlns:o="urn:schemas-microsoft-com:office:office" xmlns:r="http://schemas.openxmlformats.org/officeDocument/2006/relationships" xmlns:m="http://schemas.openxmlformats.org/officeDocument/2006/math" xmlns:v="urn:schemas-microsoft-com:vml" xmlns:wp14="http://schemas.microsoft.com/office/word/2010/wordprocessingDrawing" xmlns:wp="http://schemas.openxmlformats.org/drawingml/2006/wordprocessingDrawing" xmlns:w10="urn:schemas-microsoft-com:office:word" xmlns:w="http://schemas.openxmlformats.org/wordprocessingml/2006/main" xmlns:w14="http://schemas.microsoft.com/office/word/2010/wordml" xmlns:w15="http://schemas.microsoft.com/office/word/2012/wordml" xmlns:w16cex="http://schemas.microsoft.com/office/word/2018/wordml/cex" xmlns:w16cid="http://schemas.microsoft.com/office/word/2016/wordml/cid" xmlns:w16="http://schemas.microsoft.com/office/word/2018/wordml" xmlns:w16se="http://schemas.microsoft.com/office/word/2015/wordml/symex" xmlns:wpg="http://schemas.microsoft.com/office/word/2010/wordprocessingGroup" xmlns:wpi="http://schemas.microsoft.com/office/word/2010/wordprocessingInk" xmlns:wne="http://schemas.microsoft.com/office/word/2006/wordml" xmlns:wps="http://schemas.microsoft.com/office/word/2010/wordprocessingShape" mc:Ignorable="w14 w15 w16se w16cid w16 w16cex wp14">
+<w:numbering xmlns:wpc="http://schemas.microsoft.com/office/word/2010/wordprocessingCanvas" xmlns:cx="http://schemas.microsoft.com/office/drawing/2014/chartex" xmlns:cx1="http://schemas.microsoft.com/office/drawing/2015/9/8/chartex" xmlns:cx2="http://schemas.microsoft.com/office/drawing/2015/10/21/chartex" xmlns:cx3="http://schemas.microsoft.com/office/drawing/2016/5/9/chartex" xmlns:cx4="http://schemas.microsoft.com/office/drawing/2016/5/10/chartex" xmlns:cx5="http://schemas.microsoft.com/office/drawing/2016/5/11/chartex" xmlns:cx6="http://schemas.microsoft.com/office/drawing/2016/5/12/chartex" xmlns:cx7="http://schemas.microsoft.com/office/drawing/2016/5/13/chartex" xmlns:cx8="http://schemas.microsoft.com/office/drawing/2016/5/14/chartex" xmlns:mc="http://schemas.openxmlformats.org/markup-compatibility/2006" xmlns:aink="http://schemas.microsoft.com/office/drawing/2016/ink" xmlns:am3d="http://schemas.microsoft.com/office/drawing/2017/model3d" xmlns:o="urn:schemas-microsoft-com:office:office" xmlns:r="http://schemas.openxmlformats.org/officeDocument/2006/relationships" xmlns:m="http://schemas.openxmlformats.org/officeDocument/2006/math" xmlns:v="urn:schemas-microsoft-com:vml" xmlns:wp14="http://schemas.microsoft.com/office/word/2010/wordprocessingDrawing" xmlns:wp="http://schemas.openxmlformats.org/drawingml/2006/wordprocessingDrawing" xmlns:w10="urn:schemas-microsoft-com:office:word" xmlns:w="http://schemas.openxmlformats.org/wordprocessingml/2006/main" xmlns:w14="http://schemas.microsoft.com/office/word/2010/wordml" xmlns:w15="http://schemas.microsoft.com/office/word/2012/wordml" xmlns:w16cex="http://schemas.microsoft.com/office/word/2018/wordml/cex" xmlns:w16cid="http://schemas.microsoft.com/office/word/2016/wordml/cid" xmlns:w16="http://schemas.microsoft.com/office/word/2018/wordml" xmlns:w16sdtdh="http://schemas.microsoft.com/office/word/2020/wordml/sdtdatahash" xmlns:w16se="http://schemas.microsoft.com/office/word/2015/wordml/symex" xmlns:wpg="http://schemas.microsoft.com/office/word/2010/wordprocessingGroup" xmlns:wpi="http://schemas.microsoft.com/office/word/2010/wordprocessingInk" xmlns:wne="http://schemas.microsoft.com/office/word/2006/wordml" xmlns:wps="http://schemas.microsoft.com/office/word/2010/wordprocessingShape" mc:Ignorable="w14 w15 w16se w16cid w16 w16cex w16sdtdh wp14">
   <w:abstractNum w:abstractNumId="0" w15:restartNumberingAfterBreak="0">
     <w:nsid w:val="379E5FC4"/>
     <w:multiLevelType w:val="hybridMultilevel"/>
@@ -2526,6 +4477,264 @@
     </w:lvl>
   </w:abstractNum>
   <w:abstractNum w:abstractNumId="2" w15:restartNumberingAfterBreak="0">
+    <w:nsid w:val="47205DA6"/>
+    <w:multiLevelType w:val="hybridMultilevel"/>
+    <w:tmpl w:val="CE32F008"/>
+    <w:lvl w:ilvl="0" w:tplc="0419000F">
+      <w:start w:val="1"/>
+      <w:numFmt w:val="decimal"/>
+      <w:lvlText w:val="%1."/>
+      <w:lvlJc w:val="left"/>
+      <w:pPr>
+        <w:ind w:left="1145" w:hanging="360"/>
+      </w:pPr>
+    </w:lvl>
+    <w:lvl w:ilvl="1" w:tplc="04190019" w:tentative="1">
+      <w:start w:val="1"/>
+      <w:numFmt w:val="lowerLetter"/>
+      <w:lvlText w:val="%2."/>
+      <w:lvlJc w:val="left"/>
+      <w:pPr>
+        <w:ind w:left="1865" w:hanging="360"/>
+      </w:pPr>
+    </w:lvl>
+    <w:lvl w:ilvl="2" w:tplc="0419001B" w:tentative="1">
+      <w:start w:val="1"/>
+      <w:numFmt w:val="lowerRoman"/>
+      <w:lvlText w:val="%3."/>
+      <w:lvlJc w:val="right"/>
+      <w:pPr>
+        <w:ind w:left="2585" w:hanging="180"/>
+      </w:pPr>
+    </w:lvl>
+    <w:lvl w:ilvl="3" w:tplc="0419000F" w:tentative="1">
+      <w:start w:val="1"/>
+      <w:numFmt w:val="decimal"/>
+      <w:lvlText w:val="%4."/>
+      <w:lvlJc w:val="left"/>
+      <w:pPr>
+        <w:ind w:left="3305" w:hanging="360"/>
+      </w:pPr>
+    </w:lvl>
+    <w:lvl w:ilvl="4" w:tplc="04190019" w:tentative="1">
+      <w:start w:val="1"/>
+      <w:numFmt w:val="lowerLetter"/>
+      <w:lvlText w:val="%5."/>
+      <w:lvlJc w:val="left"/>
+      <w:pPr>
+        <w:ind w:left="4025" w:hanging="360"/>
+      </w:pPr>
+    </w:lvl>
+    <w:lvl w:ilvl="5" w:tplc="0419001B" w:tentative="1">
+      <w:start w:val="1"/>
+      <w:numFmt w:val="lowerRoman"/>
+      <w:lvlText w:val="%6."/>
+      <w:lvlJc w:val="right"/>
+      <w:pPr>
+        <w:ind w:left="4745" w:hanging="180"/>
+      </w:pPr>
+    </w:lvl>
+    <w:lvl w:ilvl="6" w:tplc="0419000F" w:tentative="1">
+      <w:start w:val="1"/>
+      <w:numFmt w:val="decimal"/>
+      <w:lvlText w:val="%7."/>
+      <w:lvlJc w:val="left"/>
+      <w:pPr>
+        <w:ind w:left="5465" w:hanging="360"/>
+      </w:pPr>
+    </w:lvl>
+    <w:lvl w:ilvl="7" w:tplc="04190019" w:tentative="1">
+      <w:start w:val="1"/>
+      <w:numFmt w:val="lowerLetter"/>
+      <w:lvlText w:val="%8."/>
+      <w:lvlJc w:val="left"/>
+      <w:pPr>
+        <w:ind w:left="6185" w:hanging="360"/>
+      </w:pPr>
+    </w:lvl>
+    <w:lvl w:ilvl="8" w:tplc="0419001B" w:tentative="1">
+      <w:start w:val="1"/>
+      <w:numFmt w:val="lowerRoman"/>
+      <w:lvlText w:val="%9."/>
+      <w:lvlJc w:val="right"/>
+      <w:pPr>
+        <w:ind w:left="6905" w:hanging="180"/>
+      </w:pPr>
+    </w:lvl>
+  </w:abstractNum>
+  <w:abstractNum w:abstractNumId="3" w15:restartNumberingAfterBreak="0">
+    <w:nsid w:val="616411D5"/>
+    <w:multiLevelType w:val="hybridMultilevel"/>
+    <w:tmpl w:val="71F8B0AC"/>
+    <w:lvl w:ilvl="0" w:tplc="0419000F">
+      <w:start w:val="1"/>
+      <w:numFmt w:val="decimal"/>
+      <w:lvlText w:val="%1."/>
+      <w:lvlJc w:val="left"/>
+      <w:pPr>
+        <w:ind w:left="1505" w:hanging="360"/>
+      </w:pPr>
+    </w:lvl>
+    <w:lvl w:ilvl="1" w:tplc="04190019" w:tentative="1">
+      <w:start w:val="1"/>
+      <w:numFmt w:val="lowerLetter"/>
+      <w:lvlText w:val="%2."/>
+      <w:lvlJc w:val="left"/>
+      <w:pPr>
+        <w:ind w:left="2225" w:hanging="360"/>
+      </w:pPr>
+    </w:lvl>
+    <w:lvl w:ilvl="2" w:tplc="0419001B" w:tentative="1">
+      <w:start w:val="1"/>
+      <w:numFmt w:val="lowerRoman"/>
+      <w:lvlText w:val="%3."/>
+      <w:lvlJc w:val="right"/>
+      <w:pPr>
+        <w:ind w:left="2945" w:hanging="180"/>
+      </w:pPr>
+    </w:lvl>
+    <w:lvl w:ilvl="3" w:tplc="0419000F" w:tentative="1">
+      <w:start w:val="1"/>
+      <w:numFmt w:val="decimal"/>
+      <w:lvlText w:val="%4."/>
+      <w:lvlJc w:val="left"/>
+      <w:pPr>
+        <w:ind w:left="3665" w:hanging="360"/>
+      </w:pPr>
+    </w:lvl>
+    <w:lvl w:ilvl="4" w:tplc="04190019" w:tentative="1">
+      <w:start w:val="1"/>
+      <w:numFmt w:val="lowerLetter"/>
+      <w:lvlText w:val="%5."/>
+      <w:lvlJc w:val="left"/>
+      <w:pPr>
+        <w:ind w:left="4385" w:hanging="360"/>
+      </w:pPr>
+    </w:lvl>
+    <w:lvl w:ilvl="5" w:tplc="0419001B" w:tentative="1">
+      <w:start w:val="1"/>
+      <w:numFmt w:val="lowerRoman"/>
+      <w:lvlText w:val="%6."/>
+      <w:lvlJc w:val="right"/>
+      <w:pPr>
+        <w:ind w:left="5105" w:hanging="180"/>
+      </w:pPr>
+    </w:lvl>
+    <w:lvl w:ilvl="6" w:tplc="0419000F" w:tentative="1">
+      <w:start w:val="1"/>
+      <w:numFmt w:val="decimal"/>
+      <w:lvlText w:val="%7."/>
+      <w:lvlJc w:val="left"/>
+      <w:pPr>
+        <w:ind w:left="5825" w:hanging="360"/>
+      </w:pPr>
+    </w:lvl>
+    <w:lvl w:ilvl="7" w:tplc="04190019" w:tentative="1">
+      <w:start w:val="1"/>
+      <w:numFmt w:val="lowerLetter"/>
+      <w:lvlText w:val="%8."/>
+      <w:lvlJc w:val="left"/>
+      <w:pPr>
+        <w:ind w:left="6545" w:hanging="360"/>
+      </w:pPr>
+    </w:lvl>
+    <w:lvl w:ilvl="8" w:tplc="0419001B" w:tentative="1">
+      <w:start w:val="1"/>
+      <w:numFmt w:val="lowerRoman"/>
+      <w:lvlText w:val="%9."/>
+      <w:lvlJc w:val="right"/>
+      <w:pPr>
+        <w:ind w:left="7265" w:hanging="180"/>
+      </w:pPr>
+    </w:lvl>
+  </w:abstractNum>
+  <w:abstractNum w:abstractNumId="4" w15:restartNumberingAfterBreak="0">
+    <w:nsid w:val="649B6AB4"/>
+    <w:multiLevelType w:val="hybridMultilevel"/>
+    <w:tmpl w:val="B2EC8C4E"/>
+    <w:lvl w:ilvl="0" w:tplc="0419000F">
+      <w:start w:val="1"/>
+      <w:numFmt w:val="decimal"/>
+      <w:lvlText w:val="%1."/>
+      <w:lvlJc w:val="left"/>
+      <w:pPr>
+        <w:ind w:left="1145" w:hanging="360"/>
+      </w:pPr>
+    </w:lvl>
+    <w:lvl w:ilvl="1" w:tplc="04190019" w:tentative="1">
+      <w:start w:val="1"/>
+      <w:numFmt w:val="lowerLetter"/>
+      <w:lvlText w:val="%2."/>
+      <w:lvlJc w:val="left"/>
+      <w:pPr>
+        <w:ind w:left="1865" w:hanging="360"/>
+      </w:pPr>
+    </w:lvl>
+    <w:lvl w:ilvl="2" w:tplc="0419001B" w:tentative="1">
+      <w:start w:val="1"/>
+      <w:numFmt w:val="lowerRoman"/>
+      <w:lvlText w:val="%3."/>
+      <w:lvlJc w:val="right"/>
+      <w:pPr>
+        <w:ind w:left="2585" w:hanging="180"/>
+      </w:pPr>
+    </w:lvl>
+    <w:lvl w:ilvl="3" w:tplc="0419000F" w:tentative="1">
+      <w:start w:val="1"/>
+      <w:numFmt w:val="decimal"/>
+      <w:lvlText w:val="%4."/>
+      <w:lvlJc w:val="left"/>
+      <w:pPr>
+        <w:ind w:left="3305" w:hanging="360"/>
+      </w:pPr>
+    </w:lvl>
+    <w:lvl w:ilvl="4" w:tplc="04190019" w:tentative="1">
+      <w:start w:val="1"/>
+      <w:numFmt w:val="lowerLetter"/>
+      <w:lvlText w:val="%5."/>
+      <w:lvlJc w:val="left"/>
+      <w:pPr>
+        <w:ind w:left="4025" w:hanging="360"/>
+      </w:pPr>
+    </w:lvl>
+    <w:lvl w:ilvl="5" w:tplc="0419001B" w:tentative="1">
+      <w:start w:val="1"/>
+      <w:numFmt w:val="lowerRoman"/>
+      <w:lvlText w:val="%6."/>
+      <w:lvlJc w:val="right"/>
+      <w:pPr>
+        <w:ind w:left="4745" w:hanging="180"/>
+      </w:pPr>
+    </w:lvl>
+    <w:lvl w:ilvl="6" w:tplc="0419000F" w:tentative="1">
+      <w:start w:val="1"/>
+      <w:numFmt w:val="decimal"/>
+      <w:lvlText w:val="%7."/>
+      <w:lvlJc w:val="left"/>
+      <w:pPr>
+        <w:ind w:left="5465" w:hanging="360"/>
+      </w:pPr>
+    </w:lvl>
+    <w:lvl w:ilvl="7" w:tplc="04190019" w:tentative="1">
+      <w:start w:val="1"/>
+      <w:numFmt w:val="lowerLetter"/>
+      <w:lvlText w:val="%8."/>
+      <w:lvlJc w:val="left"/>
+      <w:pPr>
+        <w:ind w:left="6185" w:hanging="360"/>
+      </w:pPr>
+    </w:lvl>
+    <w:lvl w:ilvl="8" w:tplc="0419001B" w:tentative="1">
+      <w:start w:val="1"/>
+      <w:numFmt w:val="lowerRoman"/>
+      <w:lvlText w:val="%9."/>
+      <w:lvlJc w:val="right"/>
+      <w:pPr>
+        <w:ind w:left="6905" w:hanging="180"/>
+      </w:pPr>
+    </w:lvl>
+  </w:abstractNum>
+  <w:abstractNum w:abstractNumId="5" w15:restartNumberingAfterBreak="0">
     <w:nsid w:val="6BAE3D12"/>
     <w:multiLevelType w:val="hybridMultilevel"/>
     <w:tmpl w:val="28DA9D42"/>
@@ -2614,7 +4823,7 @@
       </w:pPr>
     </w:lvl>
   </w:abstractNum>
-  <w:abstractNum w:abstractNumId="3" w15:restartNumberingAfterBreak="0">
+  <w:abstractNum w:abstractNumId="6" w15:restartNumberingAfterBreak="0">
     <w:nsid w:val="7CFD48D4"/>
     <w:multiLevelType w:val="hybridMultilevel"/>
     <w:tmpl w:val="4454BA74"/>
@@ -2701,10 +4910,10 @@
     </w:lvl>
   </w:abstractNum>
   <w:num w:numId="1">
-    <w:abstractNumId w:val="2"/>
+    <w:abstractNumId w:val="5"/>
   </w:num>
   <w:num w:numId="2">
-    <w:abstractNumId w:val="3"/>
+    <w:abstractNumId w:val="6"/>
   </w:num>
   <w:num w:numId="3">
     <w:abstractNumId w:val="0"/>
@@ -2712,11 +4921,20 @@
   <w:num w:numId="4">
     <w:abstractNumId w:val="1"/>
   </w:num>
+  <w:num w:numId="5">
+    <w:abstractNumId w:val="2"/>
+  </w:num>
+  <w:num w:numId="6">
+    <w:abstractNumId w:val="4"/>
+  </w:num>
+  <w:num w:numId="7">
+    <w:abstractNumId w:val="3"/>
+  </w:num>
 </w:numbering>
 </file>
 
 <file path=word/styles.xml><?xml version="1.0" encoding="utf-8"?>
-<w:styles xmlns:mc="http://schemas.openxmlformats.org/markup-compatibility/2006" xmlns:r="http://schemas.openxmlformats.org/officeDocument/2006/relationships" xmlns:w="http://schemas.openxmlformats.org/wordprocessingml/2006/main" xmlns:w14="http://schemas.microsoft.com/office/word/2010/wordml" xmlns:w15="http://schemas.microsoft.com/office/word/2012/wordml" xmlns:w16cex="http://schemas.microsoft.com/office/word/2018/wordml/cex" xmlns:w16cid="http://schemas.microsoft.com/office/word/2016/wordml/cid" xmlns:w16="http://schemas.microsoft.com/office/word/2018/wordml" xmlns:w16se="http://schemas.microsoft.com/office/word/2015/wordml/symex" mc:Ignorable="w14 w15 w16se w16cid w16 w16cex">
+<w:styles xmlns:mc="http://schemas.openxmlformats.org/markup-compatibility/2006" xmlns:r="http://schemas.openxmlformats.org/officeDocument/2006/relationships" xmlns:w="http://schemas.openxmlformats.org/wordprocessingml/2006/main" xmlns:w14="http://schemas.microsoft.com/office/word/2010/wordml" xmlns:w15="http://schemas.microsoft.com/office/word/2012/wordml" xmlns:w16cex="http://schemas.microsoft.com/office/word/2018/wordml/cex" xmlns:w16cid="http://schemas.microsoft.com/office/word/2016/wordml/cid" xmlns:w16="http://schemas.microsoft.com/office/word/2018/wordml" xmlns:w16sdtdh="http://schemas.microsoft.com/office/word/2020/wordml/sdtdatahash" xmlns:w16se="http://schemas.microsoft.com/office/word/2015/wordml/symex" mc:Ignorable="w14 w15 w16se w16cid w16 w16cex w16sdtdh">
   <w:docDefaults>
     <w:rPrDefault>
       <w:rPr>
